--- a/20_Projects/企業のオンライン保健室/顧客/杉山耕一税理士事務所/02_報告会記録/杉山耕一税理士事務所_2026年7-9月_総括報告書.docx
+++ b/20_Projects/企業のオンライン保健室/顧客/杉山耕一税理士事務所/02_報告会記録/杉山耕一税理士事務所_2026年7-9月_総括報告書.docx
@@ -1509,14 +1509,7 @@
                 <w:sz w:val="20"/>
                 <w:lang w:eastAsia="ja-JP"/>
               </w:rPr>
-              <w:t>仕事を楽しんでおり、7月の残業も「成長に必要な経験だった」と前向きに受け止めています。先輩によく質問し、得意分野を任されることで力を発揮している、とても順調な状態です。</w:t>
-            </w:r>
-            <w:r>
-              <w:rPr>
-                <w:sz w:val="20"/>
-                <w:lang w:eastAsia="ja-JP"/>
-              </w:rPr>
-              <w:br/>
+              <w:t>仕事を楽しんでおり、7月の残業も「成長に必要な経験だった」と受け止めています。ご本人は現在の働き方に満足しており、保健室での相談事は今はないとのことです。</w:t>
             </w:r>
           </w:p>
           <w:p>
@@ -2312,7 +2305,7 @@
           <w:sz w:val="20"/>
           <w:lang w:eastAsia="ja-JP"/>
         </w:rPr>
-        <w:t xml:space="preserve">　また、複数のメンバーから共通して、お客様の資料提出の遅れによる残業、クライアントとの調整で先生に間に入っていただきたい場面があること、夏休み（または確定申告後のお休み）がほしいという声が出ています。いずれも不満というより、「この事務所で長く働き続けたい」という思いから出ている声です。先生と社員の皆さんが直接話す機会を持つことで、解決の糸口が見つかると考えます。</w:t>
+        <w:t xml:space="preserve">　複数のメンバーから、お客様の資料提出の遅れが残業の原因になっているという声が出ています。一方で、期限までの間に進み具合を確認する声かけをしているメンバーもおり、残業を抑えられている様子が見られます。こうした工夫を事務所内で共有していただくことで、チーム全体の負担を減らせる可能性があります。</w:t>
         <w:br/>
       </w:r>
       <w:r>

--- a/20_Projects/企業のオンライン保健室/顧客/杉山耕一税理士事務所/02_報告会記録/杉山耕一税理士事務所_2026年7-9月_総括報告書.docx
+++ b/20_Projects/企業のオンライン保健室/顧客/杉山耕一税理士事務所/02_報告会記録/杉山耕一税理士事務所_2026年7-9月_総括報告書.docx
@@ -94,7 +94,7 @@
               <w:rPr>
                 <w:sz w:val="20"/>
               </w:rPr>
-              <w:t>2026年10月　日</w:t>
+              <w:t>2026年10月2日</w:t>
             </w:r>
           </w:p>
         </w:tc>
@@ -478,7 +478,7 @@
                 <w:sz w:val="20"/>
                 <w:lang w:eastAsia="ja-JP"/>
               </w:rPr>
-              <w:t>11月の行政書士試験に向けて、試験と生理周期が重ならないよう体調の調整を始めています。気持ちを内に抑えやすい方なので、「困ったら言っていい」という雰囲気づくりが、試験前後の体調の安定につながります。</w:t>
+              <w:t>子育てとの両立が一番の課題です。11月の行政書士試験に向けて、試験と生理周期が重ならないよう体調の調整も始めています。気持ちを内に抑えやすい方なので、「困ったら言っていい」という雰囲気づくりが両立を支えます。</w:t>
             </w:r>
             <w:r>
               <w:rPr>
@@ -555,7 +555,7 @@
               <w:rPr>
                 <w:sz w:val="18"/>
               </w:rPr>
-              <w:t>第3回：7月31日（計3回）</w:t>
+              <w:t>第2回：7月31日（計2回）</w:t>
             </w:r>
           </w:p>
         </w:tc>
@@ -2002,15 +2002,7 @@
               <w:rPr>
                 <w:sz w:val="18"/>
               </w:rPr>
-              <w:t>第2回：6月26日</w:t>
-            </w:r>
-          </w:p>
-          <w:p>
-            <w:r>
-              <w:rPr>
-                <w:sz w:val="18"/>
-              </w:rPr>
-              <w:t>第3回：10月実施予定（9月はご都合により振替）</w:t>
+              <w:t>10月予定</w:t>
             </w:r>
           </w:p>
         </w:tc>
@@ -2029,49 +2021,7 @@
                 <w:sz w:val="20"/>
                 <w:lang w:eastAsia="ja-JP"/>
               </w:rPr>
-              <w:t>モチベーション：高</w:t>
-            </w:r>
-          </w:p>
-          <w:p>
-            <w:pPr>
-              <w:rPr>
-                <w:lang w:eastAsia="ja-JP"/>
-              </w:rPr>
-            </w:pPr>
-            <w:r>
-              <w:rPr>
-                <w:sz w:val="20"/>
-                <w:lang w:eastAsia="ja-JP"/>
-              </w:rPr>
-              <w:t>自己肯定感：低</w:t>
-            </w:r>
-          </w:p>
-          <w:p>
-            <w:pPr>
-              <w:rPr>
-                <w:lang w:eastAsia="ja-JP"/>
-              </w:rPr>
-            </w:pPr>
-            <w:r>
-              <w:rPr>
-                <w:sz w:val="20"/>
-                <w:lang w:eastAsia="ja-JP"/>
-              </w:rPr>
-              <w:t>ホルモンバランス：要注意（回復傾向）</w:t>
-            </w:r>
-          </w:p>
-          <w:p>
-            <w:pPr>
-              <w:rPr>
-                <w:lang w:eastAsia="ja-JP"/>
-              </w:rPr>
-            </w:pPr>
-            <w:r>
-              <w:rPr>
-                <w:sz w:val="20"/>
-                <w:lang w:eastAsia="ja-JP"/>
-              </w:rPr>
-              <w:t>離職の可能性：中（身体的要因）</w:t>
+              <w:t>－</w:t>
             </w:r>
           </w:p>
         </w:tc>
@@ -2090,57 +2040,7 @@
                 <w:sz w:val="20"/>
                 <w:lang w:eastAsia="ja-JP"/>
               </w:rPr>
-              <w:t>【見立て】</w:t>
-            </w:r>
-          </w:p>
-          <w:p>
-            <w:pPr>
-              <w:rPr>
-                <w:rFonts w:hint="eastAsia"/>
-                <w:lang w:eastAsia="ja-JP"/>
-              </w:rPr>
-            </w:pPr>
-            <w:r>
-              <w:rPr>
-                <w:sz w:val="20"/>
-                <w:lang w:eastAsia="ja-JP"/>
-              </w:rPr>
-              <w:t>水腎症とアレルギー薬による腎臓への負担には引き続き注意が必要ですが、プロテインを減らす、体重を2kg落とすなど、健康のための行動が定着してきています。業務改善のアイデアを出すのが得意な方なので、アイデアを活かせる場が意欲につながります。</w:t>
-            </w:r>
-            <w:r>
-              <w:rPr>
-                <w:sz w:val="20"/>
-                <w:lang w:eastAsia="ja-JP"/>
-              </w:rPr>
-              <w:br/>
-            </w:r>
-          </w:p>
-          <w:p>
-            <w:pPr>
-              <w:rPr>
-                <w:lang w:eastAsia="ja-JP"/>
-              </w:rPr>
-            </w:pPr>
-            <w:r>
-              <w:rPr>
-                <w:sz w:val="20"/>
-                <w:lang w:eastAsia="ja-JP"/>
-              </w:rPr>
-              <w:t>【セッション概要】</w:t>
-            </w:r>
-          </w:p>
-          <w:p>
-            <w:pPr>
-              <w:rPr>
-                <w:lang w:eastAsia="ja-JP"/>
-              </w:rPr>
-            </w:pPr>
-            <w:r>
-              <w:rPr>
-                <w:sz w:val="20"/>
-                <w:lang w:eastAsia="ja-JP"/>
-              </w:rPr>
-              <w:t>6月26日：前回の取り組みが続いていることを確認。頭痛のご相談（水分不足が原因と推定）に対し、水分補給・腎臓マッサージ・鼻呼吸を提案。性質分析の結果を共有しました。9月はご都合により10月に実施予定です。</w:t>
+              <w:t>－</w:t>
             </w:r>
           </w:p>
         </w:tc>
@@ -2313,7 +2213,7 @@
           <w:sz w:val="20"/>
           <w:lang w:eastAsia="ja-JP"/>
         </w:rPr>
-        <w:t xml:space="preserve">　なお、中尾さんの退職に伴い、今後の対象者は10名となります。今後の進め方（梅田さんの関わり方を含む）について、ご報告の際にご相談させてください。引き続きよろしくお願いいたします。</w:t>
+        <w:t xml:space="preserve">　なお、中尾さんが退職されました。新しく入られた方を保健室の対象に加えるかどうかも含め、今後の進め方（梅田さんの関わり方を含む）について、ご報告の際にご相談させてください。引き続きよろしくお願いいたします。</w:t>
       </w:r>
     </w:p>
     <w:p>

--- a/20_Projects/企業のオンライン保健室/顧客/杉山耕一税理士事務所/02_報告会記録/杉山耕一税理士事務所_2026年7-9月_総括報告書.docx
+++ b/20_Projects/企業のオンライン保健室/顧客/杉山耕一税理士事務所/02_報告会記録/杉山耕一税理士事務所_2026年7-9月_総括報告書.docx
@@ -94,7 +94,37 @@
               <w:rPr>
                 <w:sz w:val="20"/>
               </w:rPr>
-              <w:t>2026年10月2日</w:t>
+              <w:t>2026</w:t>
+            </w:r>
+            <w:r>
+              <w:rPr>
+                <w:sz w:val="20"/>
+              </w:rPr>
+              <w:t>年</w:t>
+            </w:r>
+            <w:r>
+              <w:rPr>
+                <w:sz w:val="20"/>
+              </w:rPr>
+              <w:t>10</w:t>
+            </w:r>
+            <w:r>
+              <w:rPr>
+                <w:sz w:val="20"/>
+              </w:rPr>
+              <w:t>月</w:t>
+            </w:r>
+            <w:r>
+              <w:rPr>
+                <w:sz w:val="20"/>
+              </w:rPr>
+              <w:t>2</w:t>
+            </w:r>
+            <w:r>
+              <w:rPr>
+                <w:sz w:val="20"/>
+              </w:rPr>
+              <w:t>日</w:t>
             </w:r>
           </w:p>
         </w:tc>
@@ -122,7 +152,49 @@
               <w:rPr>
                 <w:sz w:val="20"/>
               </w:rPr>
-              <w:t>2026年7月〜9月（3ヶ月間）</w:t>
+              <w:t>2026</w:t>
+            </w:r>
+            <w:r>
+              <w:rPr>
+                <w:sz w:val="20"/>
+              </w:rPr>
+              <w:t>年</w:t>
+            </w:r>
+            <w:r>
+              <w:rPr>
+                <w:sz w:val="20"/>
+              </w:rPr>
+              <w:t>7</w:t>
+            </w:r>
+            <w:r>
+              <w:rPr>
+                <w:sz w:val="20"/>
+              </w:rPr>
+              <w:t>月〜</w:t>
+            </w:r>
+            <w:r>
+              <w:rPr>
+                <w:sz w:val="20"/>
+              </w:rPr>
+              <w:t>9</w:t>
+            </w:r>
+            <w:r>
+              <w:rPr>
+                <w:sz w:val="20"/>
+              </w:rPr>
+              <w:t>月（</w:t>
+            </w:r>
+            <w:r>
+              <w:rPr>
+                <w:sz w:val="20"/>
+              </w:rPr>
+              <w:t>3</w:t>
+            </w:r>
+            <w:r>
+              <w:rPr>
+                <w:sz w:val="20"/>
+              </w:rPr>
+              <w:t>ヶ月間）</w:t>
             </w:r>
           </w:p>
         </w:tc>
@@ -186,7 +258,21 @@
                 <w:sz w:val="20"/>
                 <w:lang w:eastAsia="ja-JP"/>
               </w:rPr>
-              <w:t>試験と繁忙期を乗り越える3ヶ月</w:t>
+              <w:t>試験と繁忙期を乗り越える</w:t>
+            </w:r>
+            <w:r>
+              <w:rPr>
+                <w:sz w:val="20"/>
+                <w:lang w:eastAsia="ja-JP"/>
+              </w:rPr>
+              <w:t>3</w:t>
+            </w:r>
+            <w:r>
+              <w:rPr>
+                <w:sz w:val="20"/>
+                <w:lang w:eastAsia="ja-JP"/>
+              </w:rPr>
+              <w:t>ヶ月</w:t>
             </w:r>
           </w:p>
         </w:tc>
@@ -225,7 +311,7 @@
           <w:sz w:val="20"/>
           <w:lang w:eastAsia="ja-JP"/>
         </w:rPr>
-        <w:t xml:space="preserve">　7月〜9月は、8月の税理士試験をはさんだ繁忙期の3ヶ月でした。この期間に9名とセッションを行いました（7月分の一部は8月に実施）。</w:t>
+        <w:t xml:space="preserve">　7〜9月は、8月の税理士試験をはさむ繁忙期でした。この期間に9名とセッションを行いました。</w:t>
         <w:br/>
       </w:r>
       <w:r>
@@ -233,7 +319,7 @@
           <w:sz w:val="20"/>
           <w:lang w:eastAsia="ja-JP"/>
         </w:rPr>
-        <w:t xml:space="preserve">　全体を通じて、試験と仕事の両立に向けて、それぞれが自分なりの工夫を重ねていることが伝わってきました。一方で、7月の繁忙期には残業が続き、体調を崩したメンバーもいました。お客様の資料提出の遅れなどで業務が後ろにずれ込むことが、残業の大きな要因になっています。</w:t>
+        <w:t xml:space="preserve">　それぞれが試験と仕事の両立に工夫を重ねています。一方、7月は残業が続き、体調を崩したメンバーもいました。主な要因は、お客様の資料提出の遅れです。</w:t>
         <w:br/>
       </w:r>
       <w:r>
@@ -241,7 +327,7 @@
           <w:sz w:val="20"/>
           <w:lang w:eastAsia="ja-JP"/>
         </w:rPr>
-        <w:t xml:space="preserve">　次の3ヶ月は、試験後の体のリセットと、確定申告の繁忙期に向けた体力づくりを重視してまいります。</w:t>
+        <w:t xml:space="preserve">　次期は、試験後の体のリセットと、確定申告期に向けた体力づくりに取り組みます。</w:t>
       </w:r>
     </w:p>
     <w:p>
@@ -273,10 +359,10 @@
         <w:tblLook w:val="04A0" w:firstRow="1" w:lastRow="0" w:firstColumn="1" w:lastColumn="0" w:noHBand="0" w:noVBand="1"/>
       </w:tblPr>
       <w:tblGrid>
-        <w:gridCol w:w="1327"/>
-        <w:gridCol w:w="1328"/>
-        <w:gridCol w:w="2093"/>
-        <w:gridCol w:w="4648"/>
+        <w:gridCol w:w="1326"/>
+        <w:gridCol w:w="1325"/>
+        <w:gridCol w:w="2088"/>
+        <w:gridCol w:w="4657"/>
       </w:tblGrid>
       <w:tr>
         <w:tc>
@@ -387,7 +473,55 @@
               <w:rPr>
                 <w:sz w:val="18"/>
               </w:rPr>
-              <w:t>第3回：7月10日（計3回）</w:t>
+              <w:t>第</w:t>
+            </w:r>
+            <w:r>
+              <w:rPr>
+                <w:sz w:val="18"/>
+              </w:rPr>
+              <w:t>3</w:t>
+            </w:r>
+            <w:r>
+              <w:rPr>
+                <w:sz w:val="18"/>
+              </w:rPr>
+              <w:t>回：</w:t>
+            </w:r>
+            <w:r>
+              <w:rPr>
+                <w:sz w:val="18"/>
+              </w:rPr>
+              <w:t>7</w:t>
+            </w:r>
+            <w:r>
+              <w:rPr>
+                <w:sz w:val="18"/>
+              </w:rPr>
+              <w:t>月</w:t>
+            </w:r>
+            <w:r>
+              <w:rPr>
+                <w:sz w:val="18"/>
+              </w:rPr>
+              <w:t>10</w:t>
+            </w:r>
+            <w:r>
+              <w:rPr>
+                <w:sz w:val="18"/>
+              </w:rPr>
+              <w:t>日（計</w:t>
+            </w:r>
+            <w:r>
+              <w:rPr>
+                <w:sz w:val="18"/>
+              </w:rPr>
+              <w:t>3</w:t>
+            </w:r>
+            <w:r>
+              <w:rPr>
+                <w:sz w:val="18"/>
+              </w:rPr>
+              <w:t>回）</w:t>
             </w:r>
           </w:p>
         </w:tc>
@@ -406,7 +540,21 @@
                 <w:sz w:val="20"/>
                 <w:lang w:eastAsia="ja-JP"/>
               </w:rPr>
-              <w:t>モチベーション：高→中</w:t>
+              <w:t>モチベーション：高</w:t>
+            </w:r>
+            <w:r>
+              <w:rPr>
+                <w:sz w:val="20"/>
+                <w:lang w:eastAsia="ja-JP"/>
+              </w:rPr>
+              <w:t>→</w:t>
+            </w:r>
+            <w:r>
+              <w:rPr>
+                <w:sz w:val="20"/>
+                <w:lang w:eastAsia="ja-JP"/>
+              </w:rPr>
+              <w:t>中</w:t>
             </w:r>
           </w:p>
           <w:p>
@@ -469,7 +617,6 @@
           <w:p>
             <w:pPr>
               <w:rPr>
-                <w:rFonts w:hint="eastAsia"/>
                 <w:lang w:eastAsia="ja-JP"/>
               </w:rPr>
             </w:pPr>
@@ -478,7 +625,7 @@
                 <w:sz w:val="20"/>
                 <w:lang w:eastAsia="ja-JP"/>
               </w:rPr>
-              <w:t>子育てとの両立が一番の課題です。11月の行政書士試験に向けて、試験と生理周期が重ならないよう体調の調整も始めています。気持ちを内に抑えやすい方なので、「困ったら言っていい」という雰囲気づくりが両立を支えます。</w:t>
+              <w:t>子育てとの両立が一番の課題です。気持ちを内に抑えやすい方なので、「困ったら言っていい」雰囲気づくりが支えになります。</w:t>
             </w:r>
             <w:r>
               <w:rPr>
@@ -513,7 +660,7 @@
                 <w:sz w:val="20"/>
                 <w:lang w:eastAsia="ja-JP"/>
               </w:rPr>
-              <w:t>音声のみで実施。体調は暑さもありやや低め、仕事へのやる気は10段階で7。試験勉強の優先順位づけと、寝る前の記憶定着法を提案。育児の話から「自分の気持ちを言葉にすること」がテーマとして見えてきました。次回は10〜11月（試験前）の予定です。</w:t>
+              <w:t>音声のみで実施。体調はやや低め、やる気は10段階で7。11月の行政書士試験に向け、生理周期の調整と勉強の優先順位づけを提案しました。次回は10〜11月。</w:t>
             </w:r>
           </w:p>
         </w:tc>
@@ -555,7 +702,55 @@
               <w:rPr>
                 <w:sz w:val="18"/>
               </w:rPr>
-              <w:t>第2回：7月31日（計2回）</w:t>
+              <w:t>第</w:t>
+            </w:r>
+            <w:r>
+              <w:rPr>
+                <w:sz w:val="18"/>
+              </w:rPr>
+              <w:t>2</w:t>
+            </w:r>
+            <w:r>
+              <w:rPr>
+                <w:sz w:val="18"/>
+              </w:rPr>
+              <w:t>回：</w:t>
+            </w:r>
+            <w:r>
+              <w:rPr>
+                <w:sz w:val="18"/>
+              </w:rPr>
+              <w:t>7</w:t>
+            </w:r>
+            <w:r>
+              <w:rPr>
+                <w:sz w:val="18"/>
+              </w:rPr>
+              <w:t>月</w:t>
+            </w:r>
+            <w:r>
+              <w:rPr>
+                <w:sz w:val="18"/>
+              </w:rPr>
+              <w:t>31</w:t>
+            </w:r>
+            <w:r>
+              <w:rPr>
+                <w:sz w:val="18"/>
+              </w:rPr>
+              <w:t>日（計</w:t>
+            </w:r>
+            <w:r>
+              <w:rPr>
+                <w:sz w:val="18"/>
+              </w:rPr>
+              <w:t>2</w:t>
+            </w:r>
+            <w:r>
+              <w:rPr>
+                <w:sz w:val="18"/>
+              </w:rPr>
+              <w:t>回）</w:t>
             </w:r>
           </w:p>
         </w:tc>
@@ -637,7 +832,6 @@
           <w:p>
             <w:pPr>
               <w:rPr>
-                <w:rFonts w:hint="eastAsia"/>
                 <w:lang w:eastAsia="ja-JP"/>
               </w:rPr>
             </w:pPr>
@@ -646,7 +840,7 @@
                 <w:sz w:val="20"/>
                 <w:lang w:eastAsia="ja-JP"/>
               </w:rPr>
-              <w:t>安定しています。税理士試験に向けて予備校のコースを検討中で、学習時間の確保への配慮が意欲を支えます。</w:t>
+              <w:t>安定しています。学習時間の確保への配慮が意欲を支えます。</w:t>
             </w:r>
             <w:r>
               <w:rPr>
@@ -681,7 +875,7 @@
                 <w:sz w:val="20"/>
                 <w:lang w:eastAsia="ja-JP"/>
               </w:rPr>
-              <w:t>体調は10段階で8と安定。勉強（暗記と理解）の負荷によるストレスは中程度。夏の間お休みしている運動について、過ごし方を確認。利き脳診断を実施し、AIを学習に活かす方法を紹介しました。次回は10月の予定です。</w:t>
+              <w:t>体調は10段階で8。勉強の負荷によるストレスは中程度。夏の運動休止中の過ごし方を確認し、AIを学習に活かす方法を紹介しました。次回は10月。</w:t>
             </w:r>
           </w:p>
         </w:tc>
@@ -697,6 +891,7 @@
               <w:rPr>
                 <w:sz w:val="18"/>
               </w:rPr>
+              <w:lastRenderedPageBreak/>
               <w:t>佐々木</w:t>
             </w:r>
             <w:proofErr w:type="spellEnd"/>
@@ -725,7 +920,55 @@
               <w:rPr>
                 <w:sz w:val="18"/>
               </w:rPr>
-              <w:t>第3回：8月10日（計3回）</w:t>
+              <w:t>第</w:t>
+            </w:r>
+            <w:r>
+              <w:rPr>
+                <w:sz w:val="18"/>
+              </w:rPr>
+              <w:t>3</w:t>
+            </w:r>
+            <w:r>
+              <w:rPr>
+                <w:sz w:val="18"/>
+              </w:rPr>
+              <w:t>回：</w:t>
+            </w:r>
+            <w:r>
+              <w:rPr>
+                <w:sz w:val="18"/>
+              </w:rPr>
+              <w:t>8</w:t>
+            </w:r>
+            <w:r>
+              <w:rPr>
+                <w:sz w:val="18"/>
+              </w:rPr>
+              <w:t>月</w:t>
+            </w:r>
+            <w:r>
+              <w:rPr>
+                <w:sz w:val="18"/>
+              </w:rPr>
+              <w:t>10</w:t>
+            </w:r>
+            <w:r>
+              <w:rPr>
+                <w:sz w:val="18"/>
+              </w:rPr>
+              <w:t>日（計</w:t>
+            </w:r>
+            <w:r>
+              <w:rPr>
+                <w:sz w:val="18"/>
+              </w:rPr>
+              <w:t>3</w:t>
+            </w:r>
+            <w:r>
+              <w:rPr>
+                <w:sz w:val="18"/>
+              </w:rPr>
+              <w:t>回）</w:t>
             </w:r>
           </w:p>
         </w:tc>
@@ -744,7 +987,21 @@
                 <w:sz w:val="20"/>
                 <w:lang w:eastAsia="ja-JP"/>
               </w:rPr>
-              <w:t>モチベーション：高→中</w:t>
+              <w:t>モチベーション：高</w:t>
+            </w:r>
+            <w:r>
+              <w:rPr>
+                <w:sz w:val="20"/>
+                <w:lang w:eastAsia="ja-JP"/>
+              </w:rPr>
+              <w:t>→</w:t>
+            </w:r>
+            <w:r>
+              <w:rPr>
+                <w:sz w:val="20"/>
+                <w:lang w:eastAsia="ja-JP"/>
+              </w:rPr>
+              <w:t>中</w:t>
             </w:r>
           </w:p>
           <w:p>
@@ -758,7 +1015,21 @@
                 <w:sz w:val="20"/>
                 <w:lang w:eastAsia="ja-JP"/>
               </w:rPr>
-              <w:t>自己肯定感：中→低</w:t>
+              <w:t>自己肯定感：中</w:t>
+            </w:r>
+            <w:r>
+              <w:rPr>
+                <w:sz w:val="20"/>
+                <w:lang w:eastAsia="ja-JP"/>
+              </w:rPr>
+              <w:t>→</w:t>
+            </w:r>
+            <w:r>
+              <w:rPr>
+                <w:sz w:val="20"/>
+                <w:lang w:eastAsia="ja-JP"/>
+              </w:rPr>
+              <w:t>低</w:t>
             </w:r>
           </w:p>
           <w:p>
@@ -786,7 +1057,22 @@
                 <w:sz w:val="20"/>
                 <w:lang w:eastAsia="ja-JP"/>
               </w:rPr>
-              <w:t>離職の可能性：中（身体的要因・勉強との両立）</w:t>
+              <w:t>離職の可能性：</w:t>
+            </w:r>
+            <w:r>
+              <w:rPr>
+                <w:rFonts w:hint="eastAsia"/>
+                <w:sz w:val="20"/>
+                <w:lang w:eastAsia="ja-JP"/>
+              </w:rPr>
+              <w:t>高</w:t>
+            </w:r>
+            <w:r>
+              <w:rPr>
+                <w:sz w:val="20"/>
+                <w:lang w:eastAsia="ja-JP"/>
+              </w:rPr>
+              <w:t>（身体的要因）</w:t>
             </w:r>
           </w:p>
         </w:tc>
@@ -811,7 +1097,6 @@
           <w:p>
             <w:pPr>
               <w:rPr>
-                <w:rFonts w:hint="eastAsia"/>
                 <w:lang w:eastAsia="ja-JP"/>
               </w:rPr>
             </w:pPr>
@@ -820,7 +1105,7 @@
                 <w:sz w:val="20"/>
                 <w:lang w:eastAsia="ja-JP"/>
               </w:rPr>
-              <w:t>7月の繁忙期に過呼吸様の発作と全身の蕁麻疹が出ており、心身の負荷が限界に近かったサインです。繁忙期に業務が一人に集中しないようにすることと、ご本人が希望している「勉強と両立できる働き方」を話し合う場を持つことが、離職予防のカギです。</w:t>
+              <w:t>7月の過呼吸様の発作と蕁麻疹は、心身の負荷が限界に近かったサインです。繁忙期の業務集中を避け、勉強と両立できる働き方を話し合う場を持つことが離職予防のカギです。</w:t>
             </w:r>
             <w:r>
               <w:rPr>
@@ -855,7 +1140,7 @@
                 <w:sz w:val="20"/>
                 <w:lang w:eastAsia="ja-JP"/>
               </w:rPr>
-              <w:t>7月末、出勤前に過呼吸様の発作（ご本人が救急に電話で相談・救急車の出動はなし、約1時間で回復）があり、同じ時期に全身の蕁麻疹と発熱も出ました（1〜2日で回復）。背景は、お客様の資料提出の遅れへの対応による連日の残業です。8月に入りその業務が落ち着き、気持ちは軽くなったとのこと。今年の税理士試験は見送り、来年受験予定。気持ちを言葉にして外に出す方法（言葉治療カウンセリング）と、朝晩の声かけ（アファメーション）を提案。危険信号はありません。次回は体調の再発の有無を最優先で確認します。</w:t>
+              <w:t>7月末、出勤前に過呼吸様の発作（救急に電話で相談・約1時間で回復）、同時期に全身の蕁麻疹と発熱（1〜2日で回復）。背景は資料提出の遅れへの対応による連日の残業で、8月は落ち着いています。今年の試験は見送り、来年受験予定。気持ちを言葉にして出す方法を提案。回数増やす提案をしていますが、ご連絡は来ておりません。次回は体調の再発の有無を最優先で確認します。</w:t>
             </w:r>
           </w:p>
         </w:tc>
@@ -871,7 +1156,6 @@
               <w:rPr>
                 <w:sz w:val="18"/>
               </w:rPr>
-              <w:lastRenderedPageBreak/>
               <w:t>石渡</w:t>
             </w:r>
             <w:proofErr w:type="spellEnd"/>
@@ -900,7 +1184,55 @@
               <w:rPr>
                 <w:sz w:val="18"/>
               </w:rPr>
-              <w:t>第3回：8月10日（計3回）</w:t>
+              <w:t>第</w:t>
+            </w:r>
+            <w:r>
+              <w:rPr>
+                <w:sz w:val="18"/>
+              </w:rPr>
+              <w:t>3</w:t>
+            </w:r>
+            <w:r>
+              <w:rPr>
+                <w:sz w:val="18"/>
+              </w:rPr>
+              <w:t>回：</w:t>
+            </w:r>
+            <w:r>
+              <w:rPr>
+                <w:sz w:val="18"/>
+              </w:rPr>
+              <w:t>8</w:t>
+            </w:r>
+            <w:r>
+              <w:rPr>
+                <w:sz w:val="18"/>
+              </w:rPr>
+              <w:t>月</w:t>
+            </w:r>
+            <w:r>
+              <w:rPr>
+                <w:sz w:val="18"/>
+              </w:rPr>
+              <w:t>10</w:t>
+            </w:r>
+            <w:r>
+              <w:rPr>
+                <w:sz w:val="18"/>
+              </w:rPr>
+              <w:t>日（計</w:t>
+            </w:r>
+            <w:r>
+              <w:rPr>
+                <w:sz w:val="18"/>
+              </w:rPr>
+              <w:t>3</w:t>
+            </w:r>
+            <w:r>
+              <w:rPr>
+                <w:sz w:val="18"/>
+              </w:rPr>
+              <w:t>回）</w:t>
             </w:r>
           </w:p>
         </w:tc>
@@ -986,7 +1318,6 @@
           <w:p>
             <w:pPr>
               <w:rPr>
-                <w:rFonts w:hint="eastAsia"/>
                 <w:lang w:eastAsia="ja-JP"/>
               </w:rPr>
             </w:pPr>
@@ -995,7 +1326,7 @@
                 <w:sz w:val="20"/>
                 <w:lang w:eastAsia="ja-JP"/>
               </w:rPr>
-              <w:t>睡眠が改善してきており、前回の関わりが定着しつつあります。子育ての負荷が体調に出やすい方なので、引き続き柔軟な勤務の選択肢があることが安心感につながります。</w:t>
+              <w:t>睡眠が改善し、前回の関わりが定着しつつあります。子育ての負荷が体調に出やすいため、柔軟な勤務の選択肢が安心感につながります。</w:t>
             </w:r>
             <w:r>
               <w:rPr>
@@ -1030,7 +1361,7 @@
                 <w:sz w:val="20"/>
                 <w:lang w:eastAsia="ja-JP"/>
               </w:rPr>
-              <w:t>夜にお子さんの咳で目が覚めることが減り、睡眠が改善。歯ぎしりは続いています。お子さんへの関わり方（笑顔で話す）と、兄妹喧嘩の受け止め方を一緒に整理しました。ご家族のプロファイリングをご案内。通信の不調により予定より早めに終了しました。</w:t>
+              <w:t>夜中に目が覚めることが減り、睡眠が改善。歯ぎしりは継続しています。お子さんとの関わり方を一緒に整理しました。</w:t>
             </w:r>
           </w:p>
         </w:tc>
@@ -1074,7 +1405,55 @@
               <w:rPr>
                 <w:sz w:val="18"/>
               </w:rPr>
-              <w:t>第3回：8月7日（計3回）</w:t>
+              <w:t>第</w:t>
+            </w:r>
+            <w:r>
+              <w:rPr>
+                <w:sz w:val="18"/>
+              </w:rPr>
+              <w:t>3</w:t>
+            </w:r>
+            <w:r>
+              <w:rPr>
+                <w:sz w:val="18"/>
+              </w:rPr>
+              <w:t>回：</w:t>
+            </w:r>
+            <w:r>
+              <w:rPr>
+                <w:sz w:val="18"/>
+              </w:rPr>
+              <w:t>8</w:t>
+            </w:r>
+            <w:r>
+              <w:rPr>
+                <w:sz w:val="18"/>
+              </w:rPr>
+              <w:t>月</w:t>
+            </w:r>
+            <w:r>
+              <w:rPr>
+                <w:sz w:val="18"/>
+              </w:rPr>
+              <w:t>7</w:t>
+            </w:r>
+            <w:r>
+              <w:rPr>
+                <w:sz w:val="18"/>
+              </w:rPr>
+              <w:t>日（計</w:t>
+            </w:r>
+            <w:r>
+              <w:rPr>
+                <w:sz w:val="18"/>
+              </w:rPr>
+              <w:t>3</w:t>
+            </w:r>
+            <w:r>
+              <w:rPr>
+                <w:sz w:val="18"/>
+              </w:rPr>
+              <w:t>回）</w:t>
             </w:r>
           </w:p>
         </w:tc>
@@ -1156,7 +1535,6 @@
           <w:p>
             <w:pPr>
               <w:rPr>
-                <w:rFonts w:hint="eastAsia"/>
                 <w:lang w:eastAsia="ja-JP"/>
               </w:rPr>
             </w:pPr>
@@ -1165,7 +1543,7 @@
                 <w:sz w:val="20"/>
                 <w:lang w:eastAsia="ja-JP"/>
               </w:rPr>
-              <w:t>子育ての負荷が軽くなり、安定しています。仕事の進め方について率直な要望をお持ちなので、先生と直接話す機会を持つことで、さらに力を発揮できる方です。</w:t>
+              <w:t>子育ての負荷が軽くなり、安定しています。先生と直接話す機会があると、さらに力を発揮できる方です。</w:t>
             </w:r>
             <w:r>
               <w:rPr>
@@ -1200,7 +1578,7 @@
                 <w:sz w:val="20"/>
                 <w:lang w:eastAsia="ja-JP"/>
               </w:rPr>
-              <w:t>前回の提案（お子さんの話をきちんと聞く）を実践し、お子さんが落ち着き、ご本人も怒ることが減りました。仕事面では、一人あたりの案件量の多さ、クライアントとの調整で先生に間に入ってほしい場面があること、夏休み（交代制）がほしいという要望を話されました。話す中でご本人から「先生に直接聞いたことがなかった。もっとコミュニケーションを取ったらいいかも」という気づきがありました。</w:t>
+              <w:t>前回の提案を実践し、お子さんが落ち着きました。仕事面では、案件量の多さ、先生に間に入ってほしい場面、夏休み（交代制）の要望あり。ご本人から「先生ともっとコミュニケーションを取りたい」という気づきがありました。</w:t>
             </w:r>
           </w:p>
         </w:tc>
@@ -1216,6 +1594,7 @@
               <w:rPr>
                 <w:sz w:val="18"/>
               </w:rPr>
+              <w:lastRenderedPageBreak/>
               <w:t>楠本</w:t>
             </w:r>
             <w:proofErr w:type="spellEnd"/>
@@ -1244,7 +1623,55 @@
               <w:rPr>
                 <w:sz w:val="18"/>
               </w:rPr>
-              <w:t>第3回：8月7日（計3回）</w:t>
+              <w:t>第</w:t>
+            </w:r>
+            <w:r>
+              <w:rPr>
+                <w:sz w:val="18"/>
+              </w:rPr>
+              <w:t>3</w:t>
+            </w:r>
+            <w:r>
+              <w:rPr>
+                <w:sz w:val="18"/>
+              </w:rPr>
+              <w:t>回：</w:t>
+            </w:r>
+            <w:r>
+              <w:rPr>
+                <w:sz w:val="18"/>
+              </w:rPr>
+              <w:t>8</w:t>
+            </w:r>
+            <w:r>
+              <w:rPr>
+                <w:sz w:val="18"/>
+              </w:rPr>
+              <w:t>月</w:t>
+            </w:r>
+            <w:r>
+              <w:rPr>
+                <w:sz w:val="18"/>
+              </w:rPr>
+              <w:t>7</w:t>
+            </w:r>
+            <w:r>
+              <w:rPr>
+                <w:sz w:val="18"/>
+              </w:rPr>
+              <w:t>日（計</w:t>
+            </w:r>
+            <w:r>
+              <w:rPr>
+                <w:sz w:val="18"/>
+              </w:rPr>
+              <w:t>3</w:t>
+            </w:r>
+            <w:r>
+              <w:rPr>
+                <w:sz w:val="18"/>
+              </w:rPr>
+              <w:t>回）</w:t>
             </w:r>
           </w:p>
         </w:tc>
@@ -1326,7 +1753,6 @@
           <w:p>
             <w:pPr>
               <w:rPr>
-                <w:rFonts w:hint="eastAsia"/>
                 <w:lang w:eastAsia="ja-JP"/>
               </w:rPr>
             </w:pPr>
@@ -1335,7 +1761,7 @@
                 <w:sz w:val="20"/>
                 <w:lang w:eastAsia="ja-JP"/>
               </w:rPr>
-              <w:t>試験の手応えは厳しかったものの、すでに来年に向けて気持ちを切り替えています。業務を一時的に絞って試験に集中する方針を自ら先生に伝えられる主体性があります。繁忙期の勉強時間を支える「体力づくり」を応援する関わりが効果的です。</w:t>
+              <w:t>試験の手応えは厳しかったものの、来年に向けて切り替えができています。自ら先生に業務調整を相談できる主体性があります。</w:t>
             </w:r>
             <w:r>
               <w:rPr>
@@ -1370,7 +1796,7 @@
                 <w:sz w:val="20"/>
                 <w:lang w:eastAsia="ja-JP"/>
               </w:rPr>
-              <w:t>8月の試験（簿記論）を終えて振り返り。便通は改善傾向、歯ぎしりは続いています。仕事と勉強を両立するための体力づくり（通勤やオフィスでのすきま運動、朝の運動、涼しくなってからのランニング）と、食生活（丸ごとの野菜・木綿豆腐）を提案しました。次回は11月の予定です。</w:t>
+              <w:t>便通は改善、歯ぎしりは継続しています。繁忙期でも勉強を続けるための体力づくり（すきま運動・朝の運動）と食生活を提案しました。次回は11月。</w:t>
             </w:r>
           </w:p>
         </w:tc>
@@ -1414,7 +1840,55 @@
               <w:rPr>
                 <w:sz w:val="18"/>
               </w:rPr>
-              <w:t>第3回：8月20日（計3回）</w:t>
+              <w:t>第</w:t>
+            </w:r>
+            <w:r>
+              <w:rPr>
+                <w:sz w:val="18"/>
+              </w:rPr>
+              <w:t>3</w:t>
+            </w:r>
+            <w:r>
+              <w:rPr>
+                <w:sz w:val="18"/>
+              </w:rPr>
+              <w:t>回：</w:t>
+            </w:r>
+            <w:r>
+              <w:rPr>
+                <w:sz w:val="18"/>
+              </w:rPr>
+              <w:t>8</w:t>
+            </w:r>
+            <w:r>
+              <w:rPr>
+                <w:sz w:val="18"/>
+              </w:rPr>
+              <w:t>月</w:t>
+            </w:r>
+            <w:r>
+              <w:rPr>
+                <w:sz w:val="18"/>
+              </w:rPr>
+              <w:t>20</w:t>
+            </w:r>
+            <w:r>
+              <w:rPr>
+                <w:sz w:val="18"/>
+              </w:rPr>
+              <w:t>日（計</w:t>
+            </w:r>
+            <w:r>
+              <w:rPr>
+                <w:sz w:val="18"/>
+              </w:rPr>
+              <w:t>3</w:t>
+            </w:r>
+            <w:r>
+              <w:rPr>
+                <w:sz w:val="18"/>
+              </w:rPr>
+              <w:t>回）</w:t>
             </w:r>
           </w:p>
         </w:tc>
@@ -1433,7 +1907,21 @@
                 <w:sz w:val="20"/>
                 <w:lang w:eastAsia="ja-JP"/>
               </w:rPr>
-              <w:t>モチベーション：中→高</w:t>
+              <w:t>モチベーション：中</w:t>
+            </w:r>
+            <w:r>
+              <w:rPr>
+                <w:sz w:val="20"/>
+                <w:lang w:eastAsia="ja-JP"/>
+              </w:rPr>
+              <w:t>→</w:t>
+            </w:r>
+            <w:r>
+              <w:rPr>
+                <w:sz w:val="20"/>
+                <w:lang w:eastAsia="ja-JP"/>
+              </w:rPr>
+              <w:t>高</w:t>
             </w:r>
           </w:p>
           <w:p>
@@ -1447,7 +1935,21 @@
                 <w:sz w:val="20"/>
                 <w:lang w:eastAsia="ja-JP"/>
               </w:rPr>
-              <w:t>自己肯定感：中→高</w:t>
+              <w:t>自己肯定感：中</w:t>
+            </w:r>
+            <w:r>
+              <w:rPr>
+                <w:sz w:val="20"/>
+                <w:lang w:eastAsia="ja-JP"/>
+              </w:rPr>
+              <w:t>→</w:t>
+            </w:r>
+            <w:r>
+              <w:rPr>
+                <w:sz w:val="20"/>
+                <w:lang w:eastAsia="ja-JP"/>
+              </w:rPr>
+              <w:t>高</w:t>
             </w:r>
           </w:p>
           <w:p>
@@ -1475,7 +1977,21 @@
                 <w:sz w:val="20"/>
                 <w:lang w:eastAsia="ja-JP"/>
               </w:rPr>
-              <w:t>離職の可能性：中→低</w:t>
+              <w:t>離職の可能性：中</w:t>
+            </w:r>
+            <w:r>
+              <w:rPr>
+                <w:sz w:val="20"/>
+                <w:lang w:eastAsia="ja-JP"/>
+              </w:rPr>
+              <w:t>→</w:t>
+            </w:r>
+            <w:r>
+              <w:rPr>
+                <w:sz w:val="20"/>
+                <w:lang w:eastAsia="ja-JP"/>
+              </w:rPr>
+              <w:t>低</w:t>
             </w:r>
           </w:p>
         </w:tc>
@@ -1500,7 +2016,6 @@
           <w:p>
             <w:pPr>
               <w:rPr>
-                <w:rFonts w:hint="eastAsia"/>
                 <w:lang w:eastAsia="ja-JP"/>
               </w:rPr>
             </w:pPr>
@@ -1509,7 +2024,7 @@
                 <w:sz w:val="20"/>
                 <w:lang w:eastAsia="ja-JP"/>
               </w:rPr>
-              <w:t>仕事を楽しんでおり、7月の残業も「成長に必要な経験だった」と受け止めています。ご本人は現在の働き方に満足しており、保健室での相談事は今はないとのことです。</w:t>
+              <w:t>仕事を楽しんでおり、7月の残業も「成長に必要な経験」と受け止めています。現在、保健室での相談事はないとのことです。</w:t>
             </w:r>
           </w:p>
           <w:p>
@@ -1527,184 +2042,17 @@
             </w:r>
           </w:p>
           <w:p>
+            <w:pPr>
+              <w:rPr>
+                <w:lang w:eastAsia="ja-JP"/>
+              </w:rPr>
+            </w:pPr>
             <w:r>
               <w:rPr>
                 <w:sz w:val="20"/>
                 <w:lang w:eastAsia="ja-JP"/>
               </w:rPr>
-              <w:t>8月の試験は2科目を受験（手応えは合格ライン前後）。7月は月30時間を超える残業。数字の誤りに気づく力・効率化・学び方の工夫といった強みを確認しました。夏休み（または確定申告後のお休み）の要望あり。ご本人から「現在とても順調なので、定期の面談よりも必要なときに利用したい」とのお話がありました。今後の関わり方について、先生とご相談させてください。</w:t>
-            </w:r>
-            <w:proofErr w:type="spellStart"/>
-            <w:proofErr w:type="spellEnd"/>
-          </w:p>
-        </w:tc>
-      </w:tr>
-      <w:tr>
-        <w:tc>
-          <w:tcPr>
-            <w:tcW w:w="1417" w:type="dxa"/>
-          </w:tcPr>
-          <w:p>
-            <w:r>
-              <w:rPr>
-                <w:sz w:val="18"/>
-              </w:rPr>
-              <w:t>富永</w:t>
-            </w:r>
-            <w:r>
-              <w:rPr>
-                <w:sz w:val="18"/>
-              </w:rPr>
-              <w:t xml:space="preserve"> </w:t>
-            </w:r>
-            <w:r>
-              <w:rPr>
-                <w:sz w:val="18"/>
-              </w:rPr>
-              <w:t>春菜さん</w:t>
-            </w:r>
-          </w:p>
-        </w:tc>
-        <w:tc>
-          <w:tcPr>
-            <w:tcW w:w="1417" w:type="dxa"/>
-          </w:tcPr>
-          <w:p>
-            <w:r>
-              <w:rPr>
-                <w:sz w:val="18"/>
-              </w:rPr>
-              <w:t>第3回：8月7日（計3回）</w:t>
-            </w:r>
-          </w:p>
-        </w:tc>
-        <w:tc>
-          <w:tcPr>
-            <w:tcW w:w="2268" w:type="dxa"/>
-          </w:tcPr>
-          <w:p>
-            <w:pPr>
-              <w:rPr>
-                <w:lang w:eastAsia="ja-JP"/>
-              </w:rPr>
-            </w:pPr>
-            <w:r>
-              <w:rPr>
-                <w:sz w:val="20"/>
-                <w:lang w:eastAsia="ja-JP"/>
-              </w:rPr>
-              <w:t>モチベーション：高</w:t>
-            </w:r>
-          </w:p>
-          <w:p>
-            <w:pPr>
-              <w:rPr>
-                <w:lang w:eastAsia="ja-JP"/>
-              </w:rPr>
-            </w:pPr>
-            <w:r>
-              <w:rPr>
-                <w:sz w:val="20"/>
-                <w:lang w:eastAsia="ja-JP"/>
-              </w:rPr>
-              <w:t>自己肯定感：低（改善の兆し）</w:t>
-            </w:r>
-          </w:p>
-          <w:p>
-            <w:pPr>
-              <w:rPr>
-                <w:lang w:eastAsia="ja-JP"/>
-              </w:rPr>
-            </w:pPr>
-            <w:r>
-              <w:rPr>
-                <w:sz w:val="20"/>
-                <w:lang w:eastAsia="ja-JP"/>
-              </w:rPr>
-              <w:t>ホルモンバランス：要注意（回復傾向）</w:t>
-            </w:r>
-          </w:p>
-          <w:p>
-            <w:pPr>
-              <w:rPr>
-                <w:lang w:eastAsia="ja-JP"/>
-              </w:rPr>
-            </w:pPr>
-            <w:r>
-              <w:rPr>
-                <w:sz w:val="20"/>
-                <w:lang w:eastAsia="ja-JP"/>
-              </w:rPr>
-              <w:t>離職の可能性：中（身体的要因）</w:t>
-            </w:r>
-          </w:p>
-        </w:tc>
-        <w:tc>
-          <w:tcPr>
-            <w:tcW w:w="5102" w:type="dxa"/>
-          </w:tcPr>
-          <w:p>
-            <w:pPr>
-              <w:rPr>
-                <w:lang w:eastAsia="ja-JP"/>
-              </w:rPr>
-            </w:pPr>
-            <w:r>
-              <w:rPr>
-                <w:sz w:val="20"/>
-                <w:lang w:eastAsia="ja-JP"/>
-              </w:rPr>
-              <w:t>【見立て】</w:t>
-            </w:r>
-          </w:p>
-          <w:p>
-            <w:pPr>
-              <w:rPr>
-                <w:rFonts w:hint="eastAsia"/>
-                <w:lang w:eastAsia="ja-JP"/>
-              </w:rPr>
-            </w:pPr>
-            <w:r>
-              <w:rPr>
-                <w:sz w:val="20"/>
-                <w:lang w:eastAsia="ja-JP"/>
-              </w:rPr>
-              <w:t>笑い声が増え、「一人で抱え込む」から「人に話してみる」への変化が見え始めています。丁寧に調べ尽くす力は事務所の品質を支える強みですが、完璧を求めて疲れやすいため、「ここまでで十分」という基準を示す声かけが助けになります。</w:t>
-            </w:r>
-            <w:r>
-              <w:rPr>
-                <w:sz w:val="20"/>
-                <w:lang w:eastAsia="ja-JP"/>
-              </w:rPr>
-              <w:br/>
-            </w:r>
-          </w:p>
-          <w:p>
-            <w:pPr>
-              <w:rPr>
-                <w:lang w:eastAsia="ja-JP"/>
-              </w:rPr>
-            </w:pPr>
-            <w:r>
-              <w:rPr>
-                <w:sz w:val="20"/>
-                <w:lang w:eastAsia="ja-JP"/>
-              </w:rPr>
-              <w:t>【セッション概要】</w:t>
-            </w:r>
-          </w:p>
-          <w:p>
-            <w:pPr>
-              <w:rPr>
-                <w:lang w:eastAsia="ja-JP"/>
-              </w:rPr>
-            </w:pPr>
-            <w:r>
-              <w:rPr>
-                <w:sz w:val="20"/>
-                <w:lang w:eastAsia="ja-JP"/>
-              </w:rPr>
-              <w:t>8月の消費税法の試験を終えて振り返り。調べ尽くす仕事の進め方と、力の抜きどころについてお話ししました。後半はお子さんの受験・子育てのご相談。最後にご本人から「家族ともっと話してみる」という前向きな言葉がありました。次回は11月の予定です。</w:t>
+              <w:t>試験は2科目を受験。7月は月30時間超の残業。夏休み（または確定申告後の休み）の要望あり。ご本人より「定期の面談より、必要なときに利用したい」とのお話があり、今後の関わり方をご相談させてください。</w:t>
             </w:r>
           </w:p>
         </w:tc>
@@ -1720,8 +2068,7 @@
               <w:rPr>
                 <w:sz w:val="18"/>
               </w:rPr>
-              <w:lastRenderedPageBreak/>
-              <w:t>中尾</w:t>
+              <w:t>富永</w:t>
             </w:r>
             <w:proofErr w:type="spellEnd"/>
             <w:r>
@@ -1735,7 +2082,7 @@
               <w:rPr>
                 <w:sz w:val="18"/>
               </w:rPr>
-              <w:t>玲沙さん</w:t>
+              <w:t>春菜さん</w:t>
             </w:r>
             <w:proofErr w:type="spellEnd"/>
           </w:p>
@@ -1749,7 +2096,55 @@
               <w:rPr>
                 <w:sz w:val="18"/>
               </w:rPr>
-              <w:t>退職（7〜9月はセッションなし）</w:t>
+              <w:t>第</w:t>
+            </w:r>
+            <w:r>
+              <w:rPr>
+                <w:sz w:val="18"/>
+              </w:rPr>
+              <w:t>3</w:t>
+            </w:r>
+            <w:r>
+              <w:rPr>
+                <w:sz w:val="18"/>
+              </w:rPr>
+              <w:t>回：</w:t>
+            </w:r>
+            <w:r>
+              <w:rPr>
+                <w:sz w:val="18"/>
+              </w:rPr>
+              <w:t>8</w:t>
+            </w:r>
+            <w:r>
+              <w:rPr>
+                <w:sz w:val="18"/>
+              </w:rPr>
+              <w:t>月</w:t>
+            </w:r>
+            <w:r>
+              <w:rPr>
+                <w:sz w:val="18"/>
+              </w:rPr>
+              <w:t>7</w:t>
+            </w:r>
+            <w:r>
+              <w:rPr>
+                <w:sz w:val="18"/>
+              </w:rPr>
+              <w:t>日（計</w:t>
+            </w:r>
+            <w:r>
+              <w:rPr>
+                <w:sz w:val="18"/>
+              </w:rPr>
+              <w:t>3</w:t>
+            </w:r>
+            <w:r>
+              <w:rPr>
+                <w:sz w:val="18"/>
+              </w:rPr>
+              <w:t>回）</w:t>
             </w:r>
           </w:p>
         </w:tc>
@@ -1768,7 +2163,49 @@
                 <w:sz w:val="20"/>
                 <w:lang w:eastAsia="ja-JP"/>
               </w:rPr>
-              <w:t>－</w:t>
+              <w:t>モチベーション：高</w:t>
+            </w:r>
+          </w:p>
+          <w:p>
+            <w:pPr>
+              <w:rPr>
+                <w:lang w:eastAsia="ja-JP"/>
+              </w:rPr>
+            </w:pPr>
+            <w:r>
+              <w:rPr>
+                <w:sz w:val="20"/>
+                <w:lang w:eastAsia="ja-JP"/>
+              </w:rPr>
+              <w:t>自己肯定感：低（改善の兆し）</w:t>
+            </w:r>
+          </w:p>
+          <w:p>
+            <w:pPr>
+              <w:rPr>
+                <w:lang w:eastAsia="ja-JP"/>
+              </w:rPr>
+            </w:pPr>
+            <w:r>
+              <w:rPr>
+                <w:sz w:val="20"/>
+                <w:lang w:eastAsia="ja-JP"/>
+              </w:rPr>
+              <w:t>ホルモンバランス：要注意（回復傾向）</w:t>
+            </w:r>
+          </w:p>
+          <w:p>
+            <w:pPr>
+              <w:rPr>
+                <w:lang w:eastAsia="ja-JP"/>
+              </w:rPr>
+            </w:pPr>
+            <w:r>
+              <w:rPr>
+                <w:sz w:val="20"/>
+                <w:lang w:eastAsia="ja-JP"/>
+              </w:rPr>
+              <w:t>離職の可能性：中（身体的要因）</w:t>
             </w:r>
           </w:p>
         </w:tc>
@@ -1787,7 +2224,56 @@
                 <w:sz w:val="20"/>
                 <w:lang w:eastAsia="ja-JP"/>
               </w:rPr>
-              <w:t>－</w:t>
+              <w:t>【見立て】</w:t>
+            </w:r>
+          </w:p>
+          <w:p>
+            <w:pPr>
+              <w:rPr>
+                <w:lang w:eastAsia="ja-JP"/>
+              </w:rPr>
+            </w:pPr>
+            <w:r>
+              <w:rPr>
+                <w:sz w:val="20"/>
+                <w:lang w:eastAsia="ja-JP"/>
+              </w:rPr>
+              <w:t>笑い声が増え、「抱え込む」から「人に話す」へ変化が見え始めています。完璧を求めて疲れやすいため、「ここまでで十分」という基準を示す声かけが助けになります。</w:t>
+            </w:r>
+            <w:r>
+              <w:rPr>
+                <w:sz w:val="20"/>
+                <w:lang w:eastAsia="ja-JP"/>
+              </w:rPr>
+              <w:br/>
+            </w:r>
+          </w:p>
+          <w:p>
+            <w:pPr>
+              <w:rPr>
+                <w:lang w:eastAsia="ja-JP"/>
+              </w:rPr>
+            </w:pPr>
+            <w:r>
+              <w:rPr>
+                <w:sz w:val="20"/>
+                <w:lang w:eastAsia="ja-JP"/>
+              </w:rPr>
+              <w:t>【セッション概要】</w:t>
+            </w:r>
+          </w:p>
+          <w:p>
+            <w:pPr>
+              <w:rPr>
+                <w:lang w:eastAsia="ja-JP"/>
+              </w:rPr>
+            </w:pPr>
+            <w:r>
+              <w:rPr>
+                <w:sz w:val="20"/>
+                <w:lang w:eastAsia="ja-JP"/>
+              </w:rPr>
+              <w:t>試験後の振り返りと、仕事の力の抜きどころについてお話ししました。後半はお子さんの受験のご相談。「家族ともっと話してみる」と前向きな言葉がありました。次回は11月。</w:t>
             </w:r>
           </w:p>
         </w:tc>
@@ -1803,7 +2289,7 @@
               <w:rPr>
                 <w:sz w:val="18"/>
               </w:rPr>
-              <w:t>澤田</w:t>
+              <w:t>中尾</w:t>
             </w:r>
             <w:proofErr w:type="spellEnd"/>
             <w:r>
@@ -1817,7 +2303,7 @@
               <w:rPr>
                 <w:sz w:val="18"/>
               </w:rPr>
-              <w:t>香織さん</w:t>
+              <w:t>玲沙さん</w:t>
             </w:r>
             <w:proofErr w:type="spellEnd"/>
           </w:p>
@@ -1827,182 +2313,45 @@
             <w:tcW w:w="1417" w:type="dxa"/>
           </w:tcPr>
           <w:p>
+            <w:pPr>
+              <w:rPr>
+                <w:lang w:eastAsia="ja-JP"/>
+              </w:rPr>
+            </w:pPr>
             <w:r>
               <w:rPr>
                 <w:sz w:val="18"/>
-              </w:rPr>
-              <w:t>第3回：9月28日（計3回）</w:t>
-            </w:r>
-          </w:p>
-        </w:tc>
-        <w:tc>
-          <w:tcPr>
-            <w:tcW w:w="2268" w:type="dxa"/>
-          </w:tcPr>
-          <w:p>
-            <w:pPr>
-              <w:rPr>
-                <w:lang w:eastAsia="ja-JP"/>
-              </w:rPr>
-            </w:pPr>
-            <w:r>
-              <w:rPr>
-                <w:sz w:val="20"/>
-                <w:lang w:eastAsia="ja-JP"/>
-              </w:rPr>
-              <w:t>モチベーション：高</w:t>
-            </w:r>
-          </w:p>
-          <w:p>
-            <w:pPr>
-              <w:rPr>
-                <w:lang w:eastAsia="ja-JP"/>
-              </w:rPr>
-            </w:pPr>
-            <w:r>
-              <w:rPr>
-                <w:sz w:val="20"/>
-                <w:lang w:eastAsia="ja-JP"/>
-              </w:rPr>
-              <w:t>自己肯定感：高→中</w:t>
-            </w:r>
-          </w:p>
-          <w:p>
-            <w:pPr>
-              <w:rPr>
-                <w:lang w:eastAsia="ja-JP"/>
-              </w:rPr>
-            </w:pPr>
-            <w:r>
-              <w:rPr>
-                <w:sz w:val="20"/>
-                <w:lang w:eastAsia="ja-JP"/>
-              </w:rPr>
-              <w:t>ホルモンバランス：注意</w:t>
-            </w:r>
-          </w:p>
-          <w:p>
-            <w:pPr>
-              <w:rPr>
-                <w:lang w:eastAsia="ja-JP"/>
-              </w:rPr>
-            </w:pPr>
-            <w:r>
-              <w:rPr>
-                <w:sz w:val="20"/>
-                <w:lang w:eastAsia="ja-JP"/>
-              </w:rPr>
-              <w:t>離職の可能性：中（家庭的要因）</w:t>
-            </w:r>
-          </w:p>
-        </w:tc>
-        <w:tc>
-          <w:tcPr>
-            <w:tcW w:w="5102" w:type="dxa"/>
-          </w:tcPr>
-          <w:p>
-            <w:pPr>
-              <w:rPr>
-                <w:lang w:eastAsia="ja-JP"/>
-              </w:rPr>
-            </w:pPr>
-            <w:r>
-              <w:rPr>
-                <w:sz w:val="20"/>
-                <w:lang w:eastAsia="ja-JP"/>
-              </w:rPr>
-              <w:t>【見立て】</w:t>
-            </w:r>
-          </w:p>
-          <w:p>
-            <w:pPr>
-              <w:rPr>
-                <w:rFonts w:hint="eastAsia"/>
-                <w:lang w:eastAsia="ja-JP"/>
-              </w:rPr>
-            </w:pPr>
-            <w:r>
-              <w:rPr>
-                <w:sz w:val="20"/>
-                <w:lang w:eastAsia="ja-JP"/>
-              </w:rPr>
-              <w:t>先生からの「安心して任せられる人」という評価をお伝えしたところ、ご本人はとても驚かれていました。人前で説明することに苦手意識があり、チームの取りまとめなど人前に立つ役割が増える時期は、「頼りにしている」と言葉で伝えることが自信につながります。</w:t>
-            </w:r>
-            <w:r>
-              <w:rPr>
-                <w:color w:val="EE0000"/>
-                <w:sz w:val="20"/>
-                <w:lang w:eastAsia="ja-JP"/>
-              </w:rPr>
-              <w:br/>
-            </w:r>
-          </w:p>
-          <w:p>
-            <w:pPr>
-              <w:rPr>
-                <w:lang w:eastAsia="ja-JP"/>
-              </w:rPr>
-            </w:pPr>
-            <w:r>
-              <w:rPr>
-                <w:sz w:val="20"/>
-                <w:lang w:eastAsia="ja-JP"/>
-              </w:rPr>
-              <w:t>【セッション概要】</w:t>
-            </w:r>
-          </w:p>
-          <w:p>
-            <w:pPr>
-              <w:rPr>
-                <w:lang w:eastAsia="ja-JP"/>
-              </w:rPr>
-            </w:pPr>
-            <w:r>
-              <w:rPr>
-                <w:sz w:val="20"/>
-                <w:lang w:eastAsia="ja-JP"/>
-              </w:rPr>
-              <w:t>寝不足気味ですが、体調は前回と大きく変わりません。8月の試験は「来年もう一年、一から取り組む」とのこと。今回のテーマは、お客様への説明や人前で話すことへの苦手意識。仲間に説明の分かりやすさを確認してもらう（「赤ペン先生」）、その場で答えきらず確認してから回答する、などを一緒に考えました。次回は12月の予定です。</w:t>
-            </w:r>
-          </w:p>
-        </w:tc>
-      </w:tr>
-      <w:tr>
-        <w:tc>
-          <w:tcPr>
-            <w:tcW w:w="1417" w:type="dxa"/>
-          </w:tcPr>
-          <w:p>
+                <w:lang w:eastAsia="ja-JP"/>
+              </w:rPr>
+              <w:t>退職（</w:t>
+            </w:r>
             <w:r>
               <w:rPr>
                 <w:sz w:val="18"/>
-              </w:rPr>
-              <w:t>太田</w:t>
+                <w:lang w:eastAsia="ja-JP"/>
+              </w:rPr>
+              <w:t>7</w:t>
             </w:r>
             <w:r>
               <w:rPr>
                 <w:sz w:val="18"/>
-              </w:rPr>
-              <w:t xml:space="preserve"> </w:t>
+                <w:lang w:eastAsia="ja-JP"/>
+              </w:rPr>
+              <w:t>〜</w:t>
             </w:r>
             <w:r>
               <w:rPr>
                 <w:sz w:val="18"/>
-              </w:rPr>
-              <w:t>毅さん</w:t>
-            </w:r>
-          </w:p>
-        </w:tc>
-        <w:tc>
-          <w:tcPr>
-            <w:tcW w:w="1417" w:type="dxa"/>
-          </w:tcPr>
-          <w:p>
+                <w:lang w:eastAsia="ja-JP"/>
+              </w:rPr>
+              <w:t>9</w:t>
+            </w:r>
             <w:r>
               <w:rPr>
                 <w:sz w:val="18"/>
-              </w:rPr>
-              <w:t>10月予定</w:t>
+                <w:lang w:eastAsia="ja-JP"/>
+              </w:rPr>
+              <w:t>月はセッションなし）</w:t>
             </w:r>
           </w:p>
         </w:tc>
@@ -2054,37 +2403,23 @@
             <w:proofErr w:type="spellStart"/>
             <w:r>
               <w:rPr>
-                <w:sz w:val="20"/>
-              </w:rPr>
-              <w:t>杉山</w:t>
+                <w:sz w:val="18"/>
+              </w:rPr>
+              <w:t>澤田</w:t>
             </w:r>
             <w:proofErr w:type="spellEnd"/>
             <w:r>
               <w:rPr>
-                <w:sz w:val="20"/>
+                <w:sz w:val="18"/>
               </w:rPr>
               <w:t xml:space="preserve"> </w:t>
             </w:r>
             <w:proofErr w:type="spellStart"/>
             <w:r>
               <w:rPr>
-                <w:sz w:val="20"/>
-              </w:rPr>
-              <w:t>耕一</w:t>
-            </w:r>
-            <w:proofErr w:type="spellEnd"/>
-            <w:r>
-              <w:rPr>
-                <w:sz w:val="20"/>
-              </w:rPr>
-              <w:t xml:space="preserve"> </w:t>
-            </w:r>
-            <w:proofErr w:type="spellStart"/>
-            <w:r>
-              <w:rPr>
-                <w:sz w:val="20"/>
-              </w:rPr>
-              <w:t>先生</w:t>
+                <w:sz w:val="18"/>
+              </w:rPr>
+              <w:t>香織さん</w:t>
             </w:r>
             <w:proofErr w:type="spellEnd"/>
           </w:p>
@@ -2096,9 +2431,57 @@
           <w:p>
             <w:r>
               <w:rPr>
-                <w:sz w:val="20"/>
-              </w:rPr>
-              <w:t>報告時</w:t>
+                <w:sz w:val="18"/>
+              </w:rPr>
+              <w:t>第</w:t>
+            </w:r>
+            <w:r>
+              <w:rPr>
+                <w:sz w:val="18"/>
+              </w:rPr>
+              <w:t>3</w:t>
+            </w:r>
+            <w:r>
+              <w:rPr>
+                <w:sz w:val="18"/>
+              </w:rPr>
+              <w:t>回：</w:t>
+            </w:r>
+            <w:r>
+              <w:rPr>
+                <w:sz w:val="18"/>
+              </w:rPr>
+              <w:t>9</w:t>
+            </w:r>
+            <w:r>
+              <w:rPr>
+                <w:sz w:val="18"/>
+              </w:rPr>
+              <w:t>月</w:t>
+            </w:r>
+            <w:r>
+              <w:rPr>
+                <w:sz w:val="18"/>
+              </w:rPr>
+              <w:t>28</w:t>
+            </w:r>
+            <w:r>
+              <w:rPr>
+                <w:sz w:val="18"/>
+              </w:rPr>
+              <w:t>日（計</w:t>
+            </w:r>
+            <w:r>
+              <w:rPr>
+                <w:sz w:val="18"/>
+              </w:rPr>
+              <w:t>3</w:t>
+            </w:r>
+            <w:r>
+              <w:rPr>
+                <w:sz w:val="18"/>
+              </w:rPr>
+              <w:t>回）</w:t>
             </w:r>
           </w:p>
         </w:tc>
@@ -2117,7 +2500,64 @@
                 <w:sz w:val="20"/>
                 <w:lang w:eastAsia="ja-JP"/>
               </w:rPr>
-              <w:t>報告時に確認</w:t>
+              <w:t>モチベーション：高</w:t>
+            </w:r>
+          </w:p>
+          <w:p>
+            <w:pPr>
+              <w:rPr>
+                <w:lang w:eastAsia="ja-JP"/>
+              </w:rPr>
+            </w:pPr>
+            <w:r>
+              <w:rPr>
+                <w:sz w:val="20"/>
+                <w:lang w:eastAsia="ja-JP"/>
+              </w:rPr>
+              <w:t>自己肯定感：高</w:t>
+            </w:r>
+            <w:r>
+              <w:rPr>
+                <w:sz w:val="20"/>
+                <w:lang w:eastAsia="ja-JP"/>
+              </w:rPr>
+              <w:t>→</w:t>
+            </w:r>
+            <w:r>
+              <w:rPr>
+                <w:sz w:val="20"/>
+                <w:lang w:eastAsia="ja-JP"/>
+              </w:rPr>
+              <w:t>中</w:t>
+            </w:r>
+          </w:p>
+          <w:p>
+            <w:pPr>
+              <w:rPr>
+                <w:lang w:eastAsia="ja-JP"/>
+              </w:rPr>
+            </w:pPr>
+            <w:r>
+              <w:rPr>
+                <w:sz w:val="20"/>
+                <w:lang w:eastAsia="ja-JP"/>
+              </w:rPr>
+              <w:t>ホルモンバランス：注意</w:t>
+            </w:r>
+          </w:p>
+          <w:p>
+            <w:pPr>
+              <w:rPr>
+                <w:lang w:eastAsia="ja-JP"/>
+              </w:rPr>
+            </w:pPr>
+            <w:r>
+              <w:rPr>
+                <w:sz w:val="20"/>
+                <w:lang w:eastAsia="ja-JP"/>
+              </w:rPr>
+              <w:lastRenderedPageBreak/>
+              <w:t>離職の可能性：中（家庭的要因）</w:t>
             </w:r>
           </w:p>
         </w:tc>
@@ -2136,13 +2576,244 @@
                 <w:sz w:val="20"/>
                 <w:lang w:eastAsia="ja-JP"/>
               </w:rPr>
+              <w:lastRenderedPageBreak/>
               <w:t>【見立て】</w:t>
             </w:r>
           </w:p>
           <w:p>
             <w:pPr>
               <w:rPr>
-                <w:rFonts w:hint="eastAsia"/>
+                <w:lang w:eastAsia="ja-JP"/>
+              </w:rPr>
+            </w:pPr>
+            <w:r>
+              <w:rPr>
+                <w:sz w:val="20"/>
+                <w:lang w:eastAsia="ja-JP"/>
+              </w:rPr>
+              <w:t>人前で説明することに苦手意識があります。先生の「安心して任せられる人」という評価をお伝えすると驚かれていました。「頼りにしている」と言葉で伝えることが自信につながります。</w:t>
+            </w:r>
+            <w:r>
+              <w:rPr>
+                <w:color w:val="EE0000"/>
+                <w:sz w:val="20"/>
+                <w:lang w:eastAsia="ja-JP"/>
+              </w:rPr>
+              <w:br/>
+            </w:r>
+          </w:p>
+          <w:p>
+            <w:pPr>
+              <w:rPr>
+                <w:lang w:eastAsia="ja-JP"/>
+              </w:rPr>
+            </w:pPr>
+            <w:r>
+              <w:rPr>
+                <w:sz w:val="20"/>
+                <w:lang w:eastAsia="ja-JP"/>
+              </w:rPr>
+              <w:t>【セッション概要】</w:t>
+            </w:r>
+          </w:p>
+          <w:p>
+            <w:pPr>
+              <w:rPr>
+                <w:lang w:eastAsia="ja-JP"/>
+              </w:rPr>
+            </w:pPr>
+            <w:r>
+              <w:rPr>
+                <w:sz w:val="20"/>
+                <w:lang w:eastAsia="ja-JP"/>
+              </w:rPr>
+              <w:t>寝不足気味ですが、体調は変わりません。試験は来年に向けて一から取り組むとのこと。説明への苦手意識について、仲間に確認してもらう、その場で答えきらず後で回答する、などを一緒に考えました。次回は12月。</w:t>
+            </w:r>
+          </w:p>
+        </w:tc>
+      </w:tr>
+      <w:tr>
+        <w:tc>
+          <w:tcPr>
+            <w:tcW w:w="1417" w:type="dxa"/>
+          </w:tcPr>
+          <w:p>
+            <w:r>
+              <w:rPr>
+                <w:sz w:val="18"/>
+              </w:rPr>
+              <w:lastRenderedPageBreak/>
+              <w:t>太田</w:t>
+            </w:r>
+            <w:r>
+              <w:rPr>
+                <w:sz w:val="18"/>
+              </w:rPr>
+              <w:t xml:space="preserve"> </w:t>
+            </w:r>
+            <w:r>
+              <w:rPr>
+                <w:sz w:val="18"/>
+              </w:rPr>
+              <w:t>毅さん</w:t>
+            </w:r>
+          </w:p>
+        </w:tc>
+        <w:tc>
+          <w:tcPr>
+            <w:tcW w:w="1417" w:type="dxa"/>
+          </w:tcPr>
+          <w:p>
+            <w:r>
+              <w:rPr>
+                <w:sz w:val="18"/>
+              </w:rPr>
+              <w:t>10</w:t>
+            </w:r>
+            <w:r>
+              <w:rPr>
+                <w:sz w:val="18"/>
+              </w:rPr>
+              <w:t>月予定</w:t>
+            </w:r>
+          </w:p>
+        </w:tc>
+        <w:tc>
+          <w:tcPr>
+            <w:tcW w:w="2268" w:type="dxa"/>
+          </w:tcPr>
+          <w:p>
+            <w:pPr>
+              <w:rPr>
+                <w:lang w:eastAsia="ja-JP"/>
+              </w:rPr>
+            </w:pPr>
+            <w:r>
+              <w:rPr>
+                <w:sz w:val="20"/>
+                <w:lang w:eastAsia="ja-JP"/>
+              </w:rPr>
+              <w:t>－</w:t>
+            </w:r>
+          </w:p>
+        </w:tc>
+        <w:tc>
+          <w:tcPr>
+            <w:tcW w:w="5102" w:type="dxa"/>
+          </w:tcPr>
+          <w:p>
+            <w:pPr>
+              <w:rPr>
+                <w:lang w:eastAsia="ja-JP"/>
+              </w:rPr>
+            </w:pPr>
+            <w:r>
+              <w:rPr>
+                <w:sz w:val="20"/>
+                <w:lang w:eastAsia="ja-JP"/>
+              </w:rPr>
+              <w:t>－</w:t>
+            </w:r>
+          </w:p>
+        </w:tc>
+      </w:tr>
+      <w:tr>
+        <w:tc>
+          <w:tcPr>
+            <w:tcW w:w="1417" w:type="dxa"/>
+          </w:tcPr>
+          <w:p>
+            <w:proofErr w:type="spellStart"/>
+            <w:r>
+              <w:rPr>
+                <w:sz w:val="20"/>
+              </w:rPr>
+              <w:t>杉山</w:t>
+            </w:r>
+            <w:proofErr w:type="spellEnd"/>
+            <w:r>
+              <w:rPr>
+                <w:sz w:val="20"/>
+              </w:rPr>
+              <w:t xml:space="preserve"> </w:t>
+            </w:r>
+            <w:proofErr w:type="spellStart"/>
+            <w:r>
+              <w:rPr>
+                <w:sz w:val="20"/>
+              </w:rPr>
+              <w:t>耕一</w:t>
+            </w:r>
+            <w:proofErr w:type="spellEnd"/>
+            <w:r>
+              <w:rPr>
+                <w:sz w:val="20"/>
+              </w:rPr>
+              <w:t xml:space="preserve"> </w:t>
+            </w:r>
+            <w:proofErr w:type="spellStart"/>
+            <w:r>
+              <w:rPr>
+                <w:sz w:val="20"/>
+              </w:rPr>
+              <w:t>先生</w:t>
+            </w:r>
+            <w:proofErr w:type="spellEnd"/>
+          </w:p>
+        </w:tc>
+        <w:tc>
+          <w:tcPr>
+            <w:tcW w:w="1417" w:type="dxa"/>
+          </w:tcPr>
+          <w:p>
+            <w:r>
+              <w:rPr>
+                <w:sz w:val="20"/>
+              </w:rPr>
+              <w:t>報告時</w:t>
+            </w:r>
+          </w:p>
+        </w:tc>
+        <w:tc>
+          <w:tcPr>
+            <w:tcW w:w="2268" w:type="dxa"/>
+          </w:tcPr>
+          <w:p>
+            <w:pPr>
+              <w:rPr>
+                <w:lang w:eastAsia="ja-JP"/>
+              </w:rPr>
+            </w:pPr>
+            <w:r>
+              <w:rPr>
+                <w:sz w:val="20"/>
+                <w:lang w:eastAsia="ja-JP"/>
+              </w:rPr>
+              <w:t>報告時に確認</w:t>
+            </w:r>
+          </w:p>
+        </w:tc>
+        <w:tc>
+          <w:tcPr>
+            <w:tcW w:w="5102" w:type="dxa"/>
+          </w:tcPr>
+          <w:p>
+            <w:pPr>
+              <w:rPr>
+                <w:lang w:eastAsia="ja-JP"/>
+              </w:rPr>
+            </w:pPr>
+            <w:r>
+              <w:rPr>
+                <w:sz w:val="20"/>
+                <w:lang w:eastAsia="ja-JP"/>
+              </w:rPr>
+              <w:t>【見立て】</w:t>
+            </w:r>
+          </w:p>
+          <w:p>
+            <w:pPr>
+              <w:rPr>
                 <w:lang w:eastAsia="ja-JP"/>
               </w:rPr>
             </w:pPr>
@@ -2197,7 +2868,7 @@
           <w:sz w:val="20"/>
           <w:lang w:eastAsia="ja-JP"/>
         </w:rPr>
-        <w:t xml:space="preserve">　今期は、佐々木さんの体調（7月末の過呼吸様の発作・蕁麻疹）について、引き続き注視が必要と判断しています。現在は落ち着いていますが、繁忙期と試験前が重なる時期に負荷が集中しやすいため、その時期の業務量の配分にご配慮いただけると安心です。</w:t>
+        <w:t xml:space="preserve">　佐々木さんの体調は引き続き注視が必要です。繁忙期と試験前が重なる時期は、業務量の配分にご配慮をお願いします。</w:t>
         <w:br/>
       </w:r>
       <w:r>
@@ -2205,7 +2876,7 @@
           <w:sz w:val="20"/>
           <w:lang w:eastAsia="ja-JP"/>
         </w:rPr>
-        <w:t xml:space="preserve">　複数のメンバーから、お客様の資料提出の遅れが残業の原因になっているという声が出ています。一方で、期限までの間に進み具合を確認する声かけをしているメンバーもおり、残業を抑えられている様子が見られます。こうした工夫を事務所内で共有していただくことで、チーム全体の負担を減らせる可能性があります。</w:t>
+        <w:t xml:space="preserve">　お客様の資料提出の遅れが残業の原因、という声が複数ありました。期限までに進み具合を確認しているメンバーは、残業が少なく済んでいます。この工夫を事務所内で共有すると、全体の負担を減らせる可能性があります。</w:t>
         <w:br/>
       </w:r>
       <w:r>
@@ -2213,7 +2884,7 @@
           <w:sz w:val="20"/>
           <w:lang w:eastAsia="ja-JP"/>
         </w:rPr>
-        <w:t xml:space="preserve">　なお、中尾さんが退職されました。新しく入られた方を保健室の対象に加えるかどうかも含め、今後の進め方（梅田さんの関わり方を含む）について、ご報告の際にご相談させてください。引き続きよろしくお願いいたします。</w:t>
+        <w:t xml:space="preserve">　中尾さんの退職に伴い、新しい方を対象に加えるかを含め、今後の進め方（梅田さんの関わり方を含む）をご相談させてください。引き続きよろしくお願いいたします。</w:t>
       </w:r>
     </w:p>
     <w:p>

--- a/20_Projects/企業のオンライン保健室/顧客/杉山耕一税理士事務所/02_報告会記録/杉山耕一税理士事務所_2026年7-9月_総括報告書.docx
+++ b/20_Projects/企業のオンライン保健室/顧客/杉山耕一税理士事務所/02_報告会記録/杉山耕一税理士事務所_2026年7-9月_総括報告書.docx
@@ -311,7 +311,69 @@
           <w:sz w:val="20"/>
           <w:lang w:eastAsia="ja-JP"/>
         </w:rPr>
-        <w:t xml:space="preserve">　7〜9月は、8月の税理士試験をはさむ繁忙期でした。この期間に9名とセッションを行いました。</w:t>
+        <w:t xml:space="preserve">　</w:t>
+      </w:r>
+      <w:r>
+        <w:rPr>
+          <w:sz w:val="20"/>
+          <w:lang w:eastAsia="ja-JP"/>
+        </w:rPr>
+        <w:t>7</w:t>
+      </w:r>
+      <w:r>
+        <w:rPr>
+          <w:sz w:val="20"/>
+          <w:lang w:eastAsia="ja-JP"/>
+        </w:rPr>
+        <w:t>〜</w:t>
+      </w:r>
+      <w:r>
+        <w:rPr>
+          <w:sz w:val="20"/>
+          <w:lang w:eastAsia="ja-JP"/>
+        </w:rPr>
+        <w:t>9</w:t>
+      </w:r>
+      <w:r>
+        <w:rPr>
+          <w:sz w:val="20"/>
+          <w:lang w:eastAsia="ja-JP"/>
+        </w:rPr>
+        <w:t>月は、</w:t>
+      </w:r>
+      <w:r>
+        <w:rPr>
+          <w:sz w:val="20"/>
+          <w:lang w:eastAsia="ja-JP"/>
+        </w:rPr>
+        <w:t>8</w:t>
+      </w:r>
+      <w:r>
+        <w:rPr>
+          <w:sz w:val="20"/>
+          <w:lang w:eastAsia="ja-JP"/>
+        </w:rPr>
+        <w:t>月の税理士試験をはさむ繁忙期でした。この期間に</w:t>
+      </w:r>
+      <w:r>
+        <w:rPr>
+          <w:sz w:val="20"/>
+          <w:lang w:eastAsia="ja-JP"/>
+        </w:rPr>
+        <w:t>9</w:t>
+      </w:r>
+      <w:r>
+        <w:rPr>
+          <w:sz w:val="20"/>
+          <w:lang w:eastAsia="ja-JP"/>
+        </w:rPr>
+        <w:t>名とセッションを行いました。</w:t>
+      </w:r>
+      <w:r>
+        <w:rPr>
+          <w:sz w:val="20"/>
+          <w:lang w:eastAsia="ja-JP"/>
+        </w:rPr>
         <w:br/>
       </w:r>
       <w:r>
@@ -319,7 +381,27 @@
           <w:sz w:val="20"/>
           <w:lang w:eastAsia="ja-JP"/>
         </w:rPr>
-        <w:t xml:space="preserve">　それぞれが試験と仕事の両立に工夫を重ねています。一方、7月は残業が続き、体調を崩したメンバーもいました。主な要因は、お客様の資料提出の遅れです。</w:t>
+        <w:t xml:space="preserve">　それぞれが試験と仕事の両立に工夫を重ねています。一方、</w:t>
+      </w:r>
+      <w:r>
+        <w:rPr>
+          <w:sz w:val="20"/>
+          <w:lang w:eastAsia="ja-JP"/>
+        </w:rPr>
+        <w:t>7</w:t>
+      </w:r>
+      <w:r>
+        <w:rPr>
+          <w:sz w:val="20"/>
+          <w:lang w:eastAsia="ja-JP"/>
+        </w:rPr>
+        <w:t>月は残業が続き、体調を崩したメンバーもいました。主な要因は、お客様の資料提出の遅れです。</w:t>
+      </w:r>
+      <w:r>
+        <w:rPr>
+          <w:sz w:val="20"/>
+          <w:lang w:eastAsia="ja-JP"/>
+        </w:rPr>
         <w:br/>
       </w:r>
       <w:r>
@@ -359,10 +441,10 @@
         <w:tblLook w:val="04A0" w:firstRow="1" w:lastRow="0" w:firstColumn="1" w:lastColumn="0" w:noHBand="0" w:noVBand="1"/>
       </w:tblPr>
       <w:tblGrid>
-        <w:gridCol w:w="1326"/>
-        <w:gridCol w:w="1325"/>
-        <w:gridCol w:w="2088"/>
-        <w:gridCol w:w="4657"/>
+        <w:gridCol w:w="1327"/>
+        <w:gridCol w:w="1328"/>
+        <w:gridCol w:w="2093"/>
+        <w:gridCol w:w="4648"/>
       </w:tblGrid>
       <w:tr>
         <w:tc>
@@ -660,7 +742,92 @@
                 <w:sz w:val="20"/>
                 <w:lang w:eastAsia="ja-JP"/>
               </w:rPr>
-              <w:t>音声のみで実施。体調はやや低め、やる気は10段階で7。11月の行政書士試験に向け、生理周期の調整と勉強の優先順位づけを提案しました。次回は10〜11月。</w:t>
+              <w:t>音声のみで実施。体調はやや低め、やる気は</w:t>
+            </w:r>
+            <w:r>
+              <w:rPr>
+                <w:sz w:val="20"/>
+                <w:lang w:eastAsia="ja-JP"/>
+              </w:rPr>
+              <w:t>10</w:t>
+            </w:r>
+            <w:r>
+              <w:rPr>
+                <w:sz w:val="20"/>
+                <w:lang w:eastAsia="ja-JP"/>
+              </w:rPr>
+              <w:t>段階で</w:t>
+            </w:r>
+            <w:r>
+              <w:rPr>
+                <w:sz w:val="20"/>
+                <w:lang w:eastAsia="ja-JP"/>
+              </w:rPr>
+              <w:t>7</w:t>
+            </w:r>
+            <w:r>
+              <w:rPr>
+                <w:sz w:val="20"/>
+                <w:lang w:eastAsia="ja-JP"/>
+              </w:rPr>
+              <w:t>。</w:t>
+            </w:r>
+            <w:r>
+              <w:rPr>
+                <w:sz w:val="20"/>
+                <w:lang w:eastAsia="ja-JP"/>
+              </w:rPr>
+              <w:t>11</w:t>
+            </w:r>
+            <w:r>
+              <w:rPr>
+                <w:sz w:val="20"/>
+                <w:lang w:eastAsia="ja-JP"/>
+              </w:rPr>
+              <w:t>月の行政書士試験に向け、生理周期の調整と勉強の優先順位づけを</w:t>
+            </w:r>
+            <w:r>
+              <w:rPr>
+                <w:rFonts w:hint="eastAsia"/>
+                <w:sz w:val="20"/>
+                <w:lang w:eastAsia="ja-JP"/>
+              </w:rPr>
+              <w:t>一緒に考えました。次</w:t>
+            </w:r>
+            <w:r>
+              <w:rPr>
+                <w:sz w:val="20"/>
+                <w:lang w:eastAsia="ja-JP"/>
+              </w:rPr>
+              <w:t>回は</w:t>
+            </w:r>
+            <w:r>
+              <w:rPr>
+                <w:sz w:val="20"/>
+                <w:lang w:eastAsia="ja-JP"/>
+              </w:rPr>
+              <w:t>10</w:t>
+            </w:r>
+            <w:r>
+              <w:rPr>
+                <w:sz w:val="20"/>
+                <w:lang w:eastAsia="ja-JP"/>
+              </w:rPr>
+              <w:t>〜</w:t>
+            </w:r>
+            <w:r>
+              <w:rPr>
+                <w:sz w:val="20"/>
+                <w:lang w:eastAsia="ja-JP"/>
+              </w:rPr>
+              <w:t>11</w:t>
+            </w:r>
+            <w:r>
+              <w:rPr>
+                <w:sz w:val="20"/>
+                <w:lang w:eastAsia="ja-JP"/>
+              </w:rPr>
+              <w:t>月。</w:t>
             </w:r>
           </w:p>
         </w:tc>
@@ -875,7 +1042,78 @@
                 <w:sz w:val="20"/>
                 <w:lang w:eastAsia="ja-JP"/>
               </w:rPr>
-              <w:t>体調は10段階で8。勉強の負荷によるストレスは中程度。夏の運動休止中の過ごし方を確認し、AIを学習に活かす方法を紹介しました。次回は10月。</w:t>
+              <w:t>体調は</w:t>
+            </w:r>
+            <w:r>
+              <w:rPr>
+                <w:sz w:val="20"/>
+                <w:lang w:eastAsia="ja-JP"/>
+              </w:rPr>
+              <w:t>10</w:t>
+            </w:r>
+            <w:r>
+              <w:rPr>
+                <w:sz w:val="20"/>
+                <w:lang w:eastAsia="ja-JP"/>
+              </w:rPr>
+              <w:t>段階で</w:t>
+            </w:r>
+            <w:r>
+              <w:rPr>
+                <w:sz w:val="20"/>
+                <w:lang w:eastAsia="ja-JP"/>
+              </w:rPr>
+              <w:t>8</w:t>
+            </w:r>
+            <w:r>
+              <w:rPr>
+                <w:sz w:val="20"/>
+                <w:lang w:eastAsia="ja-JP"/>
+              </w:rPr>
+              <w:t>。勉強の負荷によるストレスは中程度。夏の運動休止中の過ごし方を確認し、</w:t>
+            </w:r>
+            <w:r>
+              <w:rPr>
+                <w:sz w:val="20"/>
+                <w:lang w:eastAsia="ja-JP"/>
+              </w:rPr>
+              <w:t>AI</w:t>
+            </w:r>
+            <w:r>
+              <w:rPr>
+                <w:sz w:val="20"/>
+                <w:lang w:eastAsia="ja-JP"/>
+              </w:rPr>
+              <w:t>を学習に活かす方法を紹介しました。</w:t>
+            </w:r>
+            <w:r>
+              <w:rPr>
+                <w:rFonts w:hint="eastAsia"/>
+                <w:sz w:val="20"/>
+                <w:lang w:eastAsia="ja-JP"/>
+              </w:rPr>
+              <w:t>本人予備校検討中。</w:t>
+            </w:r>
+            <w:r>
+              <w:rPr>
+                <w:sz w:val="20"/>
+                <w:lang w:eastAsia="ja-JP"/>
+              </w:rPr>
+              <w:t>次回は</w:t>
+            </w:r>
+            <w:r>
+              <w:rPr>
+                <w:sz w:val="20"/>
+                <w:lang w:eastAsia="ja-JP"/>
+              </w:rPr>
+              <w:t>10</w:t>
+            </w:r>
+            <w:r>
+              <w:rPr>
+                <w:sz w:val="20"/>
+                <w:lang w:eastAsia="ja-JP"/>
+              </w:rPr>
+              <w:t>月。</w:t>
             </w:r>
           </w:p>
         </w:tc>
@@ -891,7 +1129,6 @@
               <w:rPr>
                 <w:sz w:val="18"/>
               </w:rPr>
-              <w:lastRenderedPageBreak/>
               <w:t>佐々木</w:t>
             </w:r>
             <w:proofErr w:type="spellEnd"/>
@@ -1105,7 +1342,14 @@
                 <w:sz w:val="20"/>
                 <w:lang w:eastAsia="ja-JP"/>
               </w:rPr>
-              <w:t>7月の過呼吸様の発作と蕁麻疹は、心身の負荷が限界に近かったサインです。繁忙期の業務集中を避け、勉強と両立できる働き方を話し合う場を持つことが離職予防のカギです。</w:t>
+              <w:t>7</w:t>
+            </w:r>
+            <w:r>
+              <w:rPr>
+                <w:sz w:val="20"/>
+                <w:lang w:eastAsia="ja-JP"/>
+              </w:rPr>
+              <w:t>月の過呼吸様の発作と蕁麻疹は、心身の負荷が限界に近かったサインです。繁忙期の業務集中を避け、勉強と両立できる働き方を話し合う場を持つことが離職予防のカギです。</w:t>
             </w:r>
             <w:r>
               <w:rPr>
@@ -1140,7 +1384,101 @@
                 <w:sz w:val="20"/>
                 <w:lang w:eastAsia="ja-JP"/>
               </w:rPr>
-              <w:t>7月末、出勤前に過呼吸様の発作（救急に電話で相談・約1時間で回復）、同時期に全身の蕁麻疹と発熱（1〜2日で回復）。背景は資料提出の遅れへの対応による連日の残業で、8月は落ち着いています。今年の試験は見送り、来年受験予定。気持ちを言葉にして出す方法を提案。回数増やす提案をしていますが、ご連絡は来ておりません。次回は体調の再発の有無を最優先で確認します。</w:t>
+              <w:t>7</w:t>
+            </w:r>
+            <w:r>
+              <w:rPr>
+                <w:sz w:val="20"/>
+                <w:lang w:eastAsia="ja-JP"/>
+              </w:rPr>
+              <w:t>月末、出勤前に過呼吸様の発作（救急に電話で相談・約</w:t>
+            </w:r>
+            <w:r>
+              <w:rPr>
+                <w:sz w:val="20"/>
+                <w:lang w:eastAsia="ja-JP"/>
+              </w:rPr>
+              <w:t>1</w:t>
+            </w:r>
+            <w:r>
+              <w:rPr>
+                <w:sz w:val="20"/>
+                <w:lang w:eastAsia="ja-JP"/>
+              </w:rPr>
+              <w:t>時間で回復）、同時期に全身の蕁麻疹</w:t>
+            </w:r>
+            <w:r>
+              <w:rPr>
+                <w:sz w:val="20"/>
+                <w:lang w:eastAsia="ja-JP"/>
+              </w:rPr>
+              <w:lastRenderedPageBreak/>
+              <w:t>と発熱（</w:t>
+            </w:r>
+            <w:r>
+              <w:rPr>
+                <w:sz w:val="20"/>
+                <w:lang w:eastAsia="ja-JP"/>
+              </w:rPr>
+              <w:t>1</w:t>
+            </w:r>
+            <w:r>
+              <w:rPr>
+                <w:sz w:val="20"/>
+                <w:lang w:eastAsia="ja-JP"/>
+              </w:rPr>
+              <w:t>〜</w:t>
+            </w:r>
+            <w:r>
+              <w:rPr>
+                <w:sz w:val="20"/>
+                <w:lang w:eastAsia="ja-JP"/>
+              </w:rPr>
+              <w:t>2</w:t>
+            </w:r>
+            <w:r>
+              <w:rPr>
+                <w:sz w:val="20"/>
+                <w:lang w:eastAsia="ja-JP"/>
+              </w:rPr>
+              <w:t>日で回復）。背景は資料提出の遅れへの対応による連日の残業</w:t>
+            </w:r>
+            <w:r>
+              <w:rPr>
+                <w:rFonts w:hint="eastAsia"/>
+                <w:sz w:val="20"/>
+                <w:lang w:eastAsia="ja-JP"/>
+              </w:rPr>
+              <w:t>。</w:t>
+            </w:r>
+            <w:r>
+              <w:rPr>
+                <w:sz w:val="20"/>
+                <w:lang w:eastAsia="ja-JP"/>
+              </w:rPr>
+              <w:t>8</w:t>
+            </w:r>
+            <w:r>
+              <w:rPr>
+                <w:sz w:val="20"/>
+                <w:lang w:eastAsia="ja-JP"/>
+              </w:rPr>
+              <w:t>月は落ち着いてい</w:t>
+            </w:r>
+            <w:r>
+              <w:rPr>
+                <w:rFonts w:hint="eastAsia"/>
+                <w:sz w:val="20"/>
+                <w:lang w:eastAsia="ja-JP"/>
+              </w:rPr>
+              <w:t>るとのこと</w:t>
+            </w:r>
+            <w:r>
+              <w:rPr>
+                <w:sz w:val="20"/>
+                <w:lang w:eastAsia="ja-JP"/>
+              </w:rPr>
+              <w:t>。今年の試験は見送り、来年受験予定。気持ちを言葉にして出す方法を提案。回数増やす提案をしていますが、ご連絡は来ておりません。次回は体調の再発の有無を最優先で確認します。</w:t>
             </w:r>
           </w:p>
         </w:tc>
@@ -1156,6 +1494,7 @@
               <w:rPr>
                 <w:sz w:val="18"/>
               </w:rPr>
+              <w:lastRenderedPageBreak/>
               <w:t>石渡</w:t>
             </w:r>
             <w:proofErr w:type="spellEnd"/>
@@ -1594,7 +1933,6 @@
               <w:rPr>
                 <w:sz w:val="18"/>
               </w:rPr>
-              <w:lastRenderedPageBreak/>
               <w:t>楠本</w:t>
             </w:r>
             <w:proofErr w:type="spellEnd"/>
@@ -1796,7 +2134,21 @@
                 <w:sz w:val="20"/>
                 <w:lang w:eastAsia="ja-JP"/>
               </w:rPr>
-              <w:t>便通は改善、歯ぎしりは継続しています。繁忙期でも勉強を続けるための体力づくり（すきま運動・朝の運動）と食生活を提案しました。次回は11月。</w:t>
+              <w:t>便通は改善、歯ぎしりは継続しています。繁忙期でも勉強を続けるための体力づくり（すきま運動・朝の運動）と食生活を提案しました。次回は</w:t>
+            </w:r>
+            <w:r>
+              <w:rPr>
+                <w:sz w:val="20"/>
+                <w:lang w:eastAsia="ja-JP"/>
+              </w:rPr>
+              <w:t>11</w:t>
+            </w:r>
+            <w:r>
+              <w:rPr>
+                <w:sz w:val="20"/>
+                <w:lang w:eastAsia="ja-JP"/>
+              </w:rPr>
+              <w:t>月。</w:t>
             </w:r>
           </w:p>
         </w:tc>
@@ -2024,7 +2376,21 @@
                 <w:sz w:val="20"/>
                 <w:lang w:eastAsia="ja-JP"/>
               </w:rPr>
-              <w:t>仕事を楽しんでおり、7月の残業も「成長に必要な経験」と受け止めています。現在、保健室での相談事はないとのことです。</w:t>
+              <w:t>仕事を楽しんでおり、</w:t>
+            </w:r>
+            <w:r>
+              <w:rPr>
+                <w:sz w:val="20"/>
+                <w:lang w:eastAsia="ja-JP"/>
+              </w:rPr>
+              <w:t>7</w:t>
+            </w:r>
+            <w:r>
+              <w:rPr>
+                <w:sz w:val="20"/>
+                <w:lang w:eastAsia="ja-JP"/>
+              </w:rPr>
+              <w:t>月の残業も「成長に必要な経験」と受け止めています。現在、保健室での相談事はないとのことです。</w:t>
             </w:r>
           </w:p>
           <w:p>
@@ -2052,7 +2418,49 @@
                 <w:sz w:val="20"/>
                 <w:lang w:eastAsia="ja-JP"/>
               </w:rPr>
-              <w:t>試験は2科目を受験。7月は月30時間超の残業。夏休み（または確定申告後の休み）の要望あり。ご本人より「定期の面談より、必要なときに利用したい」とのお話があり、今後の関わり方をご相談させてください。</w:t>
+              <w:t>試験は</w:t>
+            </w:r>
+            <w:r>
+              <w:rPr>
+                <w:sz w:val="20"/>
+                <w:lang w:eastAsia="ja-JP"/>
+              </w:rPr>
+              <w:t>2</w:t>
+            </w:r>
+            <w:r>
+              <w:rPr>
+                <w:sz w:val="20"/>
+                <w:lang w:eastAsia="ja-JP"/>
+              </w:rPr>
+              <w:t>科目を受験。</w:t>
+            </w:r>
+            <w:r>
+              <w:rPr>
+                <w:sz w:val="20"/>
+                <w:lang w:eastAsia="ja-JP"/>
+              </w:rPr>
+              <w:t>7</w:t>
+            </w:r>
+            <w:r>
+              <w:rPr>
+                <w:sz w:val="20"/>
+                <w:lang w:eastAsia="ja-JP"/>
+              </w:rPr>
+              <w:t>月は月</w:t>
+            </w:r>
+            <w:r>
+              <w:rPr>
+                <w:sz w:val="20"/>
+                <w:lang w:eastAsia="ja-JP"/>
+              </w:rPr>
+              <w:t>30</w:t>
+            </w:r>
+            <w:r>
+              <w:rPr>
+                <w:sz w:val="20"/>
+                <w:lang w:eastAsia="ja-JP"/>
+              </w:rPr>
+              <w:t>時間超の残業。夏休み（または確定申告後の休み）の要望あり。ご本人より「定期の面談より、必要なときに利用したい」とのお話があり、今後の関わり方をご相談させてください。</w:t>
             </w:r>
           </w:p>
         </w:tc>
@@ -2205,6 +2613,7 @@
                 <w:sz w:val="20"/>
                 <w:lang w:eastAsia="ja-JP"/>
               </w:rPr>
+              <w:lastRenderedPageBreak/>
               <w:t>離職の可能性：中（身体的要因）</w:t>
             </w:r>
           </w:p>
@@ -2224,6 +2633,7 @@
                 <w:sz w:val="20"/>
                 <w:lang w:eastAsia="ja-JP"/>
               </w:rPr>
+              <w:lastRenderedPageBreak/>
               <w:t>【見立て】</w:t>
             </w:r>
           </w:p>
@@ -2238,7 +2648,30 @@
                 <w:sz w:val="20"/>
                 <w:lang w:eastAsia="ja-JP"/>
               </w:rPr>
-              <w:t>笑い声が増え、「抱え込む」から「人に話す」へ変化が見え始めています。完璧を求めて疲れやすいため、「ここまでで十分」という基準を示す声かけが助けになります。</w:t>
+              <w:t>笑い声が増え、「抱え込む」から「人に話す」へ変化が見え始めています。完璧を求めて疲れやすいため、「ここまで</w:t>
+            </w:r>
+            <w:r>
+              <w:rPr>
+                <w:rFonts w:hint="eastAsia"/>
+                <w:sz w:val="20"/>
+                <w:lang w:eastAsia="ja-JP"/>
+              </w:rPr>
+              <w:t>できたら可</w:t>
+            </w:r>
+            <w:r>
+              <w:rPr>
+                <w:sz w:val="20"/>
+                <w:lang w:eastAsia="ja-JP"/>
+              </w:rPr>
+              <w:t>」という基準を示</w:t>
+            </w:r>
+            <w:r>
+              <w:rPr>
+                <w:sz w:val="20"/>
+                <w:lang w:eastAsia="ja-JP"/>
+              </w:rPr>
+              <w:lastRenderedPageBreak/>
+              <w:t>す声かけが助けになります。</w:t>
             </w:r>
             <w:r>
               <w:rPr>
@@ -2273,7 +2706,21 @@
                 <w:sz w:val="20"/>
                 <w:lang w:eastAsia="ja-JP"/>
               </w:rPr>
-              <w:t>試験後の振り返りと、仕事の力の抜きどころについてお話ししました。後半はお子さんの受験のご相談。「家族ともっと話してみる」と前向きな言葉がありました。次回は11月。</w:t>
+              <w:t>試験後の振り返りと、仕事の力の抜きどころについてお話ししました。後半はお子さんの受験のご相談。「家族ともっと話してみる」と前向きな言葉がありました。次回は</w:t>
+            </w:r>
+            <w:r>
+              <w:rPr>
+                <w:sz w:val="20"/>
+                <w:lang w:eastAsia="ja-JP"/>
+              </w:rPr>
+              <w:t>11</w:t>
+            </w:r>
+            <w:r>
+              <w:rPr>
+                <w:sz w:val="20"/>
+                <w:lang w:eastAsia="ja-JP"/>
+              </w:rPr>
+              <w:t>月。</w:t>
             </w:r>
           </w:p>
         </w:tc>
@@ -2289,6 +2736,7 @@
               <w:rPr>
                 <w:sz w:val="18"/>
               </w:rPr>
+              <w:lastRenderedPageBreak/>
               <w:t>中尾</w:t>
             </w:r>
             <w:proofErr w:type="spellEnd"/>
@@ -2556,7 +3004,6 @@
                 <w:sz w:val="20"/>
                 <w:lang w:eastAsia="ja-JP"/>
               </w:rPr>
-              <w:lastRenderedPageBreak/>
               <w:t>離職の可能性：中（家庭的要因）</w:t>
             </w:r>
           </w:p>
@@ -2576,7 +3023,6 @@
                 <w:sz w:val="20"/>
                 <w:lang w:eastAsia="ja-JP"/>
               </w:rPr>
-              <w:lastRenderedPageBreak/>
               <w:t>【見立て】</w:t>
             </w:r>
           </w:p>
@@ -2591,7 +3037,22 @@
                 <w:sz w:val="20"/>
                 <w:lang w:eastAsia="ja-JP"/>
               </w:rPr>
-              <w:t>人前で説明することに苦手意識があります。先生の「安心して任せられる人」という評価をお伝えすると驚かれていました。「頼りにしている」と言葉で伝えることが自信につながります。</w:t>
+              <w:t>人前で説明することに苦手意識があります。</w:t>
+            </w:r>
+            <w:r>
+              <w:rPr>
+                <w:rFonts w:hint="eastAsia"/>
+                <w:sz w:val="20"/>
+                <w:lang w:eastAsia="ja-JP"/>
+              </w:rPr>
+              <w:t>「あなたに任せてここが安心」</w:t>
+            </w:r>
+            <w:r>
+              <w:rPr>
+                <w:sz w:val="20"/>
+                <w:lang w:eastAsia="ja-JP"/>
+              </w:rPr>
+              <w:t>「頼りにしている」と言葉で伝えることが自信につながります。</w:t>
             </w:r>
             <w:r>
               <w:rPr>
@@ -2627,7 +3088,21 @@
                 <w:sz w:val="20"/>
                 <w:lang w:eastAsia="ja-JP"/>
               </w:rPr>
-              <w:t>寝不足気味ですが、体調は変わりません。試験は来年に向けて一から取り組むとのこと。説明への苦手意識について、仲間に確認してもらう、その場で答えきらず後で回答する、などを一緒に考えました。次回は12月。</w:t>
+              <w:t>寝不足気味ですが、体調は変わりません。試験は来年に向けて一から取り組むとのこと。説明への苦手意識について、仲間に確認してもらう、その場で答えきらず後で回答する、などを一緒に考えました。次回は</w:t>
+            </w:r>
+            <w:r>
+              <w:rPr>
+                <w:sz w:val="20"/>
+                <w:lang w:eastAsia="ja-JP"/>
+              </w:rPr>
+              <w:t>12</w:t>
+            </w:r>
+            <w:r>
+              <w:rPr>
+                <w:sz w:val="20"/>
+                <w:lang w:eastAsia="ja-JP"/>
+              </w:rPr>
+              <w:t>月。</w:t>
             </w:r>
           </w:p>
         </w:tc>
@@ -2642,7 +3117,6 @@
               <w:rPr>
                 <w:sz w:val="18"/>
               </w:rPr>
-              <w:lastRenderedPageBreak/>
               <w:t>太田</w:t>
             </w:r>
             <w:r>
@@ -2869,6 +3343,12 @@
           <w:lang w:eastAsia="ja-JP"/>
         </w:rPr>
         <w:t xml:space="preserve">　佐々木さんの体調は引き続き注視が必要です。繁忙期と試験前が重なる時期は、業務量の配分にご配慮をお願いします。</w:t>
+      </w:r>
+      <w:r>
+        <w:rPr>
+          <w:sz w:val="20"/>
+          <w:lang w:eastAsia="ja-JP"/>
+        </w:rPr>
         <w:br/>
       </w:r>
       <w:r>
@@ -2877,6 +3357,12 @@
           <w:lang w:eastAsia="ja-JP"/>
         </w:rPr>
         <w:t xml:space="preserve">　お客様の資料提出の遅れが残業の原因、という声が複数ありました。期限までに進み具合を確認しているメンバーは、残業が少なく済んでいます。この工夫を事務所内で共有すると、全体の負担を減らせる可能性があります。</w:t>
+      </w:r>
+      <w:r>
+        <w:rPr>
+          <w:sz w:val="20"/>
+          <w:lang w:eastAsia="ja-JP"/>
+        </w:rPr>
         <w:br/>
       </w:r>
       <w:r>

--- a/20_Projects/企業のオンライン保健室/顧客/杉山耕一税理士事務所/02_報告会記録/杉山耕一税理士事務所_2026年7-9月_総括報告書.docx
+++ b/20_Projects/企業のオンライン保健室/顧客/杉山耕一税理士事務所/02_報告会記録/杉山耕一税理士事務所_2026年7-9月_総括報告書.docx
@@ -3357,6 +3357,20 @@
           <w:lang w:eastAsia="ja-JP"/>
         </w:rPr>
         <w:t xml:space="preserve">　お客様の資料提出の遅れが残業の原因、という声が複数ありました。期限までに進み具合を確認しているメンバーは、残業が少なく済んでいます。この工夫を事務所内で共有すると、全体の負担を減らせる可能性があります。</w:t>
+      </w:r>
+      <w:r>
+        <w:rPr>
+          <w:sz w:val="20"/>
+          <w:lang w:eastAsia="ja-JP"/>
+        </w:rPr>
+        <w:br/>
+      </w:r>
+      <w:r>
+        <w:rPr>
+          <w:sz w:val="20"/>
+          <w:lang w:eastAsia="ja-JP"/>
+        </w:rPr>
+        <w:t xml:space="preserve">　先生が示す確認の範囲と、メンバーが必要と考える確認の範囲にずれがあり、残業につながっている場面が見られます。確認で見つかったミスの件数や内容を記録し、どこまで確認するかを先生とメンバーで話し合っていただくと、安心と効率の両方を保てると考えます。</w:t>
       </w:r>
       <w:r>
         <w:rPr>

--- a/20_Projects/企業のオンライン保健室/顧客/杉山耕一税理士事務所/02_報告会記録/杉山耕一税理士事務所_2026年7-9月_総括報告書.docx
+++ b/20_Projects/企業のオンライン保健室/顧客/杉山耕一税理士事務所/02_報告会記録/杉山耕一税理士事務所_2026年7-9月_総括報告書.docx
@@ -3187,123 +3187,6 @@
                 <w:lang w:eastAsia="ja-JP"/>
               </w:rPr>
               <w:t>－</w:t>
-            </w:r>
-          </w:p>
-        </w:tc>
-      </w:tr>
-      <w:tr>
-        <w:tc>
-          <w:tcPr>
-            <w:tcW w:w="1417" w:type="dxa"/>
-          </w:tcPr>
-          <w:p>
-            <w:proofErr w:type="spellStart"/>
-            <w:r>
-              <w:rPr>
-                <w:sz w:val="20"/>
-              </w:rPr>
-              <w:t>杉山</w:t>
-            </w:r>
-            <w:proofErr w:type="spellEnd"/>
-            <w:r>
-              <w:rPr>
-                <w:sz w:val="20"/>
-              </w:rPr>
-              <w:t xml:space="preserve"> </w:t>
-            </w:r>
-            <w:proofErr w:type="spellStart"/>
-            <w:r>
-              <w:rPr>
-                <w:sz w:val="20"/>
-              </w:rPr>
-              <w:t>耕一</w:t>
-            </w:r>
-            <w:proofErr w:type="spellEnd"/>
-            <w:r>
-              <w:rPr>
-                <w:sz w:val="20"/>
-              </w:rPr>
-              <w:t xml:space="preserve"> </w:t>
-            </w:r>
-            <w:proofErr w:type="spellStart"/>
-            <w:r>
-              <w:rPr>
-                <w:sz w:val="20"/>
-              </w:rPr>
-              <w:t>先生</w:t>
-            </w:r>
-            <w:proofErr w:type="spellEnd"/>
-          </w:p>
-        </w:tc>
-        <w:tc>
-          <w:tcPr>
-            <w:tcW w:w="1417" w:type="dxa"/>
-          </w:tcPr>
-          <w:p>
-            <w:r>
-              <w:rPr>
-                <w:sz w:val="20"/>
-              </w:rPr>
-              <w:t>報告時</w:t>
-            </w:r>
-          </w:p>
-        </w:tc>
-        <w:tc>
-          <w:tcPr>
-            <w:tcW w:w="2268" w:type="dxa"/>
-          </w:tcPr>
-          <w:p>
-            <w:pPr>
-              <w:rPr>
-                <w:lang w:eastAsia="ja-JP"/>
-              </w:rPr>
-            </w:pPr>
-            <w:r>
-              <w:rPr>
-                <w:sz w:val="20"/>
-                <w:lang w:eastAsia="ja-JP"/>
-              </w:rPr>
-              <w:t>報告時に確認</w:t>
-            </w:r>
-          </w:p>
-        </w:tc>
-        <w:tc>
-          <w:tcPr>
-            <w:tcW w:w="5102" w:type="dxa"/>
-          </w:tcPr>
-          <w:p>
-            <w:pPr>
-              <w:rPr>
-                <w:lang w:eastAsia="ja-JP"/>
-              </w:rPr>
-            </w:pPr>
-            <w:r>
-              <w:rPr>
-                <w:sz w:val="20"/>
-                <w:lang w:eastAsia="ja-JP"/>
-              </w:rPr>
-              <w:t>【見立て】</w:t>
-            </w:r>
-          </w:p>
-          <w:p>
-            <w:pPr>
-              <w:rPr>
-                <w:lang w:eastAsia="ja-JP"/>
-              </w:rPr>
-            </w:pPr>
-            <w:r>
-              <w:rPr>
-                <w:sz w:val="20"/>
-                <w:lang w:eastAsia="ja-JP"/>
-              </w:rPr>
-              <w:t>報告時にお話を伺い、記載します。</w:t>
-            </w:r>
-            <w:r>
-              <w:rPr>
-                <w:sz w:val="20"/>
-                <w:lang w:eastAsia="ja-JP"/>
-              </w:rPr>
-              <w:br/>
             </w:r>
           </w:p>
         </w:tc>

--- a/20_Projects/企業のオンライン保健室/顧客/杉山耕一税理士事務所/02_報告会記録/杉山耕一税理士事務所_2026年7-9月_総括報告書.docx
+++ b/20_Projects/企業のオンライン保健室/顧客/杉山耕一税理士事務所/02_報告会記録/杉山耕一税理士事務所_2026年7-9月_総括報告書.docx
@@ -3239,7 +3239,7 @@
           <w:sz w:val="20"/>
           <w:lang w:eastAsia="ja-JP"/>
         </w:rPr>
-        <w:t xml:space="preserve">　お客様の資料提出の遅れが残業の原因、という声が複数ありました。期限までに進み具合を確認しているメンバーは、残業が少なく済んでいます。この工夫を事務所内で共有すると、全体の負担を減らせる可能性があります。</w:t>
+        <w:t xml:space="preserve">　お客様の資料提出の遅れが残業の原因、という声が複数ありました。期限までに進み具合を確認しているメンバーは、残業が少なく済んでいます。この工夫を事務所内で共有すると、全体の負担を減らせる可能性があります。提出が遅れるお客様への受け止め方はメンバーによって差があり、お客様の事情を聞きながら進めているメンバーほど、負担が少ない様子です。お客様対応の考え方を事務所として揃えていただくことが、メンバーの負担軽減にもつながると考えます。</w:t>
       </w:r>
       <w:r>
         <w:rPr>

--- a/20_Projects/企業のオンライン保健室/顧客/杉山耕一税理士事務所/02_報告会記録/杉山耕一税理士事務所_2026年7-9月_総括報告書.docx
+++ b/20_Projects/企業のオンライン保健室/顧客/杉山耕一税理士事務所/02_報告会記録/杉山耕一税理士事務所_2026年7-9月_総括報告書.docx
@@ -2368,6 +2368,7 @@
           <w:p>
             <w:pPr>
               <w:rPr>
+                <w:rFonts w:hint="eastAsia"/>
                 <w:lang w:eastAsia="ja-JP"/>
               </w:rPr>
             </w:pPr>
@@ -2391,6 +2392,13 @@
                 <w:lang w:eastAsia="ja-JP"/>
               </w:rPr>
               <w:t>月の残業も「成長に必要な経験」と受け止めています。現在、保健室での相談事はないとのことです。</w:t>
+            </w:r>
+            <w:r>
+              <w:rPr>
+                <w:sz w:val="20"/>
+                <w:lang w:eastAsia="ja-JP"/>
+              </w:rPr>
+              <w:br/>
             </w:r>
           </w:p>
           <w:p>
@@ -2599,6 +2607,7 @@
                 <w:sz w:val="20"/>
                 <w:lang w:eastAsia="ja-JP"/>
               </w:rPr>
+              <w:lastRenderedPageBreak/>
               <w:t>ホルモンバランス：要注意（回復傾向）</w:t>
             </w:r>
           </w:p>
@@ -2613,7 +2622,6 @@
                 <w:sz w:val="20"/>
                 <w:lang w:eastAsia="ja-JP"/>
               </w:rPr>
-              <w:lastRenderedPageBreak/>
               <w:t>離職の可能性：中（身体的要因）</w:t>
             </w:r>
           </w:p>

--- a/20_Projects/企業のオンライン保健室/顧客/杉山耕一税理士事務所/02_報告会記録/杉山耕一税理士事務所_2026年7-9月_総括報告書.docx
+++ b/20_Projects/企業のオンライン保健室/顧客/杉山耕一税理士事務所/02_報告会記録/杉山耕一税理士事務所_2026年7-9月_総括報告書.docx
@@ -3262,6 +3262,20 @@
           <w:lang w:eastAsia="ja-JP"/>
         </w:rPr>
         <w:t xml:space="preserve">　先生が示す確認の範囲と、メンバーが必要と考える確認の範囲にずれがあり、残業につながっている場面が見られます。確認で見つかったミスの件数や内容を記録し、どこまで確認するかを先生とメンバーで話し合っていただくと、安心と効率の両方を保てると考えます。</w:t>
+      </w:r>
+      <w:r>
+        <w:rPr>
+          <w:sz w:val="20"/>
+          <w:lang w:eastAsia="ja-JP"/>
+        </w:rPr>
+        <w:br/>
+      </w:r>
+      <w:r>
+        <w:rPr>
+          <w:sz w:val="20"/>
+          <w:lang w:eastAsia="ja-JP"/>
+        </w:rPr>
+        <w:t xml:space="preserve">　試験の勉強と実務が結びつかなくて苦しい、という声が複数ありました。保健室では、行き詰まったときに何が足りないかを本人が整理し、自分で次の一歩を決められるよう支援しています。あわせて、先生のご経験から、試験の内容が実務でどう役に立ったかをお話しいただけると、勉強の意味づけになると考えます。</w:t>
       </w:r>
       <w:r>
         <w:rPr>

--- a/20_Projects/企業のオンライン保健室/顧客/杉山耕一税理士事務所/02_報告会記録/杉山耕一税理士事務所_2026年7-9月_総括報告書.docx
+++ b/20_Projects/企業のオンライン保健室/顧客/杉山耕一税理士事務所/02_報告会記録/杉山耕一税理士事務所_2026年7-9月_総括報告書.docx
@@ -3275,7 +3275,7 @@
           <w:sz w:val="20"/>
           <w:lang w:eastAsia="ja-JP"/>
         </w:rPr>
-        <w:t xml:space="preserve">　試験の勉強と実務が結びつかなくて苦しい、という声が複数ありました。保健室では、行き詰まったときに何が足りないかを本人が整理し、自分で次の一歩を決められるよう支援しています。あわせて、先生のご経験から、試験の内容が実務でどう役に立ったかをお話しいただけると、勉強の意味づけになると考えます。</w:t>
+        <w:t xml:space="preserve">　試験の勉強と実務が結びつかなくて苦しい、という声が複数ありました。保健室では、行き詰まったときに何が足りないかを本人が整理し、自分で次の一歩を決められるよう支援しています。あわせて、先生のご経験から、試験の内容が実務でどう役に立ったかをお話しいただけると、勉強の意味づけになると考えます。12月の試験結果の発表は、合格した人とそうでなかった人が同じ職場にいる時期です。合格したメンバーをお祝いしつつ、そうでなかったメンバーにも声をかけていただけると、事務所全体の安心につながると考えます。</w:t>
       </w:r>
       <w:r>
         <w:rPr>

--- a/20_Projects/企業のオンライン保健室/顧客/杉山耕一税理士事務所/02_報告会記録/杉山耕一税理士事務所_2026年7-9月_総括報告書.docx
+++ b/20_Projects/企業のオンライン保健室/顧客/杉山耕一税理士事務所/02_報告会記録/杉山耕一税理士事務所_2026年7-9月_総括報告書.docx
@@ -43,7 +43,6 @@
             <w:shd w:val="clear" w:color="auto" w:fill="D9E1F2"/>
           </w:tcPr>
           <w:p>
-            <w:proofErr w:type="spellStart"/>
             <w:r>
               <w:rPr>
                 <w:b/>
@@ -51,7 +50,6 @@
               </w:rPr>
               <w:t>会社名</w:t>
             </w:r>
-            <w:proofErr w:type="spellEnd"/>
           </w:p>
         </w:tc>
         <w:tc>
@@ -453,7 +451,6 @@
             <w:shd w:val="clear" w:color="auto" w:fill="D9E1F2"/>
           </w:tcPr>
           <w:p>
-            <w:proofErr w:type="spellStart"/>
             <w:r>
               <w:rPr>
                 <w:b/>
@@ -461,7 +458,6 @@
               </w:rPr>
               <w:t>氏名</w:t>
             </w:r>
-            <w:proofErr w:type="spellEnd"/>
           </w:p>
         </w:tc>
         <w:tc>
@@ -522,28 +518,24 @@
             <w:tcW w:w="1417" w:type="dxa"/>
           </w:tcPr>
           <w:p>
-            <w:proofErr w:type="spellStart"/>
             <w:r>
               <w:rPr>
                 <w:sz w:val="18"/>
               </w:rPr>
               <w:t>塩澤</w:t>
             </w:r>
-            <w:proofErr w:type="spellEnd"/>
             <w:r>
               <w:rPr>
                 <w:sz w:val="18"/>
               </w:rPr>
               <w:t xml:space="preserve"> </w:t>
             </w:r>
-            <w:proofErr w:type="spellStart"/>
             <w:r>
               <w:rPr>
                 <w:sz w:val="18"/>
               </w:rPr>
               <w:t>裕己永さん</w:t>
             </w:r>
-            <w:proofErr w:type="spellEnd"/>
           </w:p>
         </w:tc>
         <w:tc>
@@ -668,14 +660,12 @@
             </w:r>
           </w:p>
           <w:p>
-            <w:proofErr w:type="spellStart"/>
             <w:r>
               <w:rPr>
                 <w:sz w:val="20"/>
               </w:rPr>
               <w:t>離職の可能性：低</w:t>
             </w:r>
-            <w:proofErr w:type="spellEnd"/>
           </w:p>
         </w:tc>
         <w:tc>
@@ -850,14 +840,12 @@
               </w:rPr>
               <w:t xml:space="preserve"> </w:t>
             </w:r>
-            <w:proofErr w:type="spellStart"/>
             <w:r>
               <w:rPr>
                 <w:sz w:val="18"/>
               </w:rPr>
               <w:t>宝梁さん</w:t>
             </w:r>
-            <w:proofErr w:type="spellEnd"/>
           </w:p>
         </w:tc>
         <w:tc>
@@ -968,14 +956,12 @@
             </w:r>
           </w:p>
           <w:p>
-            <w:proofErr w:type="spellStart"/>
             <w:r>
               <w:rPr>
                 <w:sz w:val="20"/>
               </w:rPr>
               <w:t>離職の可能性：低</w:t>
             </w:r>
-            <w:proofErr w:type="spellEnd"/>
           </w:p>
         </w:tc>
         <w:tc>
@@ -1124,28 +1110,24 @@
             <w:tcW w:w="1417" w:type="dxa"/>
           </w:tcPr>
           <w:p>
-            <w:proofErr w:type="spellStart"/>
             <w:r>
               <w:rPr>
                 <w:sz w:val="18"/>
               </w:rPr>
               <w:t>佐々木</w:t>
             </w:r>
-            <w:proofErr w:type="spellEnd"/>
             <w:r>
               <w:rPr>
                 <w:sz w:val="18"/>
               </w:rPr>
               <w:t xml:space="preserve"> </w:t>
             </w:r>
-            <w:proofErr w:type="spellStart"/>
             <w:r>
               <w:rPr>
                 <w:sz w:val="18"/>
               </w:rPr>
               <w:t>麻衣さん</w:t>
             </w:r>
-            <w:proofErr w:type="spellEnd"/>
           </w:p>
         </w:tc>
         <w:tc>
@@ -1489,7 +1471,6 @@
             <w:tcW w:w="1417" w:type="dxa"/>
           </w:tcPr>
           <w:p>
-            <w:proofErr w:type="spellStart"/>
             <w:r>
               <w:rPr>
                 <w:sz w:val="18"/>
@@ -1497,21 +1478,18 @@
               <w:lastRenderedPageBreak/>
               <w:t>石渡</w:t>
             </w:r>
-            <w:proofErr w:type="spellEnd"/>
             <w:r>
               <w:rPr>
                 <w:sz w:val="18"/>
               </w:rPr>
               <w:t xml:space="preserve"> </w:t>
             </w:r>
-            <w:proofErr w:type="spellStart"/>
             <w:r>
               <w:rPr>
                 <w:sz w:val="18"/>
               </w:rPr>
               <w:t>美紀さん</w:t>
             </w:r>
-            <w:proofErr w:type="spellEnd"/>
           </w:p>
         </w:tc>
         <w:tc>
@@ -1711,28 +1689,24 @@
             <w:tcW w:w="1417" w:type="dxa"/>
           </w:tcPr>
           <w:p>
-            <w:proofErr w:type="spellStart"/>
             <w:r>
               <w:rPr>
                 <w:sz w:val="18"/>
               </w:rPr>
               <w:t>松崎</w:t>
             </w:r>
-            <w:proofErr w:type="spellEnd"/>
             <w:r>
               <w:rPr>
                 <w:sz w:val="18"/>
               </w:rPr>
               <w:t xml:space="preserve"> </w:t>
             </w:r>
-            <w:proofErr w:type="spellStart"/>
             <w:r>
               <w:rPr>
                 <w:sz w:val="18"/>
               </w:rPr>
               <w:t>幸さん</w:t>
             </w:r>
-            <w:proofErr w:type="spellEnd"/>
           </w:p>
         </w:tc>
         <w:tc>
@@ -1843,14 +1817,12 @@
             </w:r>
           </w:p>
           <w:p>
-            <w:proofErr w:type="spellStart"/>
             <w:r>
               <w:rPr>
                 <w:sz w:val="20"/>
               </w:rPr>
               <w:t>離職の可能性：低</w:t>
             </w:r>
-            <w:proofErr w:type="spellEnd"/>
           </w:p>
         </w:tc>
         <w:tc>
@@ -1928,28 +1900,24 @@
             <w:tcW w:w="1417" w:type="dxa"/>
           </w:tcPr>
           <w:p>
-            <w:proofErr w:type="spellStart"/>
             <w:r>
               <w:rPr>
                 <w:sz w:val="18"/>
               </w:rPr>
               <w:t>楠本</w:t>
             </w:r>
-            <w:proofErr w:type="spellEnd"/>
             <w:r>
               <w:rPr>
                 <w:sz w:val="18"/>
               </w:rPr>
               <w:t xml:space="preserve"> </w:t>
             </w:r>
-            <w:proofErr w:type="spellStart"/>
             <w:r>
               <w:rPr>
                 <w:sz w:val="18"/>
               </w:rPr>
               <w:t>耕大さん</w:t>
             </w:r>
-            <w:proofErr w:type="spellEnd"/>
           </w:p>
         </w:tc>
         <w:tc>
@@ -2060,14 +2028,12 @@
             </w:r>
           </w:p>
           <w:p>
-            <w:proofErr w:type="spellStart"/>
             <w:r>
               <w:rPr>
                 <w:sz w:val="20"/>
               </w:rPr>
               <w:t>離職の可能性：低</w:t>
             </w:r>
-            <w:proofErr w:type="spellEnd"/>
           </w:p>
         </w:tc>
         <w:tc>
@@ -2159,28 +2125,24 @@
             <w:tcW w:w="1417" w:type="dxa"/>
           </w:tcPr>
           <w:p>
-            <w:proofErr w:type="spellStart"/>
             <w:r>
               <w:rPr>
                 <w:sz w:val="18"/>
               </w:rPr>
               <w:t>梅田</w:t>
             </w:r>
-            <w:proofErr w:type="spellEnd"/>
             <w:r>
               <w:rPr>
                 <w:sz w:val="18"/>
               </w:rPr>
               <w:t xml:space="preserve"> </w:t>
             </w:r>
-            <w:proofErr w:type="spellStart"/>
             <w:r>
               <w:rPr>
                 <w:sz w:val="18"/>
               </w:rPr>
               <w:t>和さん</w:t>
             </w:r>
-            <w:proofErr w:type="spellEnd"/>
           </w:p>
         </w:tc>
         <w:tc>
@@ -2368,7 +2330,6 @@
           <w:p>
             <w:pPr>
               <w:rPr>
-                <w:rFonts w:hint="eastAsia"/>
                 <w:lang w:eastAsia="ja-JP"/>
               </w:rPr>
             </w:pPr>
@@ -2479,28 +2440,24 @@
             <w:tcW w:w="1417" w:type="dxa"/>
           </w:tcPr>
           <w:p>
-            <w:proofErr w:type="spellStart"/>
             <w:r>
               <w:rPr>
                 <w:sz w:val="18"/>
               </w:rPr>
               <w:t>富永</w:t>
             </w:r>
-            <w:proofErr w:type="spellEnd"/>
             <w:r>
               <w:rPr>
                 <w:sz w:val="18"/>
               </w:rPr>
               <w:t xml:space="preserve"> </w:t>
             </w:r>
-            <w:proofErr w:type="spellStart"/>
             <w:r>
               <w:rPr>
                 <w:sz w:val="18"/>
               </w:rPr>
               <w:t>春菜さん</w:t>
             </w:r>
-            <w:proofErr w:type="spellEnd"/>
           </w:p>
         </w:tc>
         <w:tc>
@@ -2739,7 +2696,6 @@
             <w:tcW w:w="1417" w:type="dxa"/>
           </w:tcPr>
           <w:p>
-            <w:proofErr w:type="spellStart"/>
             <w:r>
               <w:rPr>
                 <w:sz w:val="18"/>
@@ -2747,21 +2703,18 @@
               <w:lastRenderedPageBreak/>
               <w:t>中尾</w:t>
             </w:r>
-            <w:proofErr w:type="spellEnd"/>
             <w:r>
               <w:rPr>
                 <w:sz w:val="18"/>
               </w:rPr>
               <w:t xml:space="preserve"> </w:t>
             </w:r>
-            <w:proofErr w:type="spellStart"/>
             <w:r>
               <w:rPr>
                 <w:sz w:val="18"/>
               </w:rPr>
               <w:t>玲沙さん</w:t>
             </w:r>
-            <w:proofErr w:type="spellEnd"/>
           </w:p>
         </w:tc>
         <w:tc>
@@ -2856,28 +2809,24 @@
             <w:tcW w:w="1417" w:type="dxa"/>
           </w:tcPr>
           <w:p>
-            <w:proofErr w:type="spellStart"/>
             <w:r>
               <w:rPr>
                 <w:sz w:val="18"/>
               </w:rPr>
               <w:t>澤田</w:t>
             </w:r>
-            <w:proofErr w:type="spellEnd"/>
             <w:r>
               <w:rPr>
                 <w:sz w:val="18"/>
               </w:rPr>
               <w:t xml:space="preserve"> </w:t>
             </w:r>
-            <w:proofErr w:type="spellStart"/>
             <w:r>
               <w:rPr>
                 <w:sz w:val="18"/>
               </w:rPr>
               <w:t>香織さん</w:t>
             </w:r>
-            <w:proofErr w:type="spellEnd"/>
           </w:p>
         </w:tc>
         <w:tc>
@@ -3247,6 +3196,13 @@
           <w:sz w:val="20"/>
           <w:lang w:eastAsia="ja-JP"/>
         </w:rPr>
+        <w:br/>
+      </w:r>
+      <w:r>
+        <w:rPr>
+          <w:sz w:val="20"/>
+          <w:lang w:eastAsia="ja-JP"/>
+        </w:rPr>
         <w:t xml:space="preserve">　お客様の資料提出の遅れが残業の原因、という声が複数ありました。期限までに進み具合を確認しているメンバーは、残業が少なく済んでいます。この工夫を事務所内で共有すると、全体の負担を減らせる可能性があります。提出が遅れるお客様への受け止め方はメンバーによって差があり、お客様の事情を聞きながら進めているメンバーほど、負担が少ない様子です。お客様対応の考え方を事務所として揃えていただくことが、メンバーの負担軽減にもつながると考えます。</w:t>
       </w:r>
       <w:r>
@@ -3275,7 +3231,21 @@
           <w:sz w:val="20"/>
           <w:lang w:eastAsia="ja-JP"/>
         </w:rPr>
-        <w:t xml:space="preserve">　試験の勉強と実務が結びつかなくて苦しい、という声が複数ありました。保健室では、行き詰まったときに何が足りないかを本人が整理し、自分で次の一歩を決められるよう支援しています。あわせて、先生のご経験から、試験の内容が実務でどう役に立ったかをお話しいただけると、勉強の意味づけになると考えます。12月の試験結果の発表は、合格した人とそうでなかった人が同じ職場にいる時期です。合格したメンバーをお祝いしつつ、そうでなかったメンバーにも声をかけていただけると、事務所全体の安心につながると考えます。</w:t>
+        <w:t xml:space="preserve">　試験の勉強と実務が結びつかなくて苦しい、という声が複数ありました。保健室では、行き詰まったときに何が足りないかを本人が整理し、自分で次の一歩を決められるよう支援しています。あわせて、先生のご経験から、試験の内容が実務でどう役に立ったかをお話しいただけると、勉強の意味づけになると考えます。</w:t>
+      </w:r>
+      <w:r>
+        <w:rPr>
+          <w:sz w:val="20"/>
+          <w:lang w:eastAsia="ja-JP"/>
+        </w:rPr>
+        <w:t>12</w:t>
+      </w:r>
+      <w:r>
+        <w:rPr>
+          <w:sz w:val="20"/>
+          <w:lang w:eastAsia="ja-JP"/>
+        </w:rPr>
+        <w:t>月の試験結果の発表は、合格した人とそうでなかった人が同じ職場にいる時期です。合格したメンバーをお祝いしつつ、そうでなかったメンバーにも声をかけていただけると、事務所全体の安心につながると考えます。</w:t>
       </w:r>
       <w:r>
         <w:rPr>
@@ -3289,7 +3259,22 @@
           <w:sz w:val="20"/>
           <w:lang w:eastAsia="ja-JP"/>
         </w:rPr>
-        <w:t xml:space="preserve">　中尾さんの退職に伴い、新しい方を対象に加えるかを含め、今後の進め方（梅田さんの関わり方を含む）をご相談させてください。引き続きよろしくお願いいたします。</w:t>
+        <w:t xml:space="preserve">　中尾さんの退職に伴い、新しい方を対象に加えるかを含め、今後の進め方（梅田さんの関わり方を含む）をご相談させてください。</w:t>
+      </w:r>
+      <w:r>
+        <w:rPr>
+          <w:rFonts w:hint="eastAsia"/>
+          <w:sz w:val="20"/>
+          <w:lang w:eastAsia="ja-JP"/>
+        </w:rPr>
+        <w:t>あわせて、事務所として保健室をどのように位置づけていらっしゃるか（勤務時間内の利用の扱いなど）も確認させてください。</w:t>
+      </w:r>
+      <w:r>
+        <w:rPr>
+          <w:sz w:val="20"/>
+          <w:lang w:eastAsia="ja-JP"/>
+        </w:rPr>
+        <w:t>引き続きよろしくお願いいたします。</w:t>
       </w:r>
     </w:p>
     <w:p>

--- a/20_Projects/企業のオンライン保健室/顧客/杉山耕一税理士事務所/02_報告会記録/杉山耕一税理士事務所_2026年7-9月_総括報告書.docx
+++ b/20_Projects/企業のオンライン保健室/顧客/杉山耕一税理士事務所/02_報告会記録/杉山耕一税理士事務所_2026年7-9月_総括報告書.docx
@@ -43,6 +43,7 @@
             <w:shd w:val="clear" w:color="auto" w:fill="D9E1F2"/>
           </w:tcPr>
           <w:p>
+            <w:proofErr w:type="spellStart"/>
             <w:r>
               <w:rPr>
                 <w:b/>
@@ -50,6 +51,7 @@
               </w:rPr>
               <w:t>会社名</w:t>
             </w:r>
+            <w:proofErr w:type="spellEnd"/>
           </w:p>
         </w:tc>
         <w:tc>
@@ -451,6 +453,7 @@
             <w:shd w:val="clear" w:color="auto" w:fill="D9E1F2"/>
           </w:tcPr>
           <w:p>
+            <w:proofErr w:type="spellStart"/>
             <w:r>
               <w:rPr>
                 <w:b/>
@@ -458,6 +461,7 @@
               </w:rPr>
               <w:t>氏名</w:t>
             </w:r>
+            <w:proofErr w:type="spellEnd"/>
           </w:p>
         </w:tc>
         <w:tc>
@@ -518,24 +522,28 @@
             <w:tcW w:w="1417" w:type="dxa"/>
           </w:tcPr>
           <w:p>
+            <w:proofErr w:type="spellStart"/>
             <w:r>
               <w:rPr>
                 <w:sz w:val="18"/>
               </w:rPr>
               <w:t>塩澤</w:t>
             </w:r>
+            <w:proofErr w:type="spellEnd"/>
             <w:r>
               <w:rPr>
                 <w:sz w:val="18"/>
               </w:rPr>
               <w:t xml:space="preserve"> </w:t>
             </w:r>
+            <w:proofErr w:type="spellStart"/>
             <w:r>
               <w:rPr>
                 <w:sz w:val="18"/>
               </w:rPr>
               <w:t>裕己永さん</w:t>
             </w:r>
+            <w:proofErr w:type="spellEnd"/>
           </w:p>
         </w:tc>
         <w:tc>
@@ -660,12 +668,14 @@
             </w:r>
           </w:p>
           <w:p>
+            <w:proofErr w:type="spellStart"/>
             <w:r>
               <w:rPr>
                 <w:sz w:val="20"/>
               </w:rPr>
               <w:t>離職の可能性：低</w:t>
             </w:r>
+            <w:proofErr w:type="spellEnd"/>
           </w:p>
         </w:tc>
         <w:tc>
@@ -840,12 +850,14 @@
               </w:rPr>
               <w:t xml:space="preserve"> </w:t>
             </w:r>
+            <w:proofErr w:type="spellStart"/>
             <w:r>
               <w:rPr>
                 <w:sz w:val="18"/>
               </w:rPr>
               <w:t>宝梁さん</w:t>
             </w:r>
+            <w:proofErr w:type="spellEnd"/>
           </w:p>
         </w:tc>
         <w:tc>
@@ -956,12 +968,14 @@
             </w:r>
           </w:p>
           <w:p>
+            <w:proofErr w:type="spellStart"/>
             <w:r>
               <w:rPr>
                 <w:sz w:val="20"/>
               </w:rPr>
               <w:t>離職の可能性：低</w:t>
             </w:r>
+            <w:proofErr w:type="spellEnd"/>
           </w:p>
         </w:tc>
         <w:tc>
@@ -1110,24 +1124,28 @@
             <w:tcW w:w="1417" w:type="dxa"/>
           </w:tcPr>
           <w:p>
+            <w:proofErr w:type="spellStart"/>
             <w:r>
               <w:rPr>
                 <w:sz w:val="18"/>
               </w:rPr>
               <w:t>佐々木</w:t>
             </w:r>
+            <w:proofErr w:type="spellEnd"/>
             <w:r>
               <w:rPr>
                 <w:sz w:val="18"/>
               </w:rPr>
               <w:t xml:space="preserve"> </w:t>
             </w:r>
+            <w:proofErr w:type="spellStart"/>
             <w:r>
               <w:rPr>
                 <w:sz w:val="18"/>
               </w:rPr>
               <w:t>麻衣さん</w:t>
             </w:r>
+            <w:proofErr w:type="spellEnd"/>
           </w:p>
         </w:tc>
         <w:tc>
@@ -1358,6 +1376,7 @@
           <w:p>
             <w:pPr>
               <w:rPr>
+                <w:rFonts w:hint="eastAsia"/>
                 <w:lang w:eastAsia="ja-JP"/>
               </w:rPr>
             </w:pPr>
@@ -1460,7 +1479,7 @@
                 <w:sz w:val="20"/>
                 <w:lang w:eastAsia="ja-JP"/>
               </w:rPr>
-              <w:t>。今年の試験は見送り、来年受験予定。気持ちを言葉にして出す方法を提案。回数増やす提案をしていますが、ご連絡は来ておりません。次回は体調の再発の有無を最優先で確認します。</w:t>
+              <w:t>。今年の試験は見送り、来年受験予定。気持ちを言葉にして出す方法を提案。回数増やす提案をしていますが、ご連絡は来ておりません。</w:t>
             </w:r>
           </w:p>
         </w:tc>
@@ -1471,6 +1490,7 @@
             <w:tcW w:w="1417" w:type="dxa"/>
           </w:tcPr>
           <w:p>
+            <w:proofErr w:type="spellStart"/>
             <w:r>
               <w:rPr>
                 <w:sz w:val="18"/>
@@ -1478,18 +1498,21 @@
               <w:lastRenderedPageBreak/>
               <w:t>石渡</w:t>
             </w:r>
+            <w:proofErr w:type="spellEnd"/>
             <w:r>
               <w:rPr>
                 <w:sz w:val="18"/>
               </w:rPr>
               <w:t xml:space="preserve"> </w:t>
             </w:r>
+            <w:proofErr w:type="spellStart"/>
             <w:r>
               <w:rPr>
                 <w:sz w:val="18"/>
               </w:rPr>
               <w:t>美紀さん</w:t>
             </w:r>
+            <w:proofErr w:type="spellEnd"/>
           </w:p>
         </w:tc>
         <w:tc>
@@ -1689,24 +1712,28 @@
             <w:tcW w:w="1417" w:type="dxa"/>
           </w:tcPr>
           <w:p>
+            <w:proofErr w:type="spellStart"/>
             <w:r>
               <w:rPr>
                 <w:sz w:val="18"/>
               </w:rPr>
               <w:t>松崎</w:t>
             </w:r>
+            <w:proofErr w:type="spellEnd"/>
             <w:r>
               <w:rPr>
                 <w:sz w:val="18"/>
               </w:rPr>
               <w:t xml:space="preserve"> </w:t>
             </w:r>
+            <w:proofErr w:type="spellStart"/>
             <w:r>
               <w:rPr>
                 <w:sz w:val="18"/>
               </w:rPr>
               <w:t>幸さん</w:t>
             </w:r>
+            <w:proofErr w:type="spellEnd"/>
           </w:p>
         </w:tc>
         <w:tc>
@@ -1817,12 +1844,14 @@
             </w:r>
           </w:p>
           <w:p>
+            <w:proofErr w:type="spellStart"/>
             <w:r>
               <w:rPr>
                 <w:sz w:val="20"/>
               </w:rPr>
               <w:t>離職の可能性：低</w:t>
             </w:r>
+            <w:proofErr w:type="spellEnd"/>
           </w:p>
         </w:tc>
         <w:tc>
@@ -1900,24 +1929,28 @@
             <w:tcW w:w="1417" w:type="dxa"/>
           </w:tcPr>
           <w:p>
+            <w:proofErr w:type="spellStart"/>
             <w:r>
               <w:rPr>
                 <w:sz w:val="18"/>
               </w:rPr>
               <w:t>楠本</w:t>
             </w:r>
+            <w:proofErr w:type="spellEnd"/>
             <w:r>
               <w:rPr>
                 <w:sz w:val="18"/>
               </w:rPr>
               <w:t xml:space="preserve"> </w:t>
             </w:r>
+            <w:proofErr w:type="spellStart"/>
             <w:r>
               <w:rPr>
                 <w:sz w:val="18"/>
               </w:rPr>
               <w:t>耕大さん</w:t>
             </w:r>
+            <w:proofErr w:type="spellEnd"/>
           </w:p>
         </w:tc>
         <w:tc>
@@ -2028,12 +2061,14 @@
             </w:r>
           </w:p>
           <w:p>
+            <w:proofErr w:type="spellStart"/>
             <w:r>
               <w:rPr>
                 <w:sz w:val="20"/>
               </w:rPr>
               <w:t>離職の可能性：低</w:t>
             </w:r>
+            <w:proofErr w:type="spellEnd"/>
           </w:p>
         </w:tc>
         <w:tc>
@@ -2125,24 +2160,28 @@
             <w:tcW w:w="1417" w:type="dxa"/>
           </w:tcPr>
           <w:p>
+            <w:proofErr w:type="spellStart"/>
             <w:r>
               <w:rPr>
                 <w:sz w:val="18"/>
               </w:rPr>
               <w:t>梅田</w:t>
             </w:r>
+            <w:proofErr w:type="spellEnd"/>
             <w:r>
               <w:rPr>
                 <w:sz w:val="18"/>
               </w:rPr>
               <w:t xml:space="preserve"> </w:t>
             </w:r>
+            <w:proofErr w:type="spellStart"/>
             <w:r>
               <w:rPr>
                 <w:sz w:val="18"/>
               </w:rPr>
               <w:t>和さん</w:t>
             </w:r>
+            <w:proofErr w:type="spellEnd"/>
           </w:p>
         </w:tc>
         <w:tc>
@@ -2440,24 +2479,28 @@
             <w:tcW w:w="1417" w:type="dxa"/>
           </w:tcPr>
           <w:p>
+            <w:proofErr w:type="spellStart"/>
             <w:r>
               <w:rPr>
                 <w:sz w:val="18"/>
               </w:rPr>
               <w:t>富永</w:t>
             </w:r>
+            <w:proofErr w:type="spellEnd"/>
             <w:r>
               <w:rPr>
                 <w:sz w:val="18"/>
               </w:rPr>
               <w:t xml:space="preserve"> </w:t>
             </w:r>
+            <w:proofErr w:type="spellStart"/>
             <w:r>
               <w:rPr>
                 <w:sz w:val="18"/>
               </w:rPr>
               <w:t>春菜さん</w:t>
             </w:r>
+            <w:proofErr w:type="spellEnd"/>
           </w:p>
         </w:tc>
         <w:tc>
@@ -2564,7 +2607,6 @@
                 <w:sz w:val="20"/>
                 <w:lang w:eastAsia="ja-JP"/>
               </w:rPr>
-              <w:lastRenderedPageBreak/>
               <w:t>ホルモンバランス：要注意（回復傾向）</w:t>
             </w:r>
           </w:p>
@@ -2579,6 +2621,7 @@
                 <w:sz w:val="20"/>
                 <w:lang w:eastAsia="ja-JP"/>
               </w:rPr>
+              <w:lastRenderedPageBreak/>
               <w:t>離職の可能性：中（身体的要因）</w:t>
             </w:r>
           </w:p>
@@ -2696,6 +2739,7 @@
             <w:tcW w:w="1417" w:type="dxa"/>
           </w:tcPr>
           <w:p>
+            <w:proofErr w:type="spellStart"/>
             <w:r>
               <w:rPr>
                 <w:sz w:val="18"/>
@@ -2703,18 +2747,21 @@
               <w:lastRenderedPageBreak/>
               <w:t>中尾</w:t>
             </w:r>
+            <w:proofErr w:type="spellEnd"/>
             <w:r>
               <w:rPr>
                 <w:sz w:val="18"/>
               </w:rPr>
               <w:t xml:space="preserve"> </w:t>
             </w:r>
+            <w:proofErr w:type="spellStart"/>
             <w:r>
               <w:rPr>
                 <w:sz w:val="18"/>
               </w:rPr>
               <w:t>玲沙さん</w:t>
             </w:r>
+            <w:proofErr w:type="spellEnd"/>
           </w:p>
         </w:tc>
         <w:tc>
@@ -2809,24 +2856,28 @@
             <w:tcW w:w="1417" w:type="dxa"/>
           </w:tcPr>
           <w:p>
+            <w:proofErr w:type="spellStart"/>
             <w:r>
               <w:rPr>
                 <w:sz w:val="18"/>
               </w:rPr>
               <w:t>澤田</w:t>
             </w:r>
+            <w:proofErr w:type="spellEnd"/>
             <w:r>
               <w:rPr>
                 <w:sz w:val="18"/>
               </w:rPr>
               <w:t xml:space="preserve"> </w:t>
             </w:r>
+            <w:proofErr w:type="spellStart"/>
             <w:r>
               <w:rPr>
                 <w:sz w:val="18"/>
               </w:rPr>
               <w:t>香織さん</w:t>
             </w:r>
+            <w:proofErr w:type="spellEnd"/>
           </w:p>
         </w:tc>
         <w:tc>
@@ -3152,6 +3203,7 @@
     <w:p>
       <w:pPr>
         <w:rPr>
+          <w:rFonts w:hint="eastAsia"/>
           <w:lang w:eastAsia="ja-JP"/>
         </w:rPr>
       </w:pPr>
@@ -3182,7 +3234,7 @@
           <w:sz w:val="20"/>
           <w:lang w:eastAsia="ja-JP"/>
         </w:rPr>
-        <w:t xml:space="preserve">　佐々木さんの体調は引き続き注視が必要です。繁忙期と試験前が重なる時期は、業務量の配分にご配慮をお願いします。</w:t>
+        <w:t>佐々木さんの体調は引き続き注視が必要です。繁忙期と試験前が重なる時期は、業務量の配分にご配慮をお願いします。</w:t>
       </w:r>
       <w:r>
         <w:rPr>
@@ -3217,7 +3269,21 @@
           <w:sz w:val="20"/>
           <w:lang w:eastAsia="ja-JP"/>
         </w:rPr>
+        <w:br/>
+      </w:r>
+      <w:r>
+        <w:rPr>
+          <w:sz w:val="20"/>
+          <w:lang w:eastAsia="ja-JP"/>
+        </w:rPr>
         <w:t xml:space="preserve">　先生が示す確認の範囲と、メンバーが必要と考える確認の範囲にずれがあり、残業につながっている場面が見られます。確認で見つかったミスの件数や内容を記録し、どこまで確認するかを先生とメンバーで話し合っていただくと、安心と効率の両方を保てると考えます。</w:t>
+      </w:r>
+      <w:r>
+        <w:rPr>
+          <w:sz w:val="20"/>
+          <w:lang w:eastAsia="ja-JP"/>
+        </w:rPr>
+        <w:br/>
       </w:r>
       <w:r>
         <w:rPr>
@@ -3246,6 +3312,13 @@
           <w:lang w:eastAsia="ja-JP"/>
         </w:rPr>
         <w:t>月の試験結果の発表は、合格した人とそうでなかった人が同じ職場にいる時期です。合格したメンバーをお祝いしつつ、そうでなかったメンバーにも声をかけていただけると、事務所全体の安心につながると考えます。</w:t>
+      </w:r>
+      <w:r>
+        <w:rPr>
+          <w:sz w:val="20"/>
+          <w:lang w:eastAsia="ja-JP"/>
+        </w:rPr>
+        <w:br/>
       </w:r>
       <w:r>
         <w:rPr>

--- a/20_Projects/企業のオンライン保健室/顧客/杉山耕一税理士事務所/02_報告会記録/杉山耕一税理士事務所_2026年7-9月_総括報告書.docx
+++ b/20_Projects/企業のオンライン保健室/顧客/杉山耕一税理士事務所/02_報告会記録/杉山耕一税理士事務所_2026年7-9月_総括報告書.docx
@@ -43,7 +43,6 @@
             <w:shd w:val="clear" w:color="auto" w:fill="D9E1F2"/>
           </w:tcPr>
           <w:p>
-            <w:proofErr w:type="spellStart"/>
             <w:r>
               <w:rPr>
                 <w:b/>
@@ -51,7 +50,6 @@
               </w:rPr>
               <w:t>会社名</w:t>
             </w:r>
-            <w:proofErr w:type="spellEnd"/>
           </w:p>
         </w:tc>
         <w:tc>
@@ -453,7 +451,6 @@
             <w:shd w:val="clear" w:color="auto" w:fill="D9E1F2"/>
           </w:tcPr>
           <w:p>
-            <w:proofErr w:type="spellStart"/>
             <w:r>
               <w:rPr>
                 <w:b/>
@@ -461,7 +458,6 @@
               </w:rPr>
               <w:t>氏名</w:t>
             </w:r>
-            <w:proofErr w:type="spellEnd"/>
           </w:p>
         </w:tc>
         <w:tc>
@@ -522,28 +518,24 @@
             <w:tcW w:w="1417" w:type="dxa"/>
           </w:tcPr>
           <w:p>
-            <w:proofErr w:type="spellStart"/>
             <w:r>
               <w:rPr>
                 <w:sz w:val="18"/>
               </w:rPr>
               <w:t>塩澤</w:t>
             </w:r>
-            <w:proofErr w:type="spellEnd"/>
             <w:r>
               <w:rPr>
                 <w:sz w:val="18"/>
               </w:rPr>
               <w:t xml:space="preserve"> </w:t>
             </w:r>
-            <w:proofErr w:type="spellStart"/>
             <w:r>
               <w:rPr>
                 <w:sz w:val="18"/>
               </w:rPr>
               <w:t>裕己永さん</w:t>
             </w:r>
-            <w:proofErr w:type="spellEnd"/>
           </w:p>
         </w:tc>
         <w:tc>
@@ -668,14 +660,12 @@
             </w:r>
           </w:p>
           <w:p>
-            <w:proofErr w:type="spellStart"/>
             <w:r>
               <w:rPr>
                 <w:sz w:val="20"/>
               </w:rPr>
               <w:t>離職の可能性：低</w:t>
             </w:r>
-            <w:proofErr w:type="spellEnd"/>
           </w:p>
         </w:tc>
         <w:tc>
@@ -850,14 +840,12 @@
               </w:rPr>
               <w:t xml:space="preserve"> </w:t>
             </w:r>
-            <w:proofErr w:type="spellStart"/>
             <w:r>
               <w:rPr>
                 <w:sz w:val="18"/>
               </w:rPr>
               <w:t>宝梁さん</w:t>
             </w:r>
-            <w:proofErr w:type="spellEnd"/>
           </w:p>
         </w:tc>
         <w:tc>
@@ -968,14 +956,12 @@
             </w:r>
           </w:p>
           <w:p>
-            <w:proofErr w:type="spellStart"/>
             <w:r>
               <w:rPr>
                 <w:sz w:val="20"/>
               </w:rPr>
               <w:t>離職の可能性：低</w:t>
             </w:r>
-            <w:proofErr w:type="spellEnd"/>
           </w:p>
         </w:tc>
         <w:tc>
@@ -1124,28 +1110,24 @@
             <w:tcW w:w="1417" w:type="dxa"/>
           </w:tcPr>
           <w:p>
-            <w:proofErr w:type="spellStart"/>
             <w:r>
               <w:rPr>
                 <w:sz w:val="18"/>
               </w:rPr>
               <w:t>佐々木</w:t>
             </w:r>
-            <w:proofErr w:type="spellEnd"/>
             <w:r>
               <w:rPr>
                 <w:sz w:val="18"/>
               </w:rPr>
               <w:t xml:space="preserve"> </w:t>
             </w:r>
-            <w:proofErr w:type="spellStart"/>
             <w:r>
               <w:rPr>
                 <w:sz w:val="18"/>
               </w:rPr>
               <w:t>麻衣さん</w:t>
             </w:r>
-            <w:proofErr w:type="spellEnd"/>
           </w:p>
         </w:tc>
         <w:tc>
@@ -1349,7 +1331,24 @@
                 <w:sz w:val="20"/>
                 <w:lang w:eastAsia="ja-JP"/>
               </w:rPr>
-              <w:t>月の過呼吸様の発作と蕁麻疹は、心身の負荷が限界に近かったサインです。繁忙期の業務集中を避け、勉強と両立できる働き方を話し合う場を持つことが離職予防のカギです。</w:t>
+              <w:t>月の過呼吸様の発作と蕁麻疹は、心身の負荷が限界に近かったサインです。</w:t>
+            </w:r>
+            <w:r>
+              <w:rPr>
+                <w:rFonts w:hint="eastAsia"/>
+                <w:sz w:val="20"/>
+                <w:lang w:eastAsia="ja-JP"/>
+              </w:rPr>
+              <w:t>負荷の原因は業務量だけでなく、すべてを完璧に仕上げようとする考え方と、試験が進まないことへの焦りにあると見ています。休んでいても頭が仕事や試験のことを考え続け、心身が休まりにくい状態です。考え方の整理に取り組むとともに、体を動かして頭を切り替える時間をつくることが、離職予防のカギと</w:t>
+            </w:r>
+            <w:r>
+              <w:rPr>
+                <w:rFonts w:hint="eastAsia"/>
+                <w:sz w:val="20"/>
+                <w:lang w:eastAsia="ja-JP"/>
+              </w:rPr>
+              <w:lastRenderedPageBreak/>
+              <w:t>考えます。</w:t>
             </w:r>
             <w:r>
               <w:rPr>
@@ -1376,7 +1375,6 @@
           <w:p>
             <w:pPr>
               <w:rPr>
-                <w:rFonts w:hint="eastAsia"/>
                 <w:lang w:eastAsia="ja-JP"/>
               </w:rPr>
             </w:pPr>
@@ -1406,15 +1404,7 @@
                 <w:sz w:val="20"/>
                 <w:lang w:eastAsia="ja-JP"/>
               </w:rPr>
-              <w:t>時間で回復）、同時期に全身の蕁麻疹</w:t>
-            </w:r>
-            <w:r>
-              <w:rPr>
-                <w:sz w:val="20"/>
-                <w:lang w:eastAsia="ja-JP"/>
-              </w:rPr>
-              <w:lastRenderedPageBreak/>
-              <w:t>と発熱（</w:t>
+              <w:t>時間で回復）、同時期に全身の蕁麻疹と発熱（</w:t>
             </w:r>
             <w:r>
               <w:rPr>
@@ -1490,7 +1480,6 @@
             <w:tcW w:w="1417" w:type="dxa"/>
           </w:tcPr>
           <w:p>
-            <w:proofErr w:type="spellStart"/>
             <w:r>
               <w:rPr>
                 <w:sz w:val="18"/>
@@ -1498,21 +1487,18 @@
               <w:lastRenderedPageBreak/>
               <w:t>石渡</w:t>
             </w:r>
-            <w:proofErr w:type="spellEnd"/>
             <w:r>
               <w:rPr>
                 <w:sz w:val="18"/>
               </w:rPr>
               <w:t xml:space="preserve"> </w:t>
             </w:r>
-            <w:proofErr w:type="spellStart"/>
             <w:r>
               <w:rPr>
                 <w:sz w:val="18"/>
               </w:rPr>
               <w:t>美紀さん</w:t>
             </w:r>
-            <w:proofErr w:type="spellEnd"/>
           </w:p>
         </w:tc>
         <w:tc>
@@ -1712,28 +1698,24 @@
             <w:tcW w:w="1417" w:type="dxa"/>
           </w:tcPr>
           <w:p>
-            <w:proofErr w:type="spellStart"/>
             <w:r>
               <w:rPr>
                 <w:sz w:val="18"/>
               </w:rPr>
               <w:t>松崎</w:t>
             </w:r>
-            <w:proofErr w:type="spellEnd"/>
             <w:r>
               <w:rPr>
                 <w:sz w:val="18"/>
               </w:rPr>
               <w:t xml:space="preserve"> </w:t>
             </w:r>
-            <w:proofErr w:type="spellStart"/>
             <w:r>
               <w:rPr>
                 <w:sz w:val="18"/>
               </w:rPr>
               <w:t>幸さん</w:t>
             </w:r>
-            <w:proofErr w:type="spellEnd"/>
           </w:p>
         </w:tc>
         <w:tc>
@@ -1844,14 +1826,12 @@
             </w:r>
           </w:p>
           <w:p>
-            <w:proofErr w:type="spellStart"/>
             <w:r>
               <w:rPr>
                 <w:sz w:val="20"/>
               </w:rPr>
               <w:t>離職の可能性：低</w:t>
             </w:r>
-            <w:proofErr w:type="spellEnd"/>
           </w:p>
         </w:tc>
         <w:tc>
@@ -1929,28 +1909,24 @@
             <w:tcW w:w="1417" w:type="dxa"/>
           </w:tcPr>
           <w:p>
-            <w:proofErr w:type="spellStart"/>
             <w:r>
               <w:rPr>
                 <w:sz w:val="18"/>
               </w:rPr>
               <w:t>楠本</w:t>
             </w:r>
-            <w:proofErr w:type="spellEnd"/>
             <w:r>
               <w:rPr>
                 <w:sz w:val="18"/>
               </w:rPr>
               <w:t xml:space="preserve"> </w:t>
             </w:r>
-            <w:proofErr w:type="spellStart"/>
             <w:r>
               <w:rPr>
                 <w:sz w:val="18"/>
               </w:rPr>
               <w:t>耕大さん</w:t>
             </w:r>
-            <w:proofErr w:type="spellEnd"/>
           </w:p>
         </w:tc>
         <w:tc>
@@ -2061,14 +2037,12 @@
             </w:r>
           </w:p>
           <w:p>
-            <w:proofErr w:type="spellStart"/>
             <w:r>
               <w:rPr>
                 <w:sz w:val="20"/>
               </w:rPr>
               <w:t>離職の可能性：低</w:t>
             </w:r>
-            <w:proofErr w:type="spellEnd"/>
           </w:p>
         </w:tc>
         <w:tc>
@@ -2160,28 +2134,24 @@
             <w:tcW w:w="1417" w:type="dxa"/>
           </w:tcPr>
           <w:p>
-            <w:proofErr w:type="spellStart"/>
             <w:r>
               <w:rPr>
                 <w:sz w:val="18"/>
               </w:rPr>
               <w:t>梅田</w:t>
             </w:r>
-            <w:proofErr w:type="spellEnd"/>
             <w:r>
               <w:rPr>
                 <w:sz w:val="18"/>
               </w:rPr>
               <w:t xml:space="preserve"> </w:t>
             </w:r>
-            <w:proofErr w:type="spellStart"/>
             <w:r>
               <w:rPr>
                 <w:sz w:val="18"/>
               </w:rPr>
               <w:t>和さん</w:t>
             </w:r>
-            <w:proofErr w:type="spellEnd"/>
           </w:p>
         </w:tc>
         <w:tc>
@@ -2479,28 +2449,25 @@
             <w:tcW w:w="1417" w:type="dxa"/>
           </w:tcPr>
           <w:p>
-            <w:proofErr w:type="spellStart"/>
             <w:r>
               <w:rPr>
                 <w:sz w:val="18"/>
               </w:rPr>
+              <w:lastRenderedPageBreak/>
               <w:t>富永</w:t>
             </w:r>
-            <w:proofErr w:type="spellEnd"/>
             <w:r>
               <w:rPr>
                 <w:sz w:val="18"/>
               </w:rPr>
               <w:t xml:space="preserve"> </w:t>
             </w:r>
-            <w:proofErr w:type="spellStart"/>
             <w:r>
               <w:rPr>
                 <w:sz w:val="18"/>
               </w:rPr>
               <w:t>春菜さん</w:t>
             </w:r>
-            <w:proofErr w:type="spellEnd"/>
           </w:p>
         </w:tc>
         <w:tc>
@@ -2621,7 +2588,6 @@
                 <w:sz w:val="20"/>
                 <w:lang w:eastAsia="ja-JP"/>
               </w:rPr>
-              <w:lastRenderedPageBreak/>
               <w:t>離職の可能性：中（身体的要因）</w:t>
             </w:r>
           </w:p>
@@ -2641,7 +2607,6 @@
                 <w:sz w:val="20"/>
                 <w:lang w:eastAsia="ja-JP"/>
               </w:rPr>
-              <w:lastRenderedPageBreak/>
               <w:t>【見立て】</w:t>
             </w:r>
           </w:p>
@@ -2671,15 +2636,7 @@
                 <w:sz w:val="20"/>
                 <w:lang w:eastAsia="ja-JP"/>
               </w:rPr>
-              <w:t>」という基準を示</w:t>
-            </w:r>
-            <w:r>
-              <w:rPr>
-                <w:sz w:val="20"/>
-                <w:lang w:eastAsia="ja-JP"/>
-              </w:rPr>
-              <w:lastRenderedPageBreak/>
-              <w:t>す声かけが助けになります。</w:t>
+              <w:t>」という基準を示す声かけが助けになります。</w:t>
             </w:r>
             <w:r>
               <w:rPr>
@@ -2739,29 +2696,24 @@
             <w:tcW w:w="1417" w:type="dxa"/>
           </w:tcPr>
           <w:p>
-            <w:proofErr w:type="spellStart"/>
             <w:r>
               <w:rPr>
                 <w:sz w:val="18"/>
               </w:rPr>
-              <w:lastRenderedPageBreak/>
               <w:t>中尾</w:t>
             </w:r>
-            <w:proofErr w:type="spellEnd"/>
             <w:r>
               <w:rPr>
                 <w:sz w:val="18"/>
               </w:rPr>
               <w:t xml:space="preserve"> </w:t>
             </w:r>
-            <w:proofErr w:type="spellStart"/>
             <w:r>
               <w:rPr>
                 <w:sz w:val="18"/>
               </w:rPr>
               <w:t>玲沙さん</w:t>
             </w:r>
-            <w:proofErr w:type="spellEnd"/>
           </w:p>
         </w:tc>
         <w:tc>
@@ -2856,28 +2808,24 @@
             <w:tcW w:w="1417" w:type="dxa"/>
           </w:tcPr>
           <w:p>
-            <w:proofErr w:type="spellStart"/>
             <w:r>
               <w:rPr>
                 <w:sz w:val="18"/>
               </w:rPr>
               <w:t>澤田</w:t>
             </w:r>
-            <w:proofErr w:type="spellEnd"/>
             <w:r>
               <w:rPr>
                 <w:sz w:val="18"/>
               </w:rPr>
               <w:t xml:space="preserve"> </w:t>
             </w:r>
-            <w:proofErr w:type="spellStart"/>
             <w:r>
               <w:rPr>
                 <w:sz w:val="18"/>
               </w:rPr>
               <w:t>香織さん</w:t>
             </w:r>
-            <w:proofErr w:type="spellEnd"/>
           </w:p>
         </w:tc>
         <w:tc>
@@ -3203,7 +3151,6 @@
     <w:p>
       <w:pPr>
         <w:rPr>
-          <w:rFonts w:hint="eastAsia"/>
           <w:lang w:eastAsia="ja-JP"/>
         </w:rPr>
       </w:pPr>
@@ -3234,7 +3181,15 @@
           <w:sz w:val="20"/>
           <w:lang w:eastAsia="ja-JP"/>
         </w:rPr>
-        <w:t>佐々木さんの体調は引き続き注視が必要です。繁忙期と試験前が重なる時期は、業務量の配分にご配慮をお願いします。</w:t>
+        <w:t>佐々木さんの体調は引き続き注視が必要です。</w:t>
+      </w:r>
+      <w:r>
+        <w:rPr>
+          <w:rFonts w:hint="eastAsia"/>
+          <w:sz w:val="20"/>
+          <w:lang w:eastAsia="ja-JP"/>
+        </w:rPr>
+        <w:t>業務量の配分に加え、一人で抱え込まずに相談できる声かけをお願いします。</w:t>
       </w:r>
       <w:r>
         <w:rPr>

--- a/20_Projects/企業のオンライン保健室/顧客/杉山耕一税理士事務所/02_報告会記録/杉山耕一税理士事務所_2026年7-9月_総括報告書.docx
+++ b/20_Projects/企業のオンライン保健室/顧客/杉山耕一税理士事務所/02_報告会記録/杉山耕一税理士事務所_2026年7-9月_総括報告書.docx
@@ -3214,6 +3214,14 @@
       </w:r>
       <w:r>
         <w:rPr>
+          <w:rFonts w:hint="eastAsia"/>
+          <w:sz w:val="20"/>
+          <w:lang w:eastAsia="ja-JP"/>
+        </w:rPr>
+        <w:t>あわせて、お客様からの資料や回答を待つ間に、先に進められる作業を進めながら回答を促す、といった進め方を事務所ではされていますか。業務の性質上、回答がないと進められないものかどうかを教えていただけると、メンバーからのご相談に、より合った形でお応えできます。</w:t>
+      </w:r>
+      <w:r>
+        <w:rPr>
           <w:sz w:val="20"/>
           <w:lang w:eastAsia="ja-JP"/>
         </w:rPr>
@@ -3266,7 +3274,15 @@
           <w:sz w:val="20"/>
           <w:lang w:eastAsia="ja-JP"/>
         </w:rPr>
-        <w:t>月の試験結果の発表は、合格した人とそうでなかった人が同じ職場にいる時期です。合格したメンバーをお祝いしつつ、そうでなかったメンバーにも声をかけていただけると、事務所全体の安心につながると考えます。</w:t>
+        <w:t>月の試験結果の発表は、合格した人とそうでなかった人が同じ職場にいる時期です。合格し</w:t>
+      </w:r>
+      <w:r>
+        <w:rPr>
+          <w:sz w:val="20"/>
+          <w:lang w:eastAsia="ja-JP"/>
+        </w:rPr>
+        <w:lastRenderedPageBreak/>
+        <w:t>たメンバーをお祝いしつつ、そうでなかったメンバーにも声をかけていただけると、事務所全体の安心につながると考えます。</w:t>
       </w:r>
       <w:r>
         <w:rPr>

--- a/20_Projects/企業のオンライン保健室/顧客/杉山耕一税理士事務所/02_報告会記録/杉山耕一税理士事務所_2026年7-9月_総括報告書.docx
+++ b/20_Projects/企業のオンライン保健室/顧客/杉山耕一税理士事務所/02_報告会記録/杉山耕一税理士事務所_2026年7-9月_総括報告書.docx
@@ -3219,6 +3219,48 @@
           <w:lang w:eastAsia="ja-JP"/>
         </w:rPr>
         <w:t>あわせて、お客様からの資料や回答を待つ間に、先に進められる作業を進めながら回答を促す、といった進め方を事務所ではされていますか。業務の性質上、回答がないと進められないものかどうかを教えていただけると、メンバーからのご相談に、より合った形でお応えできます。</w:t>
+      </w:r>
+      <w:r>
+        <w:rPr>
+          <w:sz w:val="20"/>
+          <w:lang w:eastAsia="ja-JP"/>
+        </w:rPr>
+        <w:br/>
+      </w:r>
+      <w:r>
+        <w:rPr>
+          <w:sz w:val="20"/>
+          <w:lang w:eastAsia="ja-JP"/>
+        </w:rPr>
+        <w:br/>
+      </w:r>
+      <w:r>
+        <w:rPr>
+          <w:sz w:val="20"/>
+          <w:lang w:eastAsia="ja-JP"/>
+        </w:rPr>
+        <w:t xml:space="preserve">　繁忙期の残業については、多くのメンバーから話が出ており、20時ごろまでの残業が続く時期があるようです。7月には、残業が続く中で体調を崩したメンバーもいました。業務の性質上、残業をなくすことは難しいと思いますが、負担を軽くするために変えられるところがないか、一緒に考えさせてください。保健室では次期のセッションで、繁忙期にどの仕事で時間がかかっているか、何が変われば早く帰れそうかを皆さんに伺い、お名前を出さない形でご報告します。</w:t>
+      </w:r>
+      <w:r>
+        <w:rPr>
+          <w:sz w:val="20"/>
+          <w:lang w:eastAsia="ja-JP"/>
+        </w:rPr>
+        <w:br/>
+      </w:r>
+      <w:r>
+        <w:rPr>
+          <w:sz w:val="20"/>
+          <w:lang w:eastAsia="ja-JP"/>
+        </w:rPr>
+        <w:br/>
+      </w:r>
+      <w:r>
+        <w:rPr>
+          <w:sz w:val="20"/>
+          <w:lang w:eastAsia="ja-JP"/>
+        </w:rPr>
+        <w:t xml:space="preserve">　また、有給休暇のうち年5日を取得させることは、事務所としての義務になっています。繁忙期に入る前に、皆さんの取得状況を一度ご確認いただくと安心です。夏休みがほしいという声もありました。試験前休暇は事務所の良い取り組みです。それに加えて、「有給のうち5日は、夏休み・リフレッシュなど名前は自由に、好きな時に取ってください。できれば繁忙期は避けてもらえると助かります」と先生から一言伝えていただけると、皆さんが安心して休めると考えます。</w:t>
       </w:r>
       <w:r>
         <w:rPr>

--- a/20_Projects/企業のオンライン保健室/顧客/杉山耕一税理士事務所/02_報告会記録/杉山耕一税理士事務所_2026年7-9月_総括報告書.docx
+++ b/20_Projects/企業のオンライン保健室/顧客/杉山耕一税理士事務所/02_報告会記録/杉山耕一税理士事務所_2026年7-9月_総括報告書.docx
@@ -43,6 +43,7 @@
             <w:shd w:val="clear" w:color="auto" w:fill="D9E1F2"/>
           </w:tcPr>
           <w:p>
+            <w:proofErr w:type="spellStart"/>
             <w:r>
               <w:rPr>
                 <w:b/>
@@ -50,6 +51,7 @@
               </w:rPr>
               <w:t>会社名</w:t>
             </w:r>
+            <w:proofErr w:type="spellEnd"/>
           </w:p>
         </w:tc>
         <w:tc>
@@ -58,11 +60,19 @@
             <w:gridSpan w:val="3"/>
           </w:tcPr>
           <w:p>
-            <w:r>
-              <w:rPr>
-                <w:sz w:val="20"/>
-              </w:rPr>
-              <w:t>杉山耕一税理士事務所　様</w:t>
+            <w:proofErr w:type="spellStart"/>
+            <w:r>
+              <w:rPr>
+                <w:sz w:val="20"/>
+              </w:rPr>
+              <w:t>杉山耕一税理士事務所</w:t>
+            </w:r>
+            <w:proofErr w:type="spellEnd"/>
+            <w:r>
+              <w:rPr>
+                <w:sz w:val="20"/>
+              </w:rPr>
+              <w:t xml:space="preserve">　様</w:t>
             </w:r>
           </w:p>
         </w:tc>
@@ -74,6 +84,7 @@
             <w:shd w:val="clear" w:color="auto" w:fill="D9E1F2"/>
           </w:tcPr>
           <w:p>
+            <w:proofErr w:type="spellStart"/>
             <w:r>
               <w:rPr>
                 <w:b/>
@@ -81,6 +92,7 @@
               </w:rPr>
               <w:t>報告年月日</w:t>
             </w:r>
+            <w:proofErr w:type="spellEnd"/>
           </w:p>
         </w:tc>
         <w:tc>
@@ -132,6 +144,7 @@
             <w:shd w:val="clear" w:color="auto" w:fill="D9E1F2"/>
           </w:tcPr>
           <w:p>
+            <w:proofErr w:type="spellStart"/>
             <w:r>
               <w:rPr>
                 <w:b/>
@@ -139,6 +152,7 @@
               </w:rPr>
               <w:t>対象月</w:t>
             </w:r>
+            <w:proofErr w:type="spellEnd"/>
           </w:p>
         </w:tc>
         <w:tc>
@@ -204,6 +218,7 @@
             <w:shd w:val="clear" w:color="auto" w:fill="D9E1F2"/>
           </w:tcPr>
           <w:p>
+            <w:proofErr w:type="spellStart"/>
             <w:r>
               <w:rPr>
                 <w:b/>
@@ -211,6 +226,7 @@
               </w:rPr>
               <w:t>報告者</w:t>
             </w:r>
+            <w:proofErr w:type="spellEnd"/>
           </w:p>
         </w:tc>
         <w:tc>
@@ -218,12 +234,28 @@
             <w:tcW w:w="2351" w:type="dxa"/>
           </w:tcPr>
           <w:p>
-            <w:r>
-              <w:rPr>
-                <w:sz w:val="20"/>
-              </w:rPr>
-              <w:t>髙橋　由香</w:t>
-            </w:r>
+            <w:proofErr w:type="spellStart"/>
+            <w:r>
+              <w:rPr>
+                <w:sz w:val="20"/>
+              </w:rPr>
+              <w:t>髙橋</w:t>
+            </w:r>
+            <w:proofErr w:type="spellEnd"/>
+            <w:r>
+              <w:rPr>
+                <w:sz w:val="20"/>
+              </w:rPr>
+              <w:t xml:space="preserve">　</w:t>
+            </w:r>
+            <w:proofErr w:type="spellStart"/>
+            <w:r>
+              <w:rPr>
+                <w:sz w:val="20"/>
+              </w:rPr>
+              <w:t>由香</w:t>
+            </w:r>
+            <w:proofErr w:type="spellEnd"/>
           </w:p>
         </w:tc>
         <w:tc>
@@ -232,6 +264,7 @@
             <w:shd w:val="clear" w:color="auto" w:fill="D9E1F2"/>
           </w:tcPr>
           <w:p>
+            <w:proofErr w:type="spellStart"/>
             <w:r>
               <w:rPr>
                 <w:b/>
@@ -239,6 +272,7 @@
               </w:rPr>
               <w:t>月テーマ</w:t>
             </w:r>
+            <w:proofErr w:type="spellEnd"/>
           </w:p>
         </w:tc>
         <w:tc>
@@ -451,6 +485,7 @@
             <w:shd w:val="clear" w:color="auto" w:fill="D9E1F2"/>
           </w:tcPr>
           <w:p>
+            <w:proofErr w:type="spellStart"/>
             <w:r>
               <w:rPr>
                 <w:b/>
@@ -458,6 +493,7 @@
               </w:rPr>
               <w:t>氏名</w:t>
             </w:r>
+            <w:proofErr w:type="spellEnd"/>
           </w:p>
         </w:tc>
         <w:tc>
@@ -466,6 +502,7 @@
             <w:shd w:val="clear" w:color="auto" w:fill="D9E1F2"/>
           </w:tcPr>
           <w:p>
+            <w:proofErr w:type="spellStart"/>
             <w:r>
               <w:rPr>
                 <w:b/>
@@ -473,6 +510,7 @@
               </w:rPr>
               <w:t>受診日</w:t>
             </w:r>
+            <w:proofErr w:type="spellEnd"/>
           </w:p>
         </w:tc>
         <w:tc>
@@ -481,6 +519,7 @@
             <w:shd w:val="clear" w:color="auto" w:fill="D9E1F2"/>
           </w:tcPr>
           <w:p>
+            <w:proofErr w:type="spellStart"/>
             <w:r>
               <w:rPr>
                 <w:b/>
@@ -488,6 +527,7 @@
               </w:rPr>
               <w:t>現状</w:t>
             </w:r>
+            <w:proofErr w:type="spellEnd"/>
           </w:p>
         </w:tc>
         <w:tc>
@@ -518,24 +558,28 @@
             <w:tcW w:w="1417" w:type="dxa"/>
           </w:tcPr>
           <w:p>
+            <w:proofErr w:type="spellStart"/>
             <w:r>
               <w:rPr>
                 <w:sz w:val="18"/>
               </w:rPr>
               <w:t>塩澤</w:t>
             </w:r>
+            <w:proofErr w:type="spellEnd"/>
             <w:r>
               <w:rPr>
                 <w:sz w:val="18"/>
               </w:rPr>
               <w:t xml:space="preserve"> </w:t>
             </w:r>
+            <w:proofErr w:type="spellStart"/>
             <w:r>
               <w:rPr>
                 <w:sz w:val="18"/>
               </w:rPr>
               <w:t>裕己永さん</w:t>
             </w:r>
+            <w:proofErr w:type="spellEnd"/>
           </w:p>
         </w:tc>
         <w:tc>
@@ -660,12 +704,14 @@
             </w:r>
           </w:p>
           <w:p>
+            <w:proofErr w:type="spellStart"/>
             <w:r>
               <w:rPr>
                 <w:sz w:val="20"/>
               </w:rPr>
               <w:t>離職の可能性：低</w:t>
             </w:r>
+            <w:proofErr w:type="spellEnd"/>
           </w:p>
         </w:tc>
         <w:tc>
@@ -840,12 +886,14 @@
               </w:rPr>
               <w:t xml:space="preserve"> </w:t>
             </w:r>
+            <w:proofErr w:type="spellStart"/>
             <w:r>
               <w:rPr>
                 <w:sz w:val="18"/>
               </w:rPr>
               <w:t>宝梁さん</w:t>
             </w:r>
+            <w:proofErr w:type="spellEnd"/>
           </w:p>
         </w:tc>
         <w:tc>
@@ -956,12 +1004,14 @@
             </w:r>
           </w:p>
           <w:p>
+            <w:proofErr w:type="spellStart"/>
             <w:r>
               <w:rPr>
                 <w:sz w:val="20"/>
               </w:rPr>
               <w:t>離職の可能性：低</w:t>
             </w:r>
+            <w:proofErr w:type="spellEnd"/>
           </w:p>
         </w:tc>
         <w:tc>
@@ -1110,24 +1160,28 @@
             <w:tcW w:w="1417" w:type="dxa"/>
           </w:tcPr>
           <w:p>
+            <w:proofErr w:type="spellStart"/>
             <w:r>
               <w:rPr>
                 <w:sz w:val="18"/>
               </w:rPr>
               <w:t>佐々木</w:t>
             </w:r>
+            <w:proofErr w:type="spellEnd"/>
             <w:r>
               <w:rPr>
                 <w:sz w:val="18"/>
               </w:rPr>
               <w:t xml:space="preserve"> </w:t>
             </w:r>
+            <w:proofErr w:type="spellStart"/>
             <w:r>
               <w:rPr>
                 <w:sz w:val="18"/>
               </w:rPr>
               <w:t>麻衣さん</w:t>
             </w:r>
+            <w:proofErr w:type="spellEnd"/>
           </w:p>
         </w:tc>
         <w:tc>
@@ -1480,6 +1534,7 @@
             <w:tcW w:w="1417" w:type="dxa"/>
           </w:tcPr>
           <w:p>
+            <w:proofErr w:type="spellStart"/>
             <w:r>
               <w:rPr>
                 <w:sz w:val="18"/>
@@ -1487,18 +1542,21 @@
               <w:lastRenderedPageBreak/>
               <w:t>石渡</w:t>
             </w:r>
+            <w:proofErr w:type="spellEnd"/>
             <w:r>
               <w:rPr>
                 <w:sz w:val="18"/>
               </w:rPr>
               <w:t xml:space="preserve"> </w:t>
             </w:r>
+            <w:proofErr w:type="spellStart"/>
             <w:r>
               <w:rPr>
                 <w:sz w:val="18"/>
               </w:rPr>
               <w:t>美紀さん</w:t>
             </w:r>
+            <w:proofErr w:type="spellEnd"/>
           </w:p>
         </w:tc>
         <w:tc>
@@ -1698,24 +1756,28 @@
             <w:tcW w:w="1417" w:type="dxa"/>
           </w:tcPr>
           <w:p>
+            <w:proofErr w:type="spellStart"/>
             <w:r>
               <w:rPr>
                 <w:sz w:val="18"/>
               </w:rPr>
               <w:t>松崎</w:t>
             </w:r>
+            <w:proofErr w:type="spellEnd"/>
             <w:r>
               <w:rPr>
                 <w:sz w:val="18"/>
               </w:rPr>
               <w:t xml:space="preserve"> </w:t>
             </w:r>
+            <w:proofErr w:type="spellStart"/>
             <w:r>
               <w:rPr>
                 <w:sz w:val="18"/>
               </w:rPr>
               <w:t>幸さん</w:t>
             </w:r>
+            <w:proofErr w:type="spellEnd"/>
           </w:p>
         </w:tc>
         <w:tc>
@@ -1826,12 +1888,14 @@
             </w:r>
           </w:p>
           <w:p>
+            <w:proofErr w:type="spellStart"/>
             <w:r>
               <w:rPr>
                 <w:sz w:val="20"/>
               </w:rPr>
               <w:t>離職の可能性：低</w:t>
             </w:r>
+            <w:proofErr w:type="spellEnd"/>
           </w:p>
         </w:tc>
         <w:tc>
@@ -1909,24 +1973,28 @@
             <w:tcW w:w="1417" w:type="dxa"/>
           </w:tcPr>
           <w:p>
+            <w:proofErr w:type="spellStart"/>
             <w:r>
               <w:rPr>
                 <w:sz w:val="18"/>
               </w:rPr>
               <w:t>楠本</w:t>
             </w:r>
+            <w:proofErr w:type="spellEnd"/>
             <w:r>
               <w:rPr>
                 <w:sz w:val="18"/>
               </w:rPr>
               <w:t xml:space="preserve"> </w:t>
             </w:r>
+            <w:proofErr w:type="spellStart"/>
             <w:r>
               <w:rPr>
                 <w:sz w:val="18"/>
               </w:rPr>
               <w:t>耕大さん</w:t>
             </w:r>
+            <w:proofErr w:type="spellEnd"/>
           </w:p>
         </w:tc>
         <w:tc>
@@ -2037,12 +2105,14 @@
             </w:r>
           </w:p>
           <w:p>
+            <w:proofErr w:type="spellStart"/>
             <w:r>
               <w:rPr>
                 <w:sz w:val="20"/>
               </w:rPr>
               <w:t>離職の可能性：低</w:t>
             </w:r>
+            <w:proofErr w:type="spellEnd"/>
           </w:p>
         </w:tc>
         <w:tc>
@@ -2134,24 +2204,28 @@
             <w:tcW w:w="1417" w:type="dxa"/>
           </w:tcPr>
           <w:p>
+            <w:proofErr w:type="spellStart"/>
             <w:r>
               <w:rPr>
                 <w:sz w:val="18"/>
               </w:rPr>
               <w:t>梅田</w:t>
             </w:r>
+            <w:proofErr w:type="spellEnd"/>
             <w:r>
               <w:rPr>
                 <w:sz w:val="18"/>
               </w:rPr>
               <w:t xml:space="preserve"> </w:t>
             </w:r>
+            <w:proofErr w:type="spellStart"/>
             <w:r>
               <w:rPr>
                 <w:sz w:val="18"/>
               </w:rPr>
               <w:t>和さん</w:t>
             </w:r>
+            <w:proofErr w:type="spellEnd"/>
           </w:p>
         </w:tc>
         <w:tc>
@@ -2449,6 +2523,7 @@
             <w:tcW w:w="1417" w:type="dxa"/>
           </w:tcPr>
           <w:p>
+            <w:proofErr w:type="spellStart"/>
             <w:r>
               <w:rPr>
                 <w:sz w:val="18"/>
@@ -2456,18 +2531,21 @@
               <w:lastRenderedPageBreak/>
               <w:t>富永</w:t>
             </w:r>
+            <w:proofErr w:type="spellEnd"/>
             <w:r>
               <w:rPr>
                 <w:sz w:val="18"/>
               </w:rPr>
               <w:t xml:space="preserve"> </w:t>
             </w:r>
+            <w:proofErr w:type="spellStart"/>
             <w:r>
               <w:rPr>
                 <w:sz w:val="18"/>
               </w:rPr>
               <w:t>春菜さん</w:t>
             </w:r>
+            <w:proofErr w:type="spellEnd"/>
           </w:p>
         </w:tc>
         <w:tc>
@@ -2696,24 +2774,28 @@
             <w:tcW w:w="1417" w:type="dxa"/>
           </w:tcPr>
           <w:p>
+            <w:proofErr w:type="spellStart"/>
             <w:r>
               <w:rPr>
                 <w:sz w:val="18"/>
               </w:rPr>
               <w:t>中尾</w:t>
             </w:r>
+            <w:proofErr w:type="spellEnd"/>
             <w:r>
               <w:rPr>
                 <w:sz w:val="18"/>
               </w:rPr>
               <w:t xml:space="preserve"> </w:t>
             </w:r>
+            <w:proofErr w:type="spellStart"/>
             <w:r>
               <w:rPr>
                 <w:sz w:val="18"/>
               </w:rPr>
               <w:t>玲沙さん</w:t>
             </w:r>
+            <w:proofErr w:type="spellEnd"/>
           </w:p>
         </w:tc>
         <w:tc>
@@ -2808,24 +2890,28 @@
             <w:tcW w:w="1417" w:type="dxa"/>
           </w:tcPr>
           <w:p>
+            <w:proofErr w:type="spellStart"/>
             <w:r>
               <w:rPr>
                 <w:sz w:val="18"/>
               </w:rPr>
               <w:t>澤田</w:t>
             </w:r>
+            <w:proofErr w:type="spellEnd"/>
             <w:r>
               <w:rPr>
                 <w:sz w:val="18"/>
               </w:rPr>
               <w:t xml:space="preserve"> </w:t>
             </w:r>
+            <w:proofErr w:type="spellStart"/>
             <w:r>
               <w:rPr>
                 <w:sz w:val="18"/>
               </w:rPr>
               <w:t>香織さん</w:t>
             </w:r>
+            <w:proofErr w:type="spellEnd"/>
           </w:p>
         </w:tc>
         <w:tc>
@@ -3069,24 +3155,28 @@
             <w:tcW w:w="1417" w:type="dxa"/>
           </w:tcPr>
           <w:p>
+            <w:proofErr w:type="spellStart"/>
             <w:r>
               <w:rPr>
                 <w:sz w:val="18"/>
               </w:rPr>
               <w:t>太田</w:t>
             </w:r>
+            <w:proofErr w:type="spellEnd"/>
             <w:r>
               <w:rPr>
                 <w:sz w:val="18"/>
               </w:rPr>
               <w:t xml:space="preserve"> </w:t>
             </w:r>
+            <w:proofErr w:type="spellStart"/>
             <w:r>
               <w:rPr>
                 <w:sz w:val="18"/>
               </w:rPr>
               <w:t>毅さん</w:t>
             </w:r>
+            <w:proofErr w:type="spellEnd"/>
           </w:p>
         </w:tc>
         <w:tc>
@@ -3173,6 +3263,7 @@
     <w:p>
       <w:pPr>
         <w:rPr>
+          <w:sz w:val="20"/>
           <w:lang w:eastAsia="ja-JP"/>
         </w:rPr>
       </w:pPr>
@@ -3190,6 +3281,55 @@
           <w:lang w:eastAsia="ja-JP"/>
         </w:rPr>
         <w:t>業務量の配分に加え、一人で抱え込まずに相談できる声かけをお願いします。</w:t>
+      </w:r>
+      <w:r>
+        <w:rPr>
+          <w:sz w:val="20"/>
+          <w:lang w:eastAsia="ja-JP"/>
+        </w:rPr>
+        <w:br/>
+      </w:r>
+      <w:r>
+        <w:rPr>
+          <w:sz w:val="20"/>
+          <w:lang w:eastAsia="ja-JP"/>
+        </w:rPr>
+        <w:br/>
+      </w:r>
+      <w:r>
+        <w:rPr>
+          <w:sz w:val="20"/>
+          <w:lang w:eastAsia="ja-JP"/>
+        </w:rPr>
+        <w:t>繁忙期の残業については、多くのメンバーから話が出ており、</w:t>
+      </w:r>
+      <w:r>
+        <w:rPr>
+          <w:sz w:val="20"/>
+          <w:lang w:eastAsia="ja-JP"/>
+        </w:rPr>
+        <w:t>20</w:t>
+      </w:r>
+      <w:r>
+        <w:rPr>
+          <w:sz w:val="20"/>
+          <w:lang w:eastAsia="ja-JP"/>
+        </w:rPr>
+        <w:t>時ごろまでの残業が続く時期があるようです。</w:t>
+      </w:r>
+      <w:r>
+        <w:rPr>
+          <w:sz w:val="20"/>
+          <w:lang w:eastAsia="ja-JP"/>
+        </w:rPr>
+        <w:t>7</w:t>
+      </w:r>
+      <w:r>
+        <w:rPr>
+          <w:sz w:val="20"/>
+          <w:lang w:eastAsia="ja-JP"/>
+        </w:rPr>
+        <w:t>月には、残業が続く中で体調を崩したメンバーもいました。業務の性質上、残業をなくすことは難しいと思いますが、負担を軽くするために変えられるところがないか、一緒に考えさせてください。保健室では次期のセッションで、繁忙期にどの仕事で時間がかかっているか、何が変われば早く帰れそうかを皆さんに伺い、お名前を出さない形でご報告します。</w:t>
       </w:r>
       <w:r>
         <w:rPr>
@@ -3239,7 +3379,7 @@
           <w:sz w:val="20"/>
           <w:lang w:eastAsia="ja-JP"/>
         </w:rPr>
-        <w:t xml:space="preserve">　繁忙期の残業については、多くのメンバーから話が出ており、20時ごろまでの残業が続く時期があるようです。7月には、残業が続く中で体調を崩したメンバーもいました。業務の性質上、残業をなくすことは難しいと思いますが、負担を軽くするために変えられるところがないか、一緒に考えさせてください。保健室では次期のセッションで、繁忙期にどの仕事で時間がかかっているか、何が変われば早く帰れそうかを皆さんに伺い、お名前を出さない形でご報告します。</w:t>
+        <w:t xml:space="preserve">　</w:t>
       </w:r>
       <w:r>
         <w:rPr>
@@ -3253,14 +3393,72 @@
           <w:sz w:val="20"/>
           <w:lang w:eastAsia="ja-JP"/>
         </w:rPr>
-        <w:br/>
+        <w:t xml:space="preserve">　また、夏休みがほしいという声もありました。</w:t>
       </w:r>
       <w:r>
         <w:rPr>
           <w:sz w:val="20"/>
           <w:lang w:eastAsia="ja-JP"/>
         </w:rPr>
-        <w:t xml:space="preserve">　また、有給休暇のうち年5日を取得させることは、事務所としての義務になっています。繁忙期に入る前に、皆さんの取得状況を一度ご確認いただくと安心です。夏休みがほしいという声もありました。試験前休暇は事務所の良い取り組みです。それに加えて、「有給のうち5日は、夏休み・リフレッシュなど名前は自由に、好きな時に取ってください。できれば繁忙期は避けてもらえると助かります」と先生から一言伝えていただけると、皆さんが安心して休めると考えます。</w:t>
+        <w:t>有給休暇のうち年</w:t>
+      </w:r>
+      <w:r>
+        <w:rPr>
+          <w:sz w:val="20"/>
+          <w:lang w:eastAsia="ja-JP"/>
+        </w:rPr>
+        <w:t>5</w:t>
+      </w:r>
+      <w:r>
+        <w:rPr>
+          <w:sz w:val="20"/>
+          <w:lang w:eastAsia="ja-JP"/>
+        </w:rPr>
+        <w:t>日を取得させることは、事務所と</w:t>
+      </w:r>
+      <w:r>
+        <w:rPr>
+          <w:sz w:val="20"/>
+          <w:lang w:eastAsia="ja-JP"/>
+        </w:rPr>
+        <w:lastRenderedPageBreak/>
+        <w:t>しての義務になっています</w:t>
+      </w:r>
+      <w:r>
+        <w:rPr>
+          <w:rFonts w:hint="eastAsia"/>
+          <w:sz w:val="20"/>
+          <w:lang w:eastAsia="ja-JP"/>
+        </w:rPr>
+        <w:t>が消化はできておりますか？</w:t>
+      </w:r>
+      <w:r>
+        <w:rPr>
+          <w:sz w:val="20"/>
+          <w:lang w:eastAsia="ja-JP"/>
+        </w:rPr>
+        <w:t>繁忙期に入る前に、皆さんの取得状況を一度ご確認いただくと安心です。</w:t>
+      </w:r>
+      <w:r>
+        <w:rPr>
+          <w:sz w:val="20"/>
+          <w:lang w:eastAsia="ja-JP"/>
+        </w:rPr>
+        <w:t>試験前休暇は事務所の良い取り組みです。それに加えて、「有給のうち</w:t>
+      </w:r>
+      <w:r>
+        <w:rPr>
+          <w:sz w:val="20"/>
+          <w:lang w:eastAsia="ja-JP"/>
+        </w:rPr>
+        <w:t>5</w:t>
+      </w:r>
+      <w:r>
+        <w:rPr>
+          <w:sz w:val="20"/>
+          <w:lang w:eastAsia="ja-JP"/>
+        </w:rPr>
+        <w:t>日は、夏休み・リフレッシュなど名前は自由に、好きな時に取ってください。できれば繁忙期は避けてもらえると助かります」と先生から一言伝えていただけると、皆さんが安心して休めると考えます。</w:t>
       </w:r>
       <w:r>
         <w:rPr>
@@ -3316,15 +3514,7 @@
           <w:sz w:val="20"/>
           <w:lang w:eastAsia="ja-JP"/>
         </w:rPr>
-        <w:t>月の試験結果の発表は、合格した人とそうでなかった人が同じ職場にいる時期です。合格し</w:t>
-      </w:r>
-      <w:r>
-        <w:rPr>
-          <w:sz w:val="20"/>
-          <w:lang w:eastAsia="ja-JP"/>
-        </w:rPr>
-        <w:lastRenderedPageBreak/>
-        <w:t>たメンバーをお祝いしつつ、そうでなかったメンバーにも声をかけていただけると、事務所全体の安心につながると考えます。</w:t>
+        <w:t>月の試験結果の発表は、合格した人とそうでなかった人が同じ職場にいる時期です。合格したメンバーをお祝いしつつ、そうでなかったメンバーにも声をかけていただけると、事務所全体の安心につながると考えます。</w:t>
       </w:r>
       <w:r>
         <w:rPr>

--- a/20_Projects/企業のオンライン保健室/顧客/杉山耕一税理士事務所/02_報告会記録/杉山耕一税理士事務所_2026年7-9月_総括報告書.docx
+++ b/20_Projects/企業のオンライン保健室/顧客/杉山耕一税理士事務所/02_報告会記録/杉山耕一税理士事務所_2026年7-9月_総括報告書.docx
@@ -3272,15 +3272,7 @@
           <w:sz w:val="20"/>
           <w:lang w:eastAsia="ja-JP"/>
         </w:rPr>
-        <w:t>佐々木さんの体調は引き続き注視が必要です。</w:t>
-      </w:r>
-      <w:r>
-        <w:rPr>
-          <w:rFonts w:hint="eastAsia"/>
-          <w:sz w:val="20"/>
-          <w:lang w:eastAsia="ja-JP"/>
-        </w:rPr>
-        <w:t>業務量の配分に加え、一人で抱え込まずに相談できる声かけをお願いします。</w:t>
+        <w:t xml:space="preserve">　7〜9月のセッションでは、「先生を信頼している」「事務所は風通しがよく、先輩が得意なところを言葉にしてくれる」「困ったときに先生に相談できる」という声が多く聞かれました。試験前休暇があることも含め、試験に挑戦するメンバーを事務所全体で支える土台ができていると感じています。</w:t>
       </w:r>
       <w:r>
         <w:rPr>
@@ -3301,35 +3293,7 @@
           <w:sz w:val="20"/>
           <w:lang w:eastAsia="ja-JP"/>
         </w:rPr>
-        <w:t>繁忙期の残業については、多くのメンバーから話が出ており、</w:t>
-      </w:r>
-      <w:r>
-        <w:rPr>
-          <w:sz w:val="20"/>
-          <w:lang w:eastAsia="ja-JP"/>
-        </w:rPr>
-        <w:t>20</w:t>
-      </w:r>
-      <w:r>
-        <w:rPr>
-          <w:sz w:val="20"/>
-          <w:lang w:eastAsia="ja-JP"/>
-        </w:rPr>
-        <w:t>時ごろまでの残業が続く時期があるようです。</w:t>
-      </w:r>
-      <w:r>
-        <w:rPr>
-          <w:sz w:val="20"/>
-          <w:lang w:eastAsia="ja-JP"/>
-        </w:rPr>
-        <w:t>7</w:t>
-      </w:r>
-      <w:r>
-        <w:rPr>
-          <w:sz w:val="20"/>
-          <w:lang w:eastAsia="ja-JP"/>
-        </w:rPr>
-        <w:t>月には、残業が続く中で体調を崩したメンバーもいました。業務の性質上、残業をなくすことは難しいと思いますが、負担を軽くするために変えられるところがないか、一緒に考えさせてください。保健室では次期のセッションで、繁忙期にどの仕事で時間がかかっているか、何が変われば早く帰れそうかを皆さんに伺い、お名前を出さない形でご報告します。</w:t>
+        <w:t xml:space="preserve">　佐々木さんの体調は、引き続き見守りが必要です。業務量の配分に加え、一人で抱え込まずに相談できるよう、折に触れて声をかけていただけると心強いです。</w:t>
       </w:r>
       <w:r>
         <w:rPr>
@@ -3350,15 +3314,7 @@
           <w:sz w:val="20"/>
           <w:lang w:eastAsia="ja-JP"/>
         </w:rPr>
-        <w:t xml:space="preserve">　お客様の資料提出の遅れが残業の原因、という声が複数ありました。期限までに進み具合を確認しているメンバーは、残業が少なく済んでいます。この工夫を事務所内で共有すると、全体の負担を減らせる可能性があります。提出が遅れるお客様への受け止め方はメンバーによって差があり、お客様の事情を聞きながら進めているメンバーほど、負担が少ない様子です。お客様対応の考え方を事務所として揃えていただくことが、メンバーの負担軽減にもつながると考えます。</w:t>
-      </w:r>
-      <w:r>
-        <w:rPr>
-          <w:rFonts w:hint="eastAsia"/>
-          <w:sz w:val="20"/>
-          <w:lang w:eastAsia="ja-JP"/>
-        </w:rPr>
-        <w:t>あわせて、お客様からの資料や回答を待つ間に、先に進められる作業を進めながら回答を促す、といった進め方を事務所ではされていますか。業務の性質上、回答がないと進められないものかどうかを教えていただけると、メンバーからのご相談に、より合った形でお応えできます。</w:t>
+        <w:t xml:space="preserve">　繁忙期は20時ごろまでの残業が続く時期があり、7月は残業が続く中で体調を崩したメンバーもいました。お客様からの資料提出の遅れが主な原因、という声が複数あります。一方で、期限までに進み具合を確認しているメンバーは、負担をあまり感じていない様子でした。保健室では次期のセッションで、繁忙期に時間がかかっている仕事と、負担を軽くできそうな所を皆さんに伺い、お名前を出さない形でご報告します。</w:t>
       </w:r>
       <w:r>
         <w:rPr>
@@ -3379,86 +3335,7 @@
           <w:sz w:val="20"/>
           <w:lang w:eastAsia="ja-JP"/>
         </w:rPr>
-        <w:t xml:space="preserve">　</w:t>
-      </w:r>
-      <w:r>
-        <w:rPr>
-          <w:sz w:val="20"/>
-          <w:lang w:eastAsia="ja-JP"/>
-        </w:rPr>
-        <w:br/>
-      </w:r>
-      <w:r>
-        <w:rPr>
-          <w:sz w:val="20"/>
-          <w:lang w:eastAsia="ja-JP"/>
-        </w:rPr>
-        <w:t xml:space="preserve">　また、夏休みがほしいという声もありました。</w:t>
-      </w:r>
-      <w:r>
-        <w:rPr>
-          <w:sz w:val="20"/>
-          <w:lang w:eastAsia="ja-JP"/>
-        </w:rPr>
-        <w:t>有給休暇のうち年</w:t>
-      </w:r>
-      <w:r>
-        <w:rPr>
-          <w:sz w:val="20"/>
-          <w:lang w:eastAsia="ja-JP"/>
-        </w:rPr>
-        <w:t>5</w:t>
-      </w:r>
-      <w:r>
-        <w:rPr>
-          <w:sz w:val="20"/>
-          <w:lang w:eastAsia="ja-JP"/>
-        </w:rPr>
-        <w:t>日を取得させることは、事務所と</w:t>
-      </w:r>
-      <w:r>
-        <w:rPr>
-          <w:sz w:val="20"/>
-          <w:lang w:eastAsia="ja-JP"/>
-        </w:rPr>
-        <w:lastRenderedPageBreak/>
-        <w:t>しての義務になっています</w:t>
-      </w:r>
-      <w:r>
-        <w:rPr>
-          <w:rFonts w:hint="eastAsia"/>
-          <w:sz w:val="20"/>
-          <w:lang w:eastAsia="ja-JP"/>
-        </w:rPr>
-        <w:t>が消化はできておりますか？</w:t>
-      </w:r>
-      <w:r>
-        <w:rPr>
-          <w:sz w:val="20"/>
-          <w:lang w:eastAsia="ja-JP"/>
-        </w:rPr>
-        <w:t>繁忙期に入る前に、皆さんの取得状況を一度ご確認いただくと安心です。</w:t>
-      </w:r>
-      <w:r>
-        <w:rPr>
-          <w:sz w:val="20"/>
-          <w:lang w:eastAsia="ja-JP"/>
-        </w:rPr>
-        <w:t>試験前休暇は事務所の良い取り組みです。それに加えて、「有給のうち</w:t>
-      </w:r>
-      <w:r>
-        <w:rPr>
-          <w:sz w:val="20"/>
-          <w:lang w:eastAsia="ja-JP"/>
-        </w:rPr>
-        <w:t>5</w:t>
-      </w:r>
-      <w:r>
-        <w:rPr>
-          <w:sz w:val="20"/>
-          <w:lang w:eastAsia="ja-JP"/>
-        </w:rPr>
-        <w:t>日は、夏休み・リフレッシュなど名前は自由に、好きな時に取ってください。できれば繁忙期は避けてもらえると助かります」と先生から一言伝えていただけると、皆さんが安心して休めると考えます。</w:t>
+        <w:t xml:space="preserve">　夏休みがほしいという声もありました。繁忙期の前は、有給休暇の年5日の取得状況を確認しておくのにちょうどよい時期です。「有給のうち5日は、夏休み・リフレッシュなど名前は自由に、好きな時に取ってください。できれば繁忙期は避けてもらえると助かります」と先生から一言いただけると、皆さんが安心して休めると思います。</w:t>
       </w:r>
       <w:r>
         <w:rPr>
@@ -3479,7 +3356,7 @@
           <w:sz w:val="20"/>
           <w:lang w:eastAsia="ja-JP"/>
         </w:rPr>
-        <w:t xml:space="preserve">　先生が示す確認の範囲と、メンバーが必要と考える確認の範囲にずれがあり、残業につながっている場面が見られます。確認で見つかったミスの件数や内容を記録し、どこまで確認するかを先生とメンバーで話し合っていただくと、安心と効率の両方を保てると考えます。</w:t>
+        <w:t xml:space="preserve">　12月の試験結果の発表は、合格した人とそうでなかった人が同じ職場にいる時期です。合格したメンバーへのお祝いとあわせて、そうでなかったメンバーにもひと声かけていただけると、事務所全体の安心につながります。</w:t>
       </w:r>
       <w:r>
         <w:rPr>
@@ -3500,57 +3377,7 @@
           <w:sz w:val="20"/>
           <w:lang w:eastAsia="ja-JP"/>
         </w:rPr>
-        <w:t xml:space="preserve">　試験の勉強と実務が結びつかなくて苦しい、という声が複数ありました。保健室では、行き詰まったときに何が足りないかを本人が整理し、自分で次の一歩を決められるよう支援しています。あわせて、先生のご経験から、試験の内容が実務でどう役に立ったかをお話しいただけると、勉強の意味づけになると考えます。</w:t>
-      </w:r>
-      <w:r>
-        <w:rPr>
-          <w:sz w:val="20"/>
-          <w:lang w:eastAsia="ja-JP"/>
-        </w:rPr>
-        <w:t>12</w:t>
-      </w:r>
-      <w:r>
-        <w:rPr>
-          <w:sz w:val="20"/>
-          <w:lang w:eastAsia="ja-JP"/>
-        </w:rPr>
-        <w:t>月の試験結果の発表は、合格した人とそうでなかった人が同じ職場にいる時期です。合格したメンバーをお祝いしつつ、そうでなかったメンバーにも声をかけていただけると、事務所全体の安心につながると考えます。</w:t>
-      </w:r>
-      <w:r>
-        <w:rPr>
-          <w:sz w:val="20"/>
-          <w:lang w:eastAsia="ja-JP"/>
-        </w:rPr>
-        <w:br/>
-      </w:r>
-      <w:r>
-        <w:rPr>
-          <w:sz w:val="20"/>
-          <w:lang w:eastAsia="ja-JP"/>
-        </w:rPr>
-        <w:br/>
-      </w:r>
-      <w:r>
-        <w:rPr>
-          <w:sz w:val="20"/>
-          <w:lang w:eastAsia="ja-JP"/>
-        </w:rPr>
-        <w:t xml:space="preserve">　中尾さんの退職に伴い、新しい方を対象に加えるかを含め、今後の進め方（梅田さんの関わり方を含む）をご相談させてください。</w:t>
-      </w:r>
-      <w:r>
-        <w:rPr>
-          <w:rFonts w:hint="eastAsia"/>
-          <w:sz w:val="20"/>
-          <w:lang w:eastAsia="ja-JP"/>
-        </w:rPr>
-        <w:t>あわせて、事務所として保健室をどのように位置づけていらっしゃるか（勤務時間内の利用の扱いなど）も確認させてください。</w:t>
-      </w:r>
-      <w:r>
-        <w:rPr>
-          <w:sz w:val="20"/>
-          <w:lang w:eastAsia="ja-JP"/>
-        </w:rPr>
-        <w:t>引き続きよろしくお願いいたします。</w:t>
+        <w:t xml:space="preserve">　中尾さんの退職に伴い、新しい方を対象に加えるかを含め、今後の進め方（梅田さんの関わり方を含む）をご相談させてください。引き続きよろしくお願いいたします。</w:t>
       </w:r>
     </w:p>
     <w:p>
